--- a/empath_LAN.docx
+++ b/empath_LAN.docx
@@ -58,14 +58,246 @@
         <w:jc w:val="left"/>
         <w:rPr>
           <w:rFonts w:ascii="Arial" w:hAnsi="Arial"/>
-        </w:rPr>
-      </w:pPr>
-      <w:r>
-        <w:rPr>
-          <w:rFonts w:ascii="Arial" w:hAnsi="Arial"/>
+          <w:b/>
+          <w:bCs/>
+        </w:rPr>
+      </w:pPr>
+      <w:r>
+        <w:rPr>
+          <w:rFonts w:ascii="Arial" w:hAnsi="Arial"/>
+          <w:b/>
+          <w:bCs/>
+        </w:rPr>
+        <w:t>Table of Contents:</w:t>
+      </w:r>
+    </w:p>
+    <w:p>
+      <w:pPr>
+        <w:pStyle w:val="Normal"/>
+        <w:bidi w:val="0"/>
+        <w:jc w:val="left"/>
+        <w:rPr>
+          <w:rFonts w:ascii="Arial" w:hAnsi="Arial"/>
+        </w:rPr>
+      </w:pPr>
+      <w:r>
+        <w:rPr>
+          <w:rFonts w:ascii="Arial" w:hAnsi="Arial"/>
+        </w:rPr>
+        <w:t xml:space="preserve">  </w:t>
+      </w:r>
+      <w:r>
+        <w:rPr>
+          <w:rFonts w:ascii="Arial" w:hAnsi="Arial"/>
+        </w:rPr>
+        <w:t>1) Internal router configuration</w:t>
+      </w:r>
+    </w:p>
+    <w:p>
+      <w:pPr>
+        <w:pStyle w:val="Normal"/>
+        <w:bidi w:val="0"/>
+        <w:jc w:val="left"/>
+        <w:rPr>
+          <w:rFonts w:ascii="Arial" w:hAnsi="Arial"/>
+        </w:rPr>
+      </w:pPr>
+      <w:r>
+        <w:rPr>
+          <w:rFonts w:ascii="Arial" w:hAnsi="Arial"/>
+        </w:rPr>
+        <w:t xml:space="preserve">  </w:t>
+      </w:r>
+      <w:r>
+        <w:rPr>
+          <w:rFonts w:ascii="Arial" w:hAnsi="Arial"/>
+        </w:rPr>
+        <w:t>2) DMZ router configuration</w:t>
+      </w:r>
+    </w:p>
+    <w:p>
+      <w:pPr>
+        <w:pStyle w:val="Normal"/>
+        <w:bidi w:val="0"/>
+        <w:jc w:val="left"/>
+        <w:rPr>
+          <w:rFonts w:ascii="Arial" w:hAnsi="Arial"/>
+        </w:rPr>
+      </w:pPr>
+      <w:r>
+        <w:rPr>
+          <w:rFonts w:ascii="Arial" w:hAnsi="Arial"/>
+        </w:rPr>
+        <w:t xml:space="preserve">  </w:t>
+      </w:r>
+      <w:r>
+        <w:rPr>
+          <w:rFonts w:ascii="Arial" w:hAnsi="Arial"/>
+        </w:rPr>
+        <w:t>3) VPN configuration</w:t>
+      </w:r>
+    </w:p>
+    <w:p>
+      <w:pPr>
+        <w:pStyle w:val="Normal"/>
+        <w:bidi w:val="0"/>
+        <w:jc w:val="left"/>
+        <w:rPr>
+          <w:rFonts w:ascii="Arial" w:hAnsi="Arial"/>
+        </w:rPr>
+      </w:pPr>
+      <w:r>
+        <w:rPr>
+          <w:rFonts w:ascii="Arial" w:hAnsi="Arial"/>
+        </w:rPr>
+        <w:t xml:space="preserve">  </w:t>
+      </w:r>
+      <w:r>
+        <w:rPr>
+          <w:rFonts w:ascii="Arial" w:hAnsi="Arial"/>
+        </w:rPr>
+        <w:t xml:space="preserve">4) </w:t>
+      </w:r>
+      <w:r>
+        <w:rPr>
+          <w:rFonts w:ascii="Arial" w:hAnsi="Arial"/>
+        </w:rPr>
+        <w:t>Azure Resources</w:t>
+      </w:r>
+    </w:p>
+    <w:p>
+      <w:pPr>
+        <w:pStyle w:val="Normal"/>
+        <w:bidi w:val="0"/>
+        <w:jc w:val="left"/>
+        <w:rPr>
+          <w:rFonts w:ascii="Arial" w:hAnsi="Arial"/>
+        </w:rPr>
+      </w:pPr>
+      <w:r>
+        <w:rPr>
+          <w:rFonts w:ascii="Arial" w:hAnsi="Arial"/>
+        </w:rPr>
+        <w:t xml:space="preserve">  </w:t>
+      </w:r>
+      <w:r>
+        <w:rPr>
+          <w:rFonts w:ascii="Arial" w:hAnsi="Arial"/>
+        </w:rPr>
+        <w:t>5) LAN Topology</w:t>
+      </w:r>
+    </w:p>
+    <w:p>
+      <w:pPr>
+        <w:pStyle w:val="Normal"/>
+        <w:bidi w:val="0"/>
+        <w:jc w:val="left"/>
+        <w:rPr>
+          <w:rFonts w:ascii="Arial" w:hAnsi="Arial"/>
+        </w:rPr>
+      </w:pPr>
+      <w:r>
+        <w:rPr>
+          <w:rFonts w:ascii="Arial" w:hAnsi="Arial"/>
+        </w:rPr>
+        <w:t xml:space="preserve">  </w:t>
+      </w:r>
+      <w:r>
+        <w:rPr>
+          <w:rFonts w:ascii="Arial" w:hAnsi="Arial"/>
+        </w:rPr>
+        <w:t>6</w:t>
+      </w:r>
+      <w:r>
+        <w:rPr>
+          <w:rFonts w:ascii="Arial" w:hAnsi="Arial"/>
+        </w:rPr>
+        <w:t xml:space="preserve">) Wazuh </w:t>
+      </w:r>
+      <w:r>
+        <w:rPr>
+          <w:rFonts w:ascii="Arial" w:hAnsi="Arial"/>
+        </w:rPr>
+        <w:t xml:space="preserve">Installation </w:t>
+      </w:r>
+      <w:r>
+        <w:rPr>
+          <w:rFonts w:ascii="Arial" w:hAnsi="Arial"/>
+        </w:rPr>
+        <w:t>(SEIM)</w:t>
+      </w:r>
+    </w:p>
+    <w:p>
+      <w:pPr>
+        <w:pStyle w:val="Normal"/>
+        <w:bidi w:val="0"/>
+        <w:jc w:val="left"/>
+        <w:rPr>
+          <w:rFonts w:ascii="Arial" w:hAnsi="Arial"/>
+        </w:rPr>
+      </w:pPr>
+      <w:r>
+        <w:rPr>
+          <w:rFonts w:ascii="Arial" w:hAnsi="Arial"/>
+        </w:rPr>
+      </w:r>
+    </w:p>
+    <w:p>
+      <w:pPr>
+        <w:pStyle w:val="Normal"/>
+        <w:bidi w:val="0"/>
+        <w:jc w:val="left"/>
+        <w:rPr>
+          <w:rFonts w:ascii="Arial" w:hAnsi="Arial"/>
+        </w:rPr>
+      </w:pPr>
+      <w:r>
+        <w:rPr>
+          <w:rFonts w:ascii="Arial" w:hAnsi="Arial"/>
+        </w:rPr>
+      </w:r>
+    </w:p>
+    <w:p>
+      <w:pPr>
+        <w:pStyle w:val="Normal"/>
+        <w:bidi w:val="0"/>
+        <w:jc w:val="left"/>
+        <w:rPr>
+          <w:rFonts w:ascii="Arial" w:hAnsi="Arial"/>
+        </w:rPr>
+      </w:pPr>
+      <w:r>
+        <w:rPr>
+          <w:rFonts w:ascii="Arial" w:hAnsi="Arial"/>
+        </w:rPr>
+      </w:r>
+    </w:p>
+    <w:p>
+      <w:pPr>
+        <w:pStyle w:val="Normal"/>
+        <w:bidi w:val="0"/>
+        <w:jc w:val="left"/>
+        <w:rPr>
+          <w:b/>
+          <w:bCs/>
+        </w:rPr>
+      </w:pPr>
+      <w:r>
+        <w:rPr>
+          <w:rFonts w:ascii="Arial" w:hAnsi="Arial"/>
+          <w:b/>
+          <w:bCs/>
         </w:rPr>
         <w:t>I. INTERNAL ROUTER CONFIG</w:t>
       </w:r>
+      <w:r>
+        <w:rPr>
+          <w:rFonts w:ascii="Arial" w:hAnsi="Arial"/>
+          <w:b/>
+          <w:bCs/>
+        </w:rPr>
+        <w:t>URATION</w:t>
+      </w:r>
     </w:p>
     <w:p>
       <w:pPr>
@@ -525,15 +757,26 @@
         <w:bidi w:val="0"/>
         <w:jc w:val="left"/>
         <w:rPr>
-          <w:rFonts w:ascii="Arial" w:hAnsi="Arial"/>
-        </w:rPr>
-      </w:pPr>
-      <w:r>
-        <w:rPr>
-          <w:rFonts w:ascii="Arial" w:hAnsi="Arial"/>
+          <w:b/>
+          <w:bCs/>
+        </w:rPr>
+      </w:pPr>
+      <w:r>
+        <w:rPr>
+          <w:rFonts w:ascii="Arial" w:hAnsi="Arial"/>
+          <w:b/>
+          <w:bCs/>
         </w:rPr>
         <w:t>II. DMZ ROUTER CONFIG</w:t>
       </w:r>
+      <w:r>
+        <w:rPr>
+          <w:rFonts w:ascii="Arial" w:hAnsi="Arial"/>
+          <w:b/>
+          <w:bCs/>
+        </w:rPr>
+        <w:t>URATION</w:t>
+      </w:r>
     </w:p>
     <w:p>
       <w:pPr>
@@ -959,15 +1202,29 @@
         <w:pStyle w:val="Normal"/>
         <w:bidi w:val="0"/>
         <w:jc w:val="left"/>
-        <w:rPr>
-          <w:rFonts w:ascii="Arial" w:hAnsi="Arial"/>
-        </w:rPr>
-      </w:pPr>
-      <w:r>
-        <w:rPr>
-          <w:rFonts w:ascii="Arial" w:hAnsi="Arial"/>
-        </w:rPr>
-        <w:t>III. Azure VPN Configuration</w:t>
+        <w:rPr/>
+      </w:pPr>
+      <w:r>
+        <w:rPr/>
+      </w:r>
+    </w:p>
+    <w:p>
+      <w:pPr>
+        <w:pStyle w:val="Normal"/>
+        <w:bidi w:val="0"/>
+        <w:jc w:val="left"/>
+        <w:rPr>
+          <w:b/>
+          <w:bCs/>
+        </w:rPr>
+      </w:pPr>
+      <w:r>
+        <w:rPr>
+          <w:rFonts w:ascii="Arial" w:hAnsi="Arial"/>
+          <w:b/>
+          <w:bCs/>
+        </w:rPr>
+        <w:t>III. VPN Configuration</w:t>
       </w:r>
     </w:p>
     <w:p>
@@ -1077,254 +1334,36 @@
         <w:rPr>
           <w:rFonts w:ascii="Arial" w:hAnsi="Arial"/>
         </w:rPr>
-        <w:t>// router syntax //</w:t>
-      </w:r>
-    </w:p>
-    <w:p>
-      <w:pPr>
-        <w:pStyle w:val="Normal"/>
-        <w:bidi w:val="0"/>
-        <w:jc w:val="left"/>
-        <w:rPr>
-          <w:rFonts w:ascii="Arial" w:hAnsi="Arial"/>
-        </w:rPr>
-      </w:pPr>
-      <w:r>
-        <w:rPr>
-          <w:rFonts w:ascii="Arial" w:hAnsi="Arial"/>
-        </w:rPr>
-      </w:r>
-    </w:p>
-    <w:p>
-      <w:pPr>
-        <w:pStyle w:val="Normal"/>
-        <w:bidi w:val="0"/>
-        <w:jc w:val="left"/>
-        <w:rPr>
-          <w:rFonts w:ascii="Consolas" w:hAnsi="Consolas"/>
-        </w:rPr>
-      </w:pPr>
-      <w:r>
-        <w:rPr>
-          <w:rFonts w:ascii="Consolas" w:hAnsi="Consolas"/>
-        </w:rPr>
-        <w:t># crypto ikev2 proposal AZURE-PROP</w:t>
-      </w:r>
-    </w:p>
-    <w:p>
-      <w:pPr>
-        <w:pStyle w:val="Normal"/>
-        <w:bidi w:val="0"/>
-        <w:jc w:val="left"/>
-        <w:rPr>
-          <w:rFonts w:ascii="Consolas" w:hAnsi="Consolas"/>
-        </w:rPr>
-      </w:pPr>
-      <w:r>
-        <w:rPr>
-          <w:rFonts w:ascii="Consolas" w:hAnsi="Consolas"/>
-        </w:rPr>
-        <w:t xml:space="preserve"> </w:t>
-      </w:r>
-      <w:r>
-        <w:rPr>
-          <w:rFonts w:ascii="Consolas" w:hAnsi="Consolas"/>
-        </w:rPr>
-        <w:t># encryption aes-cbc-256</w:t>
-      </w:r>
-    </w:p>
-    <w:p>
-      <w:pPr>
-        <w:pStyle w:val="Normal"/>
-        <w:bidi w:val="0"/>
-        <w:jc w:val="left"/>
-        <w:rPr>
-          <w:rFonts w:ascii="Consolas" w:hAnsi="Consolas"/>
-        </w:rPr>
-      </w:pPr>
-      <w:r>
-        <w:rPr>
-          <w:rFonts w:ascii="Consolas" w:hAnsi="Consolas"/>
-        </w:rPr>
-        <w:t xml:space="preserve"> </w:t>
-      </w:r>
-      <w:r>
-        <w:rPr>
-          <w:rFonts w:ascii="Consolas" w:hAnsi="Consolas"/>
-        </w:rPr>
-        <w:t># integrity sha256</w:t>
-      </w:r>
-    </w:p>
-    <w:p>
-      <w:pPr>
-        <w:pStyle w:val="Normal"/>
-        <w:bidi w:val="0"/>
-        <w:jc w:val="left"/>
-        <w:rPr>
-          <w:rFonts w:ascii="Consolas" w:hAnsi="Consolas"/>
-        </w:rPr>
-      </w:pPr>
-      <w:r>
-        <w:rPr>
-          <w:rFonts w:ascii="Consolas" w:hAnsi="Consolas"/>
-        </w:rPr>
-        <w:t xml:space="preserve"> </w:t>
-      </w:r>
-      <w:r>
-        <w:rPr>
-          <w:rFonts w:ascii="Consolas" w:hAnsi="Consolas"/>
-        </w:rPr>
-        <w:t># group 14</w:t>
-      </w:r>
-    </w:p>
-    <w:p>
-      <w:pPr>
-        <w:pStyle w:val="Normal"/>
-        <w:bidi w:val="0"/>
-        <w:jc w:val="left"/>
-        <w:rPr>
-          <w:rFonts w:ascii="Consolas" w:hAnsi="Consolas"/>
-        </w:rPr>
-      </w:pPr>
-      <w:r>
-        <w:rPr>
-          <w:rFonts w:ascii="Consolas" w:hAnsi="Consolas"/>
-        </w:rPr>
-      </w:r>
-    </w:p>
-    <w:p>
-      <w:pPr>
-        <w:pStyle w:val="Normal"/>
-        <w:bidi w:val="0"/>
-        <w:jc w:val="left"/>
-        <w:rPr>
-          <w:rFonts w:ascii="Consolas" w:hAnsi="Consolas"/>
-        </w:rPr>
-      </w:pPr>
-      <w:r>
-        <w:rPr>
-          <w:rFonts w:ascii="Consolas" w:hAnsi="Consolas"/>
-        </w:rPr>
-        <w:t># crypto ikev2 policy AZURE-POL</w:t>
-      </w:r>
-    </w:p>
-    <w:p>
-      <w:pPr>
-        <w:pStyle w:val="Normal"/>
-        <w:bidi w:val="0"/>
-        <w:jc w:val="left"/>
-        <w:rPr>
-          <w:rFonts w:ascii="Consolas" w:hAnsi="Consolas"/>
-        </w:rPr>
-      </w:pPr>
-      <w:r>
-        <w:rPr>
-          <w:rFonts w:ascii="Consolas" w:hAnsi="Consolas"/>
-        </w:rPr>
-        <w:t xml:space="preserve"> </w:t>
-      </w:r>
-      <w:r>
-        <w:rPr>
-          <w:rFonts w:ascii="Consolas" w:hAnsi="Consolas"/>
-        </w:rPr>
-        <w:t># proposal AZURE-PROP</w:t>
-      </w:r>
-    </w:p>
-    <w:p>
-      <w:pPr>
-        <w:pStyle w:val="Normal"/>
-        <w:bidi w:val="0"/>
-        <w:jc w:val="left"/>
-        <w:rPr>
-          <w:rFonts w:ascii="Consolas" w:hAnsi="Consolas"/>
-        </w:rPr>
-      </w:pPr>
-      <w:r>
-        <w:rPr>
-          <w:rFonts w:ascii="Consolas" w:hAnsi="Consolas"/>
-        </w:rPr>
-      </w:r>
-    </w:p>
-    <w:p>
-      <w:pPr>
-        <w:pStyle w:val="Normal"/>
-        <w:bidi w:val="0"/>
-        <w:jc w:val="left"/>
-        <w:rPr>
-          <w:rFonts w:ascii="Consolas" w:hAnsi="Consolas"/>
-        </w:rPr>
-      </w:pPr>
-      <w:r>
-        <w:rPr>
-          <w:rFonts w:ascii="Consolas" w:hAnsi="Consolas"/>
-        </w:rPr>
-        <w:t># crypto ikev2 keyring AZURE-KEY</w:t>
-      </w:r>
-    </w:p>
-    <w:p>
-      <w:pPr>
-        <w:pStyle w:val="Normal"/>
-        <w:bidi w:val="0"/>
-        <w:jc w:val="left"/>
-        <w:rPr>
-          <w:rFonts w:ascii="Consolas" w:hAnsi="Consolas"/>
-        </w:rPr>
-      </w:pPr>
-      <w:r>
-        <w:rPr>
-          <w:rFonts w:ascii="Consolas" w:hAnsi="Consolas"/>
-        </w:rPr>
-        <w:t xml:space="preserve"> </w:t>
-      </w:r>
-      <w:r>
-        <w:rPr>
-          <w:rFonts w:ascii="Consolas" w:hAnsi="Consolas"/>
-        </w:rPr>
-        <w:t># peer AZURE-GW</w:t>
-      </w:r>
-    </w:p>
-    <w:p>
-      <w:pPr>
-        <w:pStyle w:val="Normal"/>
-        <w:bidi w:val="0"/>
-        <w:jc w:val="left"/>
-        <w:rPr>
-          <w:rFonts w:ascii="Consolas" w:hAnsi="Consolas"/>
-        </w:rPr>
-      </w:pPr>
-      <w:r>
-        <w:rPr>
-          <w:rFonts w:ascii="Consolas" w:hAnsi="Consolas"/>
-        </w:rPr>
-        <w:t xml:space="preserve">  </w:t>
-      </w:r>
-      <w:r>
-        <w:rPr>
-          <w:rFonts w:ascii="Consolas" w:hAnsi="Consolas"/>
-        </w:rPr>
-        <w:t># address [Azure_Gateway_Public_IP]</w:t>
-      </w:r>
-    </w:p>
-    <w:p>
-      <w:pPr>
-        <w:pStyle w:val="Normal"/>
-        <w:bidi w:val="0"/>
-        <w:jc w:val="left"/>
-        <w:rPr>
-          <w:rFonts w:ascii="Consolas" w:hAnsi="Consolas"/>
-        </w:rPr>
-      </w:pPr>
-      <w:r>
-        <w:rPr>
-          <w:rFonts w:ascii="Consolas" w:hAnsi="Consolas"/>
-        </w:rPr>
-        <w:t xml:space="preserve">  </w:t>
-      </w:r>
-      <w:r>
-        <w:rPr>
-          <w:rFonts w:ascii="Consolas" w:hAnsi="Consolas"/>
-        </w:rPr>
-        <w:t># pre-shared-key Your_Strong_Secret_Key</w:t>
+      </w:r>
+    </w:p>
+    <w:p>
+      <w:pPr>
+        <w:pStyle w:val="Normal"/>
+        <w:bidi w:val="0"/>
+        <w:jc w:val="left"/>
+        <w:rPr>
+          <w:rFonts w:ascii="Arial" w:hAnsi="Arial"/>
+        </w:rPr>
+      </w:pPr>
+      <w:r>
+        <w:rPr>
+          <w:rFonts w:ascii="Arial" w:hAnsi="Arial"/>
+        </w:rPr>
+      </w:r>
+    </w:p>
+    <w:p>
+      <w:pPr>
+        <w:pStyle w:val="Normal"/>
+        <w:bidi w:val="0"/>
+        <w:jc w:val="left"/>
+        <w:rPr>
+          <w:rFonts w:ascii="Arial" w:hAnsi="Arial"/>
+        </w:rPr>
+      </w:pPr>
+      <w:r>
+        <w:rPr>
+          <w:rFonts w:ascii="Arial" w:hAnsi="Arial"/>
+        </w:rPr>
       </w:r>
     </w:p>
     <w:p>
@@ -1371,13 +1410,13 @@
           <w:rFonts w:ascii="Arial" w:hAnsi="Arial"/>
         </w:rPr>
         <w:drawing>
-          <wp:anchor behindDoc="0" distT="0" distB="0" distL="0" distR="0" simplePos="0" locked="0" layoutInCell="0" allowOverlap="1" relativeHeight="17">
+          <wp:anchor behindDoc="0" distT="0" distB="0" distL="0" distR="0" simplePos="0" locked="0" layoutInCell="0" allowOverlap="1" relativeHeight="16">
             <wp:simplePos x="0" y="0"/>
             <wp:positionH relativeFrom="column">
               <wp:posOffset>217170</wp:posOffset>
             </wp:positionH>
             <wp:positionV relativeFrom="paragraph">
-              <wp:posOffset>99695</wp:posOffset>
+              <wp:posOffset>92075</wp:posOffset>
             </wp:positionV>
             <wp:extent cx="6332220" cy="5748020"/>
             <wp:effectExtent l="0" t="0" r="0" b="0"/>
@@ -1964,68 +2003,320 @@
         <w:bidi w:val="0"/>
         <w:jc w:val="left"/>
         <w:rPr>
-          <w:rFonts w:ascii="Arial" w:hAnsi="Arial"/>
-        </w:rPr>
-      </w:pPr>
-      <w:r>
-        <w:rPr>
-          <w:rFonts w:ascii="Arial" w:hAnsi="Arial"/>
-        </w:rPr>
-      </w:r>
-    </w:p>
-    <w:p>
-      <w:pPr>
-        <w:pStyle w:val="Normal"/>
-        <w:bidi w:val="0"/>
-        <w:jc w:val="left"/>
-        <w:rPr>
-          <w:rFonts w:ascii="Arial" w:hAnsi="Arial"/>
-        </w:rPr>
-      </w:pPr>
-      <w:r>
-        <w:rPr>
-          <w:rFonts w:ascii="Arial" w:hAnsi="Arial"/>
-        </w:rPr>
-      </w:r>
-    </w:p>
-    <w:p>
-      <w:pPr>
-        <w:pStyle w:val="Normal"/>
-        <w:bidi w:val="0"/>
-        <w:jc w:val="left"/>
-        <w:rPr>
-          <w:rFonts w:ascii="Arial" w:hAnsi="Arial"/>
-        </w:rPr>
-      </w:pPr>
-      <w:r>
-        <w:rPr>
-          <w:rFonts w:ascii="Arial" w:hAnsi="Arial"/>
-        </w:rPr>
-        <w:t>IV: VPN Handshake</w:t>
-      </w:r>
-    </w:p>
-    <w:p>
-      <w:pPr>
-        <w:pStyle w:val="Normal"/>
-        <w:bidi w:val="0"/>
-        <w:jc w:val="left"/>
-        <w:rPr>
-          <w:rFonts w:ascii="Arial" w:hAnsi="Arial"/>
-        </w:rPr>
-      </w:pPr>
-      <w:r>
-        <w:rPr>
-          <w:rFonts w:ascii="Consolas" w:hAnsi="Consolas"/>
-        </w:rPr>
-      </w:r>
-    </w:p>
-    <w:p>
-      <w:pPr>
-        <w:pStyle w:val="Normal"/>
-        <w:bidi w:val="0"/>
-        <w:jc w:val="left"/>
-        <w:rPr>
-          <w:rFonts w:ascii="Consolas" w:hAnsi="Consolas"/>
+          <w:i/>
+          <w:i/>
+          <w:iCs/>
+        </w:rPr>
+      </w:pPr>
+      <w:r>
+        <w:rPr>
+          <w:rFonts w:ascii="Arial" w:hAnsi="Arial"/>
+          <w:i/>
+          <w:iCs/>
+        </w:rPr>
+        <w:t>VPN Handshake</w:t>
+      </w:r>
+    </w:p>
+    <w:p>
+      <w:pPr>
+        <w:pStyle w:val="Normal"/>
+        <w:bidi w:val="0"/>
+        <w:jc w:val="left"/>
+        <w:rPr>
+          <w:rFonts w:ascii="Arial" w:hAnsi="Arial"/>
+        </w:rPr>
+      </w:pPr>
+      <w:r>
+        <w:rPr>
+          <w:rFonts w:ascii="Arial" w:hAnsi="Arial"/>
+        </w:rPr>
+      </w:r>
+    </w:p>
+    <w:p>
+      <w:pPr>
+        <w:pStyle w:val="Normal"/>
+        <w:bidi w:val="0"/>
+        <w:jc w:val="left"/>
+        <w:rPr>
+          <w:rFonts w:ascii="Arial" w:hAnsi="Arial"/>
+        </w:rPr>
+      </w:pPr>
+      <w:r>
+        <w:rPr>
+          <w:rFonts w:ascii="Arial" w:hAnsi="Arial"/>
+        </w:rPr>
+        <w:t>// router syntax //</w:t>
+      </w:r>
+    </w:p>
+    <w:p>
+      <w:pPr>
+        <w:pStyle w:val="Normal"/>
+        <w:bidi w:val="0"/>
+        <w:jc w:val="left"/>
+        <w:rPr>
+          <w:rFonts w:ascii="Arial" w:hAnsi="Arial"/>
+        </w:rPr>
+      </w:pPr>
+      <w:r>
+        <w:rPr>
+          <w:rFonts w:ascii="Arial" w:hAnsi="Arial"/>
+        </w:rPr>
+      </w:r>
+    </w:p>
+    <w:p>
+      <w:pPr>
+        <w:pStyle w:val="Normal"/>
+        <w:bidi w:val="0"/>
+        <w:jc w:val="left"/>
+        <w:rPr>
+          <w:rFonts w:ascii="Consolas" w:hAnsi="Consolas"/>
+        </w:rPr>
+      </w:pPr>
+      <w:r>
+        <w:rPr>
+          <w:rFonts w:ascii="Consolas" w:hAnsi="Consolas"/>
+        </w:rPr>
+        <w:t># crypto ikev2 proposal AZURE-PROP</w:t>
+      </w:r>
+    </w:p>
+    <w:p>
+      <w:pPr>
+        <w:pStyle w:val="Normal"/>
+        <w:bidi w:val="0"/>
+        <w:jc w:val="left"/>
+        <w:rPr>
+          <w:rFonts w:ascii="Consolas" w:hAnsi="Consolas"/>
+        </w:rPr>
+      </w:pPr>
+      <w:r>
+        <w:rPr>
+          <w:rFonts w:ascii="Consolas" w:hAnsi="Consolas"/>
+        </w:rPr>
+        <w:t xml:space="preserve"> </w:t>
+      </w:r>
+      <w:r>
+        <w:rPr>
+          <w:rFonts w:ascii="Consolas" w:hAnsi="Consolas"/>
+        </w:rPr>
+        <w:t># encryption aes-cbc-256</w:t>
+      </w:r>
+    </w:p>
+    <w:p>
+      <w:pPr>
+        <w:pStyle w:val="Normal"/>
+        <w:bidi w:val="0"/>
+        <w:jc w:val="left"/>
+        <w:rPr>
+          <w:rFonts w:ascii="Consolas" w:hAnsi="Consolas"/>
+        </w:rPr>
+      </w:pPr>
+      <w:r>
+        <w:rPr>
+          <w:rFonts w:ascii="Consolas" w:hAnsi="Consolas"/>
+        </w:rPr>
+        <w:t xml:space="preserve"> </w:t>
+      </w:r>
+      <w:r>
+        <w:rPr>
+          <w:rFonts w:ascii="Consolas" w:hAnsi="Consolas"/>
+        </w:rPr>
+        <w:t># integrity sha256</w:t>
+      </w:r>
+    </w:p>
+    <w:p>
+      <w:pPr>
+        <w:pStyle w:val="Normal"/>
+        <w:bidi w:val="0"/>
+        <w:jc w:val="left"/>
+        <w:rPr>
+          <w:rFonts w:ascii="Consolas" w:hAnsi="Consolas"/>
+        </w:rPr>
+      </w:pPr>
+      <w:r>
+        <w:rPr>
+          <w:rFonts w:ascii="Consolas" w:hAnsi="Consolas"/>
+        </w:rPr>
+        <w:t xml:space="preserve"> </w:t>
+      </w:r>
+      <w:r>
+        <w:rPr>
+          <w:rFonts w:ascii="Consolas" w:hAnsi="Consolas"/>
+        </w:rPr>
+        <w:t># group 14</w:t>
+      </w:r>
+    </w:p>
+    <w:p>
+      <w:pPr>
+        <w:pStyle w:val="Normal"/>
+        <w:bidi w:val="0"/>
+        <w:jc w:val="left"/>
+        <w:rPr>
+          <w:rFonts w:ascii="Consolas" w:hAnsi="Consolas"/>
+        </w:rPr>
+      </w:pPr>
+      <w:r>
+        <w:rPr>
+          <w:rFonts w:ascii="Consolas" w:hAnsi="Consolas"/>
+        </w:rPr>
+      </w:r>
+    </w:p>
+    <w:p>
+      <w:pPr>
+        <w:pStyle w:val="Normal"/>
+        <w:bidi w:val="0"/>
+        <w:jc w:val="left"/>
+        <w:rPr>
+          <w:rFonts w:ascii="Consolas" w:hAnsi="Consolas"/>
+        </w:rPr>
+      </w:pPr>
+      <w:r>
+        <w:rPr>
+          <w:rFonts w:ascii="Consolas" w:hAnsi="Consolas"/>
+        </w:rPr>
+        <w:t># crypto ikev2 policy AZURE-POL</w:t>
+      </w:r>
+    </w:p>
+    <w:p>
+      <w:pPr>
+        <w:pStyle w:val="Normal"/>
+        <w:bidi w:val="0"/>
+        <w:jc w:val="left"/>
+        <w:rPr>
+          <w:rFonts w:ascii="Consolas" w:hAnsi="Consolas"/>
+        </w:rPr>
+      </w:pPr>
+      <w:r>
+        <w:rPr>
+          <w:rFonts w:ascii="Consolas" w:hAnsi="Consolas"/>
+        </w:rPr>
+        <w:t xml:space="preserve"> </w:t>
+      </w:r>
+      <w:r>
+        <w:rPr>
+          <w:rFonts w:ascii="Consolas" w:hAnsi="Consolas"/>
+        </w:rPr>
+        <w:t># proposal AZURE-PROP</w:t>
+      </w:r>
+    </w:p>
+    <w:p>
+      <w:pPr>
+        <w:pStyle w:val="Normal"/>
+        <w:bidi w:val="0"/>
+        <w:jc w:val="left"/>
+        <w:rPr>
+          <w:rFonts w:ascii="Consolas" w:hAnsi="Consolas"/>
+        </w:rPr>
+      </w:pPr>
+      <w:r>
+        <w:rPr>
+          <w:rFonts w:ascii="Consolas" w:hAnsi="Consolas"/>
+        </w:rPr>
+      </w:r>
+    </w:p>
+    <w:p>
+      <w:pPr>
+        <w:pStyle w:val="Normal"/>
+        <w:bidi w:val="0"/>
+        <w:jc w:val="left"/>
+        <w:rPr>
+          <w:rFonts w:ascii="Consolas" w:hAnsi="Consolas"/>
+        </w:rPr>
+      </w:pPr>
+      <w:r>
+        <w:rPr>
+          <w:rFonts w:ascii="Consolas" w:hAnsi="Consolas"/>
+        </w:rPr>
+        <w:t># crypto ikev2 keyring AZURE-KEY</w:t>
+      </w:r>
+    </w:p>
+    <w:p>
+      <w:pPr>
+        <w:pStyle w:val="Normal"/>
+        <w:bidi w:val="0"/>
+        <w:jc w:val="left"/>
+        <w:rPr>
+          <w:rFonts w:ascii="Consolas" w:hAnsi="Consolas"/>
+        </w:rPr>
+      </w:pPr>
+      <w:r>
+        <w:rPr>
+          <w:rFonts w:ascii="Consolas" w:hAnsi="Consolas"/>
+        </w:rPr>
+        <w:t xml:space="preserve"> </w:t>
+      </w:r>
+      <w:r>
+        <w:rPr>
+          <w:rFonts w:ascii="Consolas" w:hAnsi="Consolas"/>
+        </w:rPr>
+        <w:t># peer AZURE-GW</w:t>
+      </w:r>
+    </w:p>
+    <w:p>
+      <w:pPr>
+        <w:pStyle w:val="Normal"/>
+        <w:bidi w:val="0"/>
+        <w:jc w:val="left"/>
+        <w:rPr>
+          <w:rFonts w:ascii="Consolas" w:hAnsi="Consolas"/>
+        </w:rPr>
+      </w:pPr>
+      <w:r>
+        <w:rPr>
+          <w:rFonts w:ascii="Consolas" w:hAnsi="Consolas"/>
+        </w:rPr>
+        <w:t xml:space="preserve">  </w:t>
+      </w:r>
+      <w:r>
+        <w:rPr>
+          <w:rFonts w:ascii="Consolas" w:hAnsi="Consolas"/>
+        </w:rPr>
+        <w:t># address [Azure_Gateway_Public_IP]</w:t>
+      </w:r>
+    </w:p>
+    <w:p>
+      <w:pPr>
+        <w:pStyle w:val="Normal"/>
+        <w:bidi w:val="0"/>
+        <w:jc w:val="left"/>
+        <w:rPr>
+          <w:rFonts w:ascii="Consolas" w:hAnsi="Consolas"/>
+        </w:rPr>
+      </w:pPr>
+      <w:r>
+        <w:rPr>
+          <w:rFonts w:ascii="Consolas" w:hAnsi="Consolas"/>
+        </w:rPr>
+        <w:t xml:space="preserve">  </w:t>
+      </w:r>
+      <w:r>
+        <w:rPr>
+          <w:rFonts w:ascii="Consolas" w:hAnsi="Consolas"/>
+        </w:rPr>
+        <w:t># pre-shared-key Your_Strong_Secret_Key</w:t>
+      </w:r>
+    </w:p>
+    <w:p>
+      <w:pPr>
+        <w:pStyle w:val="Normal"/>
+        <w:bidi w:val="0"/>
+        <w:jc w:val="left"/>
+        <w:rPr>
+          <w:rFonts w:ascii="Consolas" w:hAnsi="Consolas"/>
+        </w:rPr>
+      </w:pPr>
+      <w:r>
+        <w:rPr>
+          <w:rFonts w:ascii="Consolas" w:hAnsi="Consolas"/>
+        </w:rPr>
+      </w:r>
+    </w:p>
+    <w:p>
+      <w:pPr>
+        <w:pStyle w:val="Normal"/>
+        <w:bidi w:val="0"/>
+        <w:jc w:val="left"/>
+        <w:rPr>
+          <w:rFonts w:ascii="Arial" w:hAnsi="Arial"/>
         </w:rPr>
       </w:pPr>
       <w:r>
@@ -2078,7 +2369,26 @@
         <w:rPr>
           <w:rFonts w:ascii="Arial" w:hAnsi="Arial"/>
         </w:rPr>
-        <w:t>V. Virtual Tunnel VTI</w:t>
+      </w:r>
+    </w:p>
+    <w:p>
+      <w:pPr>
+        <w:pStyle w:val="Normal"/>
+        <w:bidi w:val="0"/>
+        <w:jc w:val="left"/>
+        <w:rPr>
+          <w:i/>
+          <w:i/>
+          <w:iCs/>
+        </w:rPr>
+      </w:pPr>
+      <w:r>
+        <w:rPr>
+          <w:rFonts w:ascii="Arial" w:hAnsi="Arial"/>
+          <w:i/>
+          <w:iCs/>
+        </w:rPr>
+        <w:t>Virtual Tunnel VTI</w:t>
       </w:r>
     </w:p>
     <w:p>
@@ -2310,29 +2620,25 @@
         <w:bidi w:val="0"/>
         <w:jc w:val="left"/>
         <w:rPr>
-          <w:rFonts w:ascii="Arial" w:hAnsi="Arial"/>
-        </w:rPr>
-      </w:pPr>
-      <w:r>
-        <w:rPr>
-          <w:rFonts w:ascii="Arial" w:hAnsi="Arial"/>
-        </w:rPr>
-      </w:r>
-    </w:p>
-    <w:p>
-      <w:pPr>
-        <w:pStyle w:val="Normal"/>
-        <w:bidi w:val="0"/>
-        <w:jc w:val="left"/>
-        <w:rPr>
-          <w:rFonts w:ascii="Arial" w:hAnsi="Arial"/>
-        </w:rPr>
-      </w:pPr>
-      <w:r>
-        <w:rPr>
-          <w:rFonts w:ascii="Arial" w:hAnsi="Arial"/>
-        </w:rPr>
-        <w:t>VI. Azure Resources</w:t>
+          <w:b/>
+          <w:bCs/>
+        </w:rPr>
+      </w:pPr>
+      <w:r>
+        <w:rPr>
+          <w:rFonts w:ascii="Arial" w:hAnsi="Arial"/>
+          <w:b/>
+          <w:bCs/>
+        </w:rPr>
+        <w:t>I</w:t>
+      </w:r>
+      <w:r>
+        <w:rPr>
+          <w:rFonts w:ascii="Arial" w:hAnsi="Arial"/>
+          <w:b/>
+          <w:bCs/>
+        </w:rPr>
+        <w:t>V. Azure Resources</w:t>
       </w:r>
     </w:p>
     <w:p>
@@ -2349,6 +2655,13 @@
           <w:rFonts w:ascii="Arial" w:hAnsi="Arial"/>
         </w:rPr>
         <w:br/>
+      </w:r>
+      <w:r>
+        <w:rPr>
+          <w:rFonts w:ascii="Arial" w:hAnsi="Arial"/>
+          <w:i/>
+          <w:iCs/>
+        </w:rPr>
         <w:t>Resource Groups:</w:t>
       </w:r>
     </w:p>
@@ -2381,7 +2694,7 @@
           <wp:anchor behindDoc="0" distT="0" distB="0" distL="0" distR="0" simplePos="0" locked="0" layoutInCell="0" allowOverlap="1" relativeHeight="2">
             <wp:simplePos x="0" y="0"/>
             <wp:positionH relativeFrom="column">
-              <wp:posOffset>1223010</wp:posOffset>
+              <wp:posOffset>79375</wp:posOffset>
             </wp:positionH>
             <wp:positionV relativeFrom="paragraph">
               <wp:posOffset>635</wp:posOffset>
@@ -2460,270 +2773,16 @@
           <w:rFonts w:ascii="Arial" w:hAnsi="Arial"/>
         </w:rPr>
         <w:br/>
-        <w:br/>
-      </w:r>
-    </w:p>
-    <w:p>
-      <w:pPr>
-        <w:pStyle w:val="Normal"/>
-        <w:bidi w:val="0"/>
-        <w:jc w:val="left"/>
-        <w:rPr>
-          <w:rFonts w:ascii="Arial" w:hAnsi="Arial"/>
-        </w:rPr>
-      </w:pPr>
-      <w:r>
-        <w:rPr>
-          <w:rFonts w:ascii="Arial" w:hAnsi="Arial"/>
-        </w:rPr>
-      </w:r>
-    </w:p>
-    <w:p>
-      <w:pPr>
-        <w:pStyle w:val="Normal"/>
-        <w:bidi w:val="0"/>
-        <w:jc w:val="left"/>
-        <w:rPr>
-          <w:rFonts w:ascii="Arial" w:hAnsi="Arial"/>
-        </w:rPr>
-      </w:pPr>
-      <w:r>
-        <w:rPr>
-          <w:rFonts w:ascii="Arial" w:hAnsi="Arial"/>
-        </w:rPr>
-      </w:r>
-    </w:p>
-    <w:p>
-      <w:pPr>
-        <w:pStyle w:val="Normal"/>
-        <w:bidi w:val="0"/>
-        <w:jc w:val="left"/>
-        <w:rPr>
-          <w:rFonts w:ascii="Arial" w:hAnsi="Arial"/>
-        </w:rPr>
-      </w:pPr>
-      <w:r>
-        <w:rPr>
-          <w:rFonts w:ascii="Arial" w:hAnsi="Arial"/>
-        </w:rPr>
-      </w:r>
-    </w:p>
-    <w:p>
-      <w:pPr>
-        <w:pStyle w:val="Normal"/>
-        <w:bidi w:val="0"/>
-        <w:jc w:val="left"/>
-        <w:rPr>
-          <w:rFonts w:ascii="Arial" w:hAnsi="Arial"/>
-        </w:rPr>
-      </w:pPr>
-      <w:r>
-        <w:rPr>
-          <w:rFonts w:ascii="Arial" w:hAnsi="Arial"/>
-        </w:rPr>
-      </w:r>
-    </w:p>
-    <w:p>
-      <w:pPr>
-        <w:pStyle w:val="Normal"/>
-        <w:bidi w:val="0"/>
-        <w:jc w:val="left"/>
-        <w:rPr>
-          <w:rFonts w:ascii="Arial" w:hAnsi="Arial"/>
-        </w:rPr>
-      </w:pPr>
-      <w:r>
-        <w:rPr>
-          <w:rFonts w:ascii="Arial" w:hAnsi="Arial"/>
-        </w:rPr>
-      </w:r>
-    </w:p>
-    <w:p>
-      <w:pPr>
-        <w:pStyle w:val="Normal"/>
-        <w:bidi w:val="0"/>
-        <w:jc w:val="left"/>
-        <w:rPr>
-          <w:rFonts w:ascii="Arial" w:hAnsi="Arial"/>
-        </w:rPr>
-      </w:pPr>
-      <w:r>
-        <w:rPr>
-          <w:rFonts w:ascii="Arial" w:hAnsi="Arial"/>
-        </w:rPr>
-      </w:r>
-    </w:p>
-    <w:p>
-      <w:pPr>
-        <w:pStyle w:val="Normal"/>
-        <w:bidi w:val="0"/>
-        <w:jc w:val="left"/>
-        <w:rPr>
-          <w:rFonts w:ascii="Arial" w:hAnsi="Arial"/>
-        </w:rPr>
-      </w:pPr>
-      <w:r>
-        <w:rPr>
-          <w:rFonts w:ascii="Arial" w:hAnsi="Arial"/>
-        </w:rPr>
-      </w:r>
-    </w:p>
-    <w:p>
-      <w:pPr>
-        <w:pStyle w:val="Normal"/>
-        <w:bidi w:val="0"/>
-        <w:jc w:val="left"/>
-        <w:rPr>
-          <w:rFonts w:ascii="Arial" w:hAnsi="Arial"/>
-        </w:rPr>
-      </w:pPr>
-      <w:r>
-        <w:rPr>
-          <w:rFonts w:ascii="Arial" w:hAnsi="Arial"/>
-        </w:rPr>
-      </w:r>
-    </w:p>
-    <w:p>
-      <w:pPr>
-        <w:pStyle w:val="Normal"/>
-        <w:bidi w:val="0"/>
-        <w:jc w:val="left"/>
-        <w:rPr>
-          <w:rFonts w:ascii="Arial" w:hAnsi="Arial"/>
-        </w:rPr>
-      </w:pPr>
-      <w:r>
-        <w:rPr>
-          <w:rFonts w:ascii="Arial" w:hAnsi="Arial"/>
-        </w:rPr>
-      </w:r>
-    </w:p>
-    <w:p>
-      <w:pPr>
-        <w:pStyle w:val="Normal"/>
-        <w:bidi w:val="0"/>
-        <w:jc w:val="left"/>
-        <w:rPr>
-          <w:rFonts w:ascii="Arial" w:hAnsi="Arial"/>
-        </w:rPr>
-      </w:pPr>
-      <w:r>
-        <w:rPr>
-          <w:rFonts w:ascii="Arial" w:hAnsi="Arial"/>
-        </w:rPr>
-      </w:r>
-    </w:p>
-    <w:p>
-      <w:pPr>
-        <w:pStyle w:val="Normal"/>
-        <w:bidi w:val="0"/>
-        <w:jc w:val="left"/>
-        <w:rPr>
-          <w:rFonts w:ascii="Arial" w:hAnsi="Arial"/>
-        </w:rPr>
-      </w:pPr>
-      <w:r>
-        <w:rPr>
-          <w:rFonts w:ascii="Arial" w:hAnsi="Arial"/>
-        </w:rPr>
-      </w:r>
-    </w:p>
-    <w:p>
-      <w:pPr>
-        <w:pStyle w:val="Normal"/>
-        <w:bidi w:val="0"/>
-        <w:jc w:val="left"/>
-        <w:rPr>
-          <w:rFonts w:ascii="Arial" w:hAnsi="Arial"/>
-        </w:rPr>
-      </w:pPr>
-      <w:r>
-        <w:rPr>
-          <w:rFonts w:ascii="Arial" w:hAnsi="Arial"/>
-        </w:rPr>
-      </w:r>
-    </w:p>
-    <w:p>
-      <w:pPr>
-        <w:pStyle w:val="Normal"/>
-        <w:bidi w:val="0"/>
-        <w:jc w:val="left"/>
-        <w:rPr>
-          <w:rFonts w:ascii="Arial" w:hAnsi="Arial"/>
-        </w:rPr>
-      </w:pPr>
-      <w:r>
-        <w:rPr>
-          <w:rFonts w:ascii="Arial" w:hAnsi="Arial"/>
-        </w:rPr>
-      </w:r>
-    </w:p>
-    <w:p>
-      <w:pPr>
-        <w:pStyle w:val="Normal"/>
-        <w:bidi w:val="0"/>
-        <w:jc w:val="left"/>
-        <w:rPr>
-          <w:rFonts w:ascii="Arial" w:hAnsi="Arial"/>
-        </w:rPr>
-      </w:pPr>
-      <w:r>
-        <w:rPr>
-          <w:rFonts w:ascii="Arial" w:hAnsi="Arial"/>
-        </w:rPr>
-      </w:r>
-    </w:p>
-    <w:p>
-      <w:pPr>
-        <w:pStyle w:val="Normal"/>
-        <w:bidi w:val="0"/>
-        <w:jc w:val="left"/>
-        <w:rPr>
-          <w:rFonts w:ascii="Arial" w:hAnsi="Arial"/>
-        </w:rPr>
-      </w:pPr>
-      <w:r>
-        <w:rPr>
-          <w:rFonts w:ascii="Arial" w:hAnsi="Arial"/>
-        </w:rPr>
-      </w:r>
-    </w:p>
-    <w:p>
-      <w:pPr>
-        <w:pStyle w:val="Normal"/>
-        <w:bidi w:val="0"/>
-        <w:jc w:val="left"/>
-        <w:rPr>
-          <w:rFonts w:ascii="Arial" w:hAnsi="Arial"/>
-        </w:rPr>
-      </w:pPr>
-      <w:r>
-        <w:rPr>
-          <w:rFonts w:ascii="Arial" w:hAnsi="Arial"/>
-        </w:rPr>
-      </w:r>
-    </w:p>
-    <w:p>
-      <w:pPr>
-        <w:pStyle w:val="Normal"/>
-        <w:bidi w:val="0"/>
-        <w:jc w:val="left"/>
-        <w:rPr>
-          <w:rFonts w:ascii="Arial" w:hAnsi="Arial"/>
-        </w:rPr>
-      </w:pPr>
-      <w:r>
-        <w:rPr>
-          <w:rFonts w:ascii="Arial" w:hAnsi="Arial"/>
-        </w:rPr>
+      </w:r>
+      <w:r>
         <w:drawing>
-          <wp:anchor behindDoc="0" distT="0" distB="0" distL="0" distR="0" simplePos="0" locked="0" layoutInCell="0" allowOverlap="1" relativeHeight="18">
+          <wp:anchor behindDoc="0" distT="0" distB="0" distL="0" distR="0" simplePos="0" locked="0" layoutInCell="0" allowOverlap="1" relativeHeight="17">
             <wp:simplePos x="0" y="0"/>
             <wp:positionH relativeFrom="column">
-              <wp:posOffset>857250</wp:posOffset>
+              <wp:posOffset>-57785</wp:posOffset>
             </wp:positionH>
             <wp:positionV relativeFrom="paragraph">
-              <wp:posOffset>99695</wp:posOffset>
+              <wp:posOffset>193040</wp:posOffset>
             </wp:positionV>
             <wp:extent cx="6332220" cy="2983230"/>
             <wp:effectExtent l="0" t="0" r="0" b="0"/>
@@ -2763,385 +2822,319 @@
           </wp:anchor>
         </w:drawing>
       </w:r>
-    </w:p>
-    <w:p>
-      <w:pPr>
-        <w:pStyle w:val="Normal"/>
-        <w:bidi w:val="0"/>
-        <w:jc w:val="left"/>
-        <w:rPr>
-          <w:rFonts w:ascii="Arial" w:hAnsi="Arial"/>
-        </w:rPr>
-      </w:pPr>
-      <w:r>
-        <w:rPr>
-          <w:rFonts w:ascii="Arial" w:hAnsi="Arial"/>
-        </w:rPr>
-      </w:r>
-    </w:p>
-    <w:p>
-      <w:pPr>
-        <w:pStyle w:val="Normal"/>
-        <w:bidi w:val="0"/>
-        <w:jc w:val="left"/>
-        <w:rPr>
-          <w:rFonts w:ascii="Arial" w:hAnsi="Arial"/>
-        </w:rPr>
-      </w:pPr>
-      <w:r>
-        <w:rPr>
-          <w:rFonts w:ascii="Arial" w:hAnsi="Arial"/>
-        </w:rPr>
-      </w:r>
-    </w:p>
-    <w:p>
-      <w:pPr>
-        <w:pStyle w:val="Normal"/>
-        <w:bidi w:val="0"/>
-        <w:jc w:val="left"/>
-        <w:rPr>
-          <w:rFonts w:ascii="Arial" w:hAnsi="Arial"/>
-        </w:rPr>
-      </w:pPr>
-      <w:r>
-        <w:rPr>
-          <w:rFonts w:ascii="Arial" w:hAnsi="Arial"/>
-        </w:rPr>
-      </w:r>
-    </w:p>
-    <w:p>
-      <w:pPr>
-        <w:pStyle w:val="Normal"/>
-        <w:bidi w:val="0"/>
-        <w:jc w:val="left"/>
-        <w:rPr>
-          <w:rFonts w:ascii="Arial" w:hAnsi="Arial"/>
-        </w:rPr>
-      </w:pPr>
-      <w:r>
-        <w:rPr>
-          <w:rFonts w:ascii="Arial" w:hAnsi="Arial"/>
-        </w:rPr>
-      </w:r>
-    </w:p>
-    <w:p>
-      <w:pPr>
-        <w:pStyle w:val="Normal"/>
-        <w:bidi w:val="0"/>
-        <w:jc w:val="left"/>
-        <w:rPr>
-          <w:rFonts w:ascii="Arial" w:hAnsi="Arial"/>
-        </w:rPr>
-      </w:pPr>
-      <w:r>
-        <w:rPr>
-          <w:rFonts w:ascii="Arial" w:hAnsi="Arial"/>
-        </w:rPr>
-      </w:r>
-    </w:p>
-    <w:p>
-      <w:pPr>
-        <w:pStyle w:val="Normal"/>
-        <w:bidi w:val="0"/>
-        <w:jc w:val="left"/>
-        <w:rPr>
-          <w:rFonts w:ascii="Arial" w:hAnsi="Arial"/>
-        </w:rPr>
-      </w:pPr>
-      <w:r>
-        <w:rPr>
-          <w:rFonts w:ascii="Arial" w:hAnsi="Arial"/>
-        </w:rPr>
-      </w:r>
-    </w:p>
-    <w:p>
-      <w:pPr>
-        <w:pStyle w:val="Normal"/>
-        <w:bidi w:val="0"/>
-        <w:jc w:val="left"/>
-        <w:rPr>
-          <w:rFonts w:ascii="Arial" w:hAnsi="Arial"/>
-        </w:rPr>
-      </w:pPr>
-      <w:r>
-        <w:rPr>
-          <w:rFonts w:ascii="Arial" w:hAnsi="Arial"/>
-        </w:rPr>
-      </w:r>
-    </w:p>
-    <w:p>
-      <w:pPr>
-        <w:pStyle w:val="Normal"/>
-        <w:bidi w:val="0"/>
-        <w:jc w:val="left"/>
-        <w:rPr>
-          <w:rFonts w:ascii="Arial" w:hAnsi="Arial"/>
-        </w:rPr>
-      </w:pPr>
-      <w:r>
-        <w:rPr>
-          <w:rFonts w:ascii="Arial" w:hAnsi="Arial"/>
-        </w:rPr>
-      </w:r>
-    </w:p>
-    <w:p>
-      <w:pPr>
-        <w:pStyle w:val="Normal"/>
-        <w:bidi w:val="0"/>
-        <w:jc w:val="left"/>
-        <w:rPr>
-          <w:rFonts w:ascii="Arial" w:hAnsi="Arial"/>
-        </w:rPr>
-      </w:pPr>
-      <w:r>
-        <w:rPr>
-          <w:rFonts w:ascii="Arial" w:hAnsi="Arial"/>
-        </w:rPr>
-      </w:r>
-    </w:p>
-    <w:p>
-      <w:pPr>
-        <w:pStyle w:val="Normal"/>
-        <w:bidi w:val="0"/>
-        <w:jc w:val="left"/>
-        <w:rPr>
-          <w:rFonts w:ascii="Arial" w:hAnsi="Arial"/>
-        </w:rPr>
-      </w:pPr>
-      <w:r>
-        <w:rPr>
-          <w:rFonts w:ascii="Arial" w:hAnsi="Arial"/>
-        </w:rPr>
-      </w:r>
-    </w:p>
-    <w:p>
-      <w:pPr>
-        <w:pStyle w:val="Normal"/>
-        <w:bidi w:val="0"/>
-        <w:jc w:val="left"/>
-        <w:rPr>
-          <w:rFonts w:ascii="Arial" w:hAnsi="Arial"/>
-        </w:rPr>
-      </w:pPr>
-      <w:r>
-        <w:rPr>
-          <w:rFonts w:ascii="Arial" w:hAnsi="Arial"/>
-        </w:rPr>
-      </w:r>
-    </w:p>
-    <w:p>
-      <w:pPr>
-        <w:pStyle w:val="Normal"/>
-        <w:bidi w:val="0"/>
-        <w:jc w:val="left"/>
-        <w:rPr>
-          <w:rFonts w:ascii="Arial" w:hAnsi="Arial"/>
-        </w:rPr>
-      </w:pPr>
-      <w:r>
-        <w:rPr>
-          <w:rFonts w:ascii="Arial" w:hAnsi="Arial"/>
-        </w:rPr>
-      </w:r>
-    </w:p>
-    <w:p>
-      <w:pPr>
-        <w:pStyle w:val="Normal"/>
-        <w:bidi w:val="0"/>
-        <w:jc w:val="left"/>
-        <w:rPr>
-          <w:rFonts w:ascii="Arial" w:hAnsi="Arial"/>
-        </w:rPr>
-      </w:pPr>
-      <w:r>
-        <w:rPr>
-          <w:rFonts w:ascii="Arial" w:hAnsi="Arial"/>
-        </w:rPr>
-      </w:r>
-    </w:p>
-    <w:p>
-      <w:pPr>
-        <w:pStyle w:val="Normal"/>
-        <w:bidi w:val="0"/>
-        <w:jc w:val="left"/>
-        <w:rPr>
-          <w:rFonts w:ascii="Arial" w:hAnsi="Arial"/>
-        </w:rPr>
-      </w:pPr>
-      <w:r>
-        <w:rPr>
-          <w:rFonts w:ascii="Arial" w:hAnsi="Arial"/>
-        </w:rPr>
-      </w:r>
-    </w:p>
-    <w:p>
-      <w:pPr>
-        <w:pStyle w:val="Normal"/>
-        <w:bidi w:val="0"/>
-        <w:jc w:val="left"/>
-        <w:rPr>
-          <w:rFonts w:ascii="Arial" w:hAnsi="Arial"/>
-        </w:rPr>
-      </w:pPr>
-      <w:r>
-        <w:rPr>
-          <w:rFonts w:ascii="Arial" w:hAnsi="Arial"/>
-        </w:rPr>
-      </w:r>
-    </w:p>
-    <w:p>
-      <w:pPr>
-        <w:pStyle w:val="Normal"/>
-        <w:bidi w:val="0"/>
-        <w:jc w:val="left"/>
-        <w:rPr>
-          <w:rFonts w:ascii="Arial" w:hAnsi="Arial"/>
-        </w:rPr>
-      </w:pPr>
-      <w:r>
-        <w:rPr>
-          <w:rFonts w:ascii="Arial" w:hAnsi="Arial"/>
-        </w:rPr>
-      </w:r>
-    </w:p>
-    <w:p>
-      <w:pPr>
-        <w:pStyle w:val="Normal"/>
-        <w:bidi w:val="0"/>
-        <w:jc w:val="left"/>
-        <w:rPr>
-          <w:rFonts w:ascii="Arial" w:hAnsi="Arial"/>
-        </w:rPr>
-      </w:pPr>
-      <w:r>
-        <w:rPr>
-          <w:rFonts w:ascii="Arial" w:hAnsi="Arial"/>
-        </w:rPr>
-      </w:r>
-    </w:p>
-    <w:p>
-      <w:pPr>
-        <w:pStyle w:val="Normal"/>
-        <w:bidi w:val="0"/>
-        <w:jc w:val="left"/>
-        <w:rPr>
-          <w:rFonts w:ascii="Arial" w:hAnsi="Arial"/>
-        </w:rPr>
-      </w:pPr>
-      <w:r>
-        <w:rPr>
-          <w:rFonts w:ascii="Arial" w:hAnsi="Arial"/>
-        </w:rPr>
-      </w:r>
-    </w:p>
-    <w:p>
-      <w:pPr>
-        <w:pStyle w:val="Normal"/>
-        <w:bidi w:val="0"/>
-        <w:jc w:val="left"/>
-        <w:rPr>
-          <w:rFonts w:ascii="Arial" w:hAnsi="Arial"/>
-        </w:rPr>
-      </w:pPr>
-      <w:r>
-        <w:rPr>
-          <w:rFonts w:ascii="Arial" w:hAnsi="Arial"/>
-        </w:rPr>
-      </w:r>
-    </w:p>
-    <w:p>
-      <w:pPr>
-        <w:pStyle w:val="Normal"/>
-        <w:bidi w:val="0"/>
-        <w:jc w:val="left"/>
-        <w:rPr>
-          <w:rFonts w:ascii="Arial" w:hAnsi="Arial"/>
-        </w:rPr>
-      </w:pPr>
-      <w:r>
-        <w:rPr>
-          <w:rFonts w:ascii="Arial" w:hAnsi="Arial"/>
-        </w:rPr>
-      </w:r>
-    </w:p>
-    <w:p>
-      <w:pPr>
-        <w:pStyle w:val="Normal"/>
-        <w:bidi w:val="0"/>
-        <w:jc w:val="left"/>
-        <w:rPr>
-          <w:rFonts w:ascii="Arial" w:hAnsi="Arial"/>
-        </w:rPr>
-      </w:pPr>
-      <w:r>
-        <w:rPr>
-          <w:rFonts w:ascii="Arial" w:hAnsi="Arial"/>
-        </w:rPr>
-      </w:r>
-    </w:p>
-    <w:p>
-      <w:pPr>
-        <w:pStyle w:val="Normal"/>
-        <w:bidi w:val="0"/>
-        <w:jc w:val="left"/>
-        <w:rPr>
-          <w:rFonts w:ascii="Arial" w:hAnsi="Arial"/>
-        </w:rPr>
-      </w:pPr>
-      <w:r>
-        <w:rPr>
-          <w:rFonts w:ascii="Arial" w:hAnsi="Arial"/>
-        </w:rPr>
-      </w:r>
-    </w:p>
-    <w:p>
-      <w:pPr>
-        <w:pStyle w:val="Normal"/>
-        <w:bidi w:val="0"/>
-        <w:jc w:val="left"/>
-        <w:rPr>
-          <w:rFonts w:ascii="Arial" w:hAnsi="Arial"/>
-        </w:rPr>
-      </w:pPr>
-      <w:r>
-        <w:rPr>
-          <w:rFonts w:ascii="Arial" w:hAnsi="Arial"/>
-        </w:rPr>
-      </w:r>
-    </w:p>
-    <w:p>
-      <w:pPr>
-        <w:pStyle w:val="Normal"/>
-        <w:bidi w:val="0"/>
-        <w:jc w:val="left"/>
-        <w:rPr>
-          <w:rFonts w:ascii="Arial" w:hAnsi="Arial"/>
-        </w:rPr>
-      </w:pPr>
-      <w:r>
-        <w:rPr>
-          <w:rFonts w:ascii="Arial" w:hAnsi="Arial"/>
-        </w:rPr>
-      </w:r>
-    </w:p>
-    <w:p>
-      <w:pPr>
-        <w:pStyle w:val="Normal"/>
-        <w:bidi w:val="0"/>
-        <w:jc w:val="left"/>
-        <w:rPr>
-          <w:rFonts w:ascii="Arial" w:hAnsi="Arial"/>
-        </w:rPr>
-      </w:pPr>
-      <w:r>
+      <w:r>
+        <w:rPr>
+          <w:rFonts w:ascii="Arial" w:hAnsi="Arial"/>
+        </w:rPr>
+        <w:br/>
+      </w:r>
+    </w:p>
+    <w:p>
+      <w:pPr>
+        <w:pStyle w:val="Normal"/>
+        <w:bidi w:val="0"/>
+        <w:jc w:val="left"/>
+        <w:rPr>
+          <w:rFonts w:ascii="Arial" w:hAnsi="Arial"/>
+        </w:rPr>
+      </w:pPr>
+      <w:r>
+        <w:rPr>
+          <w:rFonts w:ascii="Arial" w:hAnsi="Arial"/>
+        </w:rPr>
+      </w:r>
+    </w:p>
+    <w:p>
+      <w:pPr>
+        <w:pStyle w:val="Normal"/>
+        <w:bidi w:val="0"/>
+        <w:jc w:val="left"/>
+        <w:rPr>
+          <w:rFonts w:ascii="Arial" w:hAnsi="Arial"/>
+        </w:rPr>
+      </w:pPr>
+      <w:r>
+        <w:rPr>
+          <w:rFonts w:ascii="Arial" w:hAnsi="Arial"/>
+        </w:rPr>
+      </w:r>
+    </w:p>
+    <w:p>
+      <w:pPr>
+        <w:pStyle w:val="Normal"/>
+        <w:bidi w:val="0"/>
+        <w:jc w:val="left"/>
+        <w:rPr>
+          <w:rFonts w:ascii="Arial" w:hAnsi="Arial"/>
+        </w:rPr>
+      </w:pPr>
+      <w:r>
+        <w:rPr>
+          <w:rFonts w:ascii="Arial" w:hAnsi="Arial"/>
+        </w:rPr>
+      </w:r>
+    </w:p>
+    <w:p>
+      <w:pPr>
+        <w:pStyle w:val="Normal"/>
+        <w:bidi w:val="0"/>
+        <w:jc w:val="left"/>
+        <w:rPr>
+          <w:rFonts w:ascii="Arial" w:hAnsi="Arial"/>
+        </w:rPr>
+      </w:pPr>
+      <w:r>
+        <w:rPr>
+          <w:rFonts w:ascii="Arial" w:hAnsi="Arial"/>
+        </w:rPr>
+      </w:r>
+    </w:p>
+    <w:p>
+      <w:pPr>
+        <w:pStyle w:val="Normal"/>
+        <w:bidi w:val="0"/>
+        <w:jc w:val="left"/>
+        <w:rPr>
+          <w:rFonts w:ascii="Arial" w:hAnsi="Arial"/>
+        </w:rPr>
+      </w:pPr>
+      <w:r>
+        <w:rPr>
+          <w:rFonts w:ascii="Arial" w:hAnsi="Arial"/>
+        </w:rPr>
+      </w:r>
+    </w:p>
+    <w:p>
+      <w:pPr>
+        <w:pStyle w:val="Normal"/>
+        <w:bidi w:val="0"/>
+        <w:jc w:val="left"/>
+        <w:rPr>
+          <w:rFonts w:ascii="Arial" w:hAnsi="Arial"/>
+        </w:rPr>
+      </w:pPr>
+      <w:r>
+        <w:rPr>
+          <w:rFonts w:ascii="Arial" w:hAnsi="Arial"/>
+        </w:rPr>
+      </w:r>
+    </w:p>
+    <w:p>
+      <w:pPr>
+        <w:pStyle w:val="Normal"/>
+        <w:bidi w:val="0"/>
+        <w:jc w:val="left"/>
+        <w:rPr>
+          <w:rFonts w:ascii="Arial" w:hAnsi="Arial"/>
+        </w:rPr>
+      </w:pPr>
+      <w:r>
+        <w:rPr>
+          <w:rFonts w:ascii="Arial" w:hAnsi="Arial"/>
+        </w:rPr>
+      </w:r>
+    </w:p>
+    <w:p>
+      <w:pPr>
+        <w:pStyle w:val="Normal"/>
+        <w:bidi w:val="0"/>
+        <w:jc w:val="left"/>
+        <w:rPr>
+          <w:rFonts w:ascii="Arial" w:hAnsi="Arial"/>
+        </w:rPr>
+      </w:pPr>
+      <w:r>
+        <w:rPr>
+          <w:rFonts w:ascii="Arial" w:hAnsi="Arial"/>
+        </w:rPr>
+      </w:r>
+    </w:p>
+    <w:p>
+      <w:pPr>
+        <w:pStyle w:val="Normal"/>
+        <w:bidi w:val="0"/>
+        <w:jc w:val="left"/>
+        <w:rPr>
+          <w:rFonts w:ascii="Arial" w:hAnsi="Arial"/>
+        </w:rPr>
+      </w:pPr>
+      <w:r>
+        <w:rPr>
+          <w:rFonts w:ascii="Arial" w:hAnsi="Arial"/>
+        </w:rPr>
+      </w:r>
+    </w:p>
+    <w:p>
+      <w:pPr>
+        <w:pStyle w:val="Normal"/>
+        <w:bidi w:val="0"/>
+        <w:jc w:val="left"/>
+        <w:rPr>
+          <w:rFonts w:ascii="Arial" w:hAnsi="Arial"/>
+        </w:rPr>
+      </w:pPr>
+      <w:r>
+        <w:rPr>
+          <w:rFonts w:ascii="Arial" w:hAnsi="Arial"/>
+        </w:rPr>
+      </w:r>
+    </w:p>
+    <w:p>
+      <w:pPr>
+        <w:pStyle w:val="Normal"/>
+        <w:bidi w:val="0"/>
+        <w:jc w:val="left"/>
+        <w:rPr>
+          <w:rFonts w:ascii="Arial" w:hAnsi="Arial"/>
+        </w:rPr>
+      </w:pPr>
+      <w:r>
+        <w:rPr>
+          <w:rFonts w:ascii="Arial" w:hAnsi="Arial"/>
+        </w:rPr>
+      </w:r>
+    </w:p>
+    <w:p>
+      <w:pPr>
+        <w:pStyle w:val="Normal"/>
+        <w:bidi w:val="0"/>
+        <w:jc w:val="left"/>
+        <w:rPr>
+          <w:rFonts w:ascii="Arial" w:hAnsi="Arial"/>
+        </w:rPr>
+      </w:pPr>
+      <w:r>
+        <w:rPr>
+          <w:rFonts w:ascii="Arial" w:hAnsi="Arial"/>
+        </w:rPr>
+      </w:r>
+    </w:p>
+    <w:p>
+      <w:pPr>
+        <w:pStyle w:val="Normal"/>
+        <w:bidi w:val="0"/>
+        <w:jc w:val="left"/>
+        <w:rPr>
+          <w:rFonts w:ascii="Arial" w:hAnsi="Arial"/>
+        </w:rPr>
+      </w:pPr>
+      <w:r>
+        <w:rPr>
+          <w:rFonts w:ascii="Arial" w:hAnsi="Arial"/>
+        </w:rPr>
+      </w:r>
+    </w:p>
+    <w:p>
+      <w:pPr>
+        <w:pStyle w:val="Normal"/>
+        <w:bidi w:val="0"/>
+        <w:jc w:val="left"/>
+        <w:rPr>
+          <w:rFonts w:ascii="Arial" w:hAnsi="Arial"/>
+        </w:rPr>
+      </w:pPr>
+      <w:r>
+        <w:rPr>
+          <w:rFonts w:ascii="Arial" w:hAnsi="Arial"/>
+        </w:rPr>
+      </w:r>
+    </w:p>
+    <w:p>
+      <w:pPr>
+        <w:pStyle w:val="Normal"/>
+        <w:bidi w:val="0"/>
+        <w:jc w:val="left"/>
+        <w:rPr>
+          <w:rFonts w:ascii="Arial" w:hAnsi="Arial"/>
+        </w:rPr>
+      </w:pPr>
+      <w:r>
+        <w:rPr>
+          <w:rFonts w:ascii="Arial" w:hAnsi="Arial"/>
+        </w:rPr>
+      </w:r>
+    </w:p>
+    <w:p>
+      <w:pPr>
+        <w:pStyle w:val="Normal"/>
+        <w:bidi w:val="0"/>
+        <w:jc w:val="left"/>
+        <w:rPr>
+          <w:rFonts w:ascii="Arial" w:hAnsi="Arial"/>
+        </w:rPr>
+      </w:pPr>
+      <w:r>
+        <w:rPr>
+          <w:rFonts w:ascii="Arial" w:hAnsi="Arial"/>
+        </w:rPr>
+      </w:r>
+    </w:p>
+    <w:p>
+      <w:pPr>
+        <w:pStyle w:val="Normal"/>
+        <w:bidi w:val="0"/>
+        <w:jc w:val="left"/>
+        <w:rPr>
+          <w:rFonts w:ascii="Arial" w:hAnsi="Arial"/>
+        </w:rPr>
+      </w:pPr>
+      <w:r>
+        <w:rPr>
+          <w:rFonts w:ascii="Arial" w:hAnsi="Arial"/>
+        </w:rPr>
+      </w:r>
+    </w:p>
+    <w:p>
+      <w:pPr>
+        <w:pStyle w:val="Normal"/>
+        <w:bidi w:val="0"/>
+        <w:jc w:val="left"/>
+        <w:rPr>
+          <w:rFonts w:ascii="Arial" w:hAnsi="Arial"/>
+        </w:rPr>
+      </w:pPr>
+      <w:r>
+        <w:rPr>
+          <w:rFonts w:ascii="Arial" w:hAnsi="Arial"/>
+        </w:rPr>
+      </w:r>
+    </w:p>
+    <w:p>
+      <w:pPr>
+        <w:pStyle w:val="Normal"/>
+        <w:bidi w:val="0"/>
+        <w:jc w:val="left"/>
+        <w:rPr>
+          <w:rFonts w:ascii="Arial" w:hAnsi="Arial"/>
+        </w:rPr>
+      </w:pPr>
+      <w:r>
+        <w:rPr>
+          <w:rFonts w:ascii="Arial" w:hAnsi="Arial"/>
+        </w:rPr>
+      </w:r>
+    </w:p>
+    <w:p>
+      <w:pPr>
+        <w:pStyle w:val="Normal"/>
+        <w:bidi w:val="0"/>
+        <w:jc w:val="left"/>
+        <w:rPr>
+          <w:rFonts w:ascii="Arial" w:hAnsi="Arial"/>
+        </w:rPr>
+      </w:pPr>
+      <w:r>
+        <w:rPr>
+          <w:rFonts w:ascii="Arial" w:hAnsi="Arial"/>
+        </w:rPr>
         <w:drawing>
           <wp:anchor behindDoc="0" distT="0" distB="0" distL="0" distR="0" simplePos="0" locked="0" layoutInCell="0" allowOverlap="1" relativeHeight="3">
             <wp:simplePos x="0" y="0"/>
             <wp:positionH relativeFrom="column">
-              <wp:posOffset>346710</wp:posOffset>
+              <wp:posOffset>34290</wp:posOffset>
             </wp:positionH>
             <wp:positionV relativeFrom="paragraph">
-              <wp:posOffset>635</wp:posOffset>
+              <wp:posOffset>43815</wp:posOffset>
             </wp:positionV>
             <wp:extent cx="6332220" cy="3708400"/>
             <wp:effectExtent l="0" t="0" r="0" b="0"/>
@@ -3181,313 +3174,6 @@
           </wp:anchor>
         </w:drawing>
       </w:r>
-      <w:r>
-        <w:rPr>
-          <w:rFonts w:ascii="Arial" w:hAnsi="Arial"/>
-        </w:rPr>
-        <w:br/>
-      </w:r>
-    </w:p>
-    <w:p>
-      <w:pPr>
-        <w:pStyle w:val="Normal"/>
-        <w:bidi w:val="0"/>
-        <w:jc w:val="left"/>
-        <w:rPr>
-          <w:rFonts w:ascii="Arial" w:hAnsi="Arial"/>
-        </w:rPr>
-      </w:pPr>
-      <w:r>
-        <w:rPr>
-          <w:rFonts w:ascii="Arial" w:hAnsi="Arial"/>
-        </w:rPr>
-      </w:r>
-    </w:p>
-    <w:p>
-      <w:pPr>
-        <w:pStyle w:val="Normal"/>
-        <w:bidi w:val="0"/>
-        <w:jc w:val="left"/>
-        <w:rPr>
-          <w:rFonts w:ascii="Arial" w:hAnsi="Arial"/>
-        </w:rPr>
-      </w:pPr>
-      <w:r>
-        <w:rPr>
-          <w:rFonts w:ascii="Arial" w:hAnsi="Arial"/>
-        </w:rPr>
-      </w:r>
-    </w:p>
-    <w:p>
-      <w:pPr>
-        <w:pStyle w:val="Normal"/>
-        <w:bidi w:val="0"/>
-        <w:jc w:val="left"/>
-        <w:rPr>
-          <w:rFonts w:ascii="Arial" w:hAnsi="Arial"/>
-        </w:rPr>
-      </w:pPr>
-      <w:r>
-        <w:rPr>
-          <w:rFonts w:ascii="Arial" w:hAnsi="Arial"/>
-        </w:rPr>
-      </w:r>
-    </w:p>
-    <w:p>
-      <w:pPr>
-        <w:pStyle w:val="Normal"/>
-        <w:bidi w:val="0"/>
-        <w:jc w:val="left"/>
-        <w:rPr>
-          <w:rFonts w:ascii="Arial" w:hAnsi="Arial"/>
-        </w:rPr>
-      </w:pPr>
-      <w:r>
-        <w:rPr>
-          <w:rFonts w:ascii="Arial" w:hAnsi="Arial"/>
-        </w:rPr>
-      </w:r>
-    </w:p>
-    <w:p>
-      <w:pPr>
-        <w:pStyle w:val="Normal"/>
-        <w:bidi w:val="0"/>
-        <w:jc w:val="left"/>
-        <w:rPr>
-          <w:rFonts w:ascii="Arial" w:hAnsi="Arial"/>
-        </w:rPr>
-      </w:pPr>
-      <w:r>
-        <w:rPr>
-          <w:rFonts w:ascii="Arial" w:hAnsi="Arial"/>
-        </w:rPr>
-      </w:r>
-    </w:p>
-    <w:p>
-      <w:pPr>
-        <w:pStyle w:val="Normal"/>
-        <w:bidi w:val="0"/>
-        <w:jc w:val="left"/>
-        <w:rPr>
-          <w:rFonts w:ascii="Arial" w:hAnsi="Arial"/>
-        </w:rPr>
-      </w:pPr>
-      <w:r>
-        <w:rPr>
-          <w:rFonts w:ascii="Arial" w:hAnsi="Arial"/>
-        </w:rPr>
-      </w:r>
-    </w:p>
-    <w:p>
-      <w:pPr>
-        <w:pStyle w:val="Normal"/>
-        <w:bidi w:val="0"/>
-        <w:jc w:val="left"/>
-        <w:rPr>
-          <w:rFonts w:ascii="Arial" w:hAnsi="Arial"/>
-        </w:rPr>
-      </w:pPr>
-      <w:r>
-        <w:rPr>
-          <w:rFonts w:ascii="Arial" w:hAnsi="Arial"/>
-        </w:rPr>
-      </w:r>
-    </w:p>
-    <w:p>
-      <w:pPr>
-        <w:pStyle w:val="Normal"/>
-        <w:bidi w:val="0"/>
-        <w:jc w:val="left"/>
-        <w:rPr>
-          <w:rFonts w:ascii="Arial" w:hAnsi="Arial"/>
-        </w:rPr>
-      </w:pPr>
-      <w:r>
-        <w:rPr>
-          <w:rFonts w:ascii="Arial" w:hAnsi="Arial"/>
-        </w:rPr>
-      </w:r>
-    </w:p>
-    <w:p>
-      <w:pPr>
-        <w:pStyle w:val="Normal"/>
-        <w:bidi w:val="0"/>
-        <w:jc w:val="left"/>
-        <w:rPr>
-          <w:rFonts w:ascii="Arial" w:hAnsi="Arial"/>
-        </w:rPr>
-      </w:pPr>
-      <w:r>
-        <w:rPr>
-          <w:rFonts w:ascii="Arial" w:hAnsi="Arial"/>
-        </w:rPr>
-      </w:r>
-    </w:p>
-    <w:p>
-      <w:pPr>
-        <w:pStyle w:val="Normal"/>
-        <w:bidi w:val="0"/>
-        <w:jc w:val="left"/>
-        <w:rPr>
-          <w:rFonts w:ascii="Arial" w:hAnsi="Arial"/>
-        </w:rPr>
-      </w:pPr>
-      <w:r>
-        <w:rPr>
-          <w:rFonts w:ascii="Arial" w:hAnsi="Arial"/>
-        </w:rPr>
-        <w:br/>
-      </w:r>
-    </w:p>
-    <w:p>
-      <w:pPr>
-        <w:pStyle w:val="Normal"/>
-        <w:bidi w:val="0"/>
-        <w:jc w:val="left"/>
-        <w:rPr>
-          <w:rFonts w:ascii="Arial" w:hAnsi="Arial"/>
-        </w:rPr>
-      </w:pPr>
-      <w:r>
-        <w:rPr>
-          <w:rFonts w:ascii="Arial" w:hAnsi="Arial"/>
-        </w:rPr>
-      </w:r>
-    </w:p>
-    <w:p>
-      <w:pPr>
-        <w:pStyle w:val="Normal"/>
-        <w:bidi w:val="0"/>
-        <w:jc w:val="left"/>
-        <w:rPr>
-          <w:rFonts w:ascii="Arial" w:hAnsi="Arial"/>
-        </w:rPr>
-      </w:pPr>
-      <w:r>
-        <w:rPr>
-          <w:rFonts w:ascii="Arial" w:hAnsi="Arial"/>
-        </w:rPr>
-      </w:r>
-    </w:p>
-    <w:p>
-      <w:pPr>
-        <w:pStyle w:val="Normal"/>
-        <w:bidi w:val="0"/>
-        <w:jc w:val="left"/>
-        <w:rPr>
-          <w:rFonts w:ascii="Arial" w:hAnsi="Arial"/>
-        </w:rPr>
-      </w:pPr>
-      <w:r>
-        <w:rPr>
-          <w:rFonts w:ascii="Arial" w:hAnsi="Arial"/>
-        </w:rPr>
-      </w:r>
-    </w:p>
-    <w:p>
-      <w:pPr>
-        <w:pStyle w:val="Normal"/>
-        <w:bidi w:val="0"/>
-        <w:jc w:val="left"/>
-        <w:rPr>
-          <w:rFonts w:ascii="Arial" w:hAnsi="Arial"/>
-        </w:rPr>
-      </w:pPr>
-      <w:r>
-        <w:rPr>
-          <w:rFonts w:ascii="Arial" w:hAnsi="Arial"/>
-        </w:rPr>
-      </w:r>
-    </w:p>
-    <w:p>
-      <w:pPr>
-        <w:pStyle w:val="Normal"/>
-        <w:bidi w:val="0"/>
-        <w:jc w:val="left"/>
-        <w:rPr>
-          <w:rFonts w:ascii="Arial" w:hAnsi="Arial"/>
-        </w:rPr>
-      </w:pPr>
-      <w:r>
-        <w:rPr>
-          <w:rFonts w:ascii="Arial" w:hAnsi="Arial"/>
-        </w:rPr>
-      </w:r>
-    </w:p>
-    <w:p>
-      <w:pPr>
-        <w:pStyle w:val="Normal"/>
-        <w:bidi w:val="0"/>
-        <w:jc w:val="left"/>
-        <w:rPr>
-          <w:rFonts w:ascii="Arial" w:hAnsi="Arial"/>
-        </w:rPr>
-      </w:pPr>
-      <w:r>
-        <w:rPr>
-          <w:rFonts w:ascii="Arial" w:hAnsi="Arial"/>
-        </w:rPr>
-      </w:r>
-    </w:p>
-    <w:p>
-      <w:pPr>
-        <w:pStyle w:val="Normal"/>
-        <w:bidi w:val="0"/>
-        <w:jc w:val="left"/>
-        <w:rPr>
-          <w:rFonts w:ascii="Arial" w:hAnsi="Arial"/>
-        </w:rPr>
-      </w:pPr>
-      <w:r>
-        <w:rPr>
-          <w:rFonts w:ascii="Arial" w:hAnsi="Arial"/>
-        </w:rPr>
-      </w:r>
-    </w:p>
-    <w:p>
-      <w:pPr>
-        <w:pStyle w:val="Normal"/>
-        <w:bidi w:val="0"/>
-        <w:jc w:val="left"/>
-        <w:rPr>
-          <w:rFonts w:ascii="Arial" w:hAnsi="Arial"/>
-        </w:rPr>
-      </w:pPr>
-      <w:r>
-        <w:rPr>
-          <w:rFonts w:ascii="Arial" w:hAnsi="Arial"/>
-        </w:rPr>
-      </w:r>
-    </w:p>
-    <w:p>
-      <w:pPr>
-        <w:pStyle w:val="Normal"/>
-        <w:bidi w:val="0"/>
-        <w:jc w:val="left"/>
-        <w:rPr>
-          <w:rFonts w:ascii="Arial" w:hAnsi="Arial"/>
-        </w:rPr>
-      </w:pPr>
-      <w:r>
-        <w:rPr>
-          <w:rFonts w:ascii="Arial" w:hAnsi="Arial"/>
-        </w:rPr>
-      </w:r>
-    </w:p>
-    <w:p>
-      <w:pPr>
-        <w:pStyle w:val="Normal"/>
-        <w:bidi w:val="0"/>
-        <w:jc w:val="left"/>
-        <w:rPr>
-          <w:rFonts w:ascii="Arial" w:hAnsi="Arial"/>
-        </w:rPr>
-      </w:pPr>
-      <w:r>
-        <w:rPr>
-          <w:rFonts w:ascii="Arial" w:hAnsi="Arial"/>
-        </w:rPr>
-      </w:r>
     </w:p>
     <w:p>
       <w:pPr>
@@ -3518,15 +3204,15 @@
           <w:rFonts w:ascii="Arial" w:hAnsi="Arial"/>
         </w:rPr>
         <w:drawing>
-          <wp:anchor behindDoc="0" distT="0" distB="0" distL="0" distR="0" simplePos="0" locked="0" layoutInCell="0" allowOverlap="1" relativeHeight="19">
+          <wp:anchor behindDoc="0" distT="0" distB="0" distL="0" distR="0" simplePos="0" locked="0" layoutInCell="0" allowOverlap="1" relativeHeight="18">
             <wp:simplePos x="0" y="0"/>
             <wp:positionH relativeFrom="column">
-              <wp:posOffset>368935</wp:posOffset>
+              <wp:posOffset>19050</wp:posOffset>
             </wp:positionH>
             <wp:positionV relativeFrom="paragraph">
-              <wp:posOffset>165735</wp:posOffset>
+              <wp:posOffset>128905</wp:posOffset>
             </wp:positionV>
-            <wp:extent cx="4352925" cy="4602480"/>
+            <wp:extent cx="4253230" cy="4497070"/>
             <wp:effectExtent l="0" t="0" r="0" b="0"/>
             <wp:wrapSquare wrapText="largest"/>
             <wp:docPr id="5" name="Image4" descr=""/>
@@ -3551,7 +3237,7 @@
                   <pic:spPr bwMode="auto">
                     <a:xfrm>
                       <a:off x="0" y="0"/>
-                      <a:ext cx="4352925" cy="4602480"/>
+                      <a:ext cx="4253230" cy="4497070"/>
                     </a:xfrm>
                     <a:prstGeom prst="rect">
                       <a:avLst/>
@@ -3863,200 +3549,104 @@
         <w:rPr>
           <w:rFonts w:ascii="Arial" w:hAnsi="Arial"/>
         </w:rPr>
-      </w:r>
-    </w:p>
-    <w:p>
-      <w:pPr>
-        <w:pStyle w:val="Normal"/>
-        <w:bidi w:val="0"/>
-        <w:jc w:val="left"/>
-        <w:rPr>
-          <w:rFonts w:ascii="Arial" w:hAnsi="Arial"/>
-        </w:rPr>
-      </w:pPr>
-      <w:r>
-        <w:rPr>
-          <w:rFonts w:ascii="Arial" w:hAnsi="Arial"/>
-        </w:rPr>
-      </w:r>
-    </w:p>
-    <w:p>
-      <w:pPr>
-        <w:pStyle w:val="Normal"/>
-        <w:bidi w:val="0"/>
-        <w:jc w:val="left"/>
-        <w:rPr>
-          <w:rFonts w:ascii="Arial" w:hAnsi="Arial"/>
-        </w:rPr>
-      </w:pPr>
-      <w:r>
-        <w:rPr>
-          <w:rFonts w:ascii="Arial" w:hAnsi="Arial"/>
-        </w:rPr>
-      </w:r>
-    </w:p>
-    <w:p>
-      <w:pPr>
-        <w:pStyle w:val="Normal"/>
-        <w:bidi w:val="0"/>
-        <w:jc w:val="left"/>
-        <w:rPr>
-          <w:rFonts w:ascii="Arial" w:hAnsi="Arial"/>
-        </w:rPr>
-      </w:pPr>
-      <w:r>
-        <w:rPr>
-          <w:rFonts w:ascii="Arial" w:hAnsi="Arial"/>
-        </w:rPr>
-      </w:r>
-    </w:p>
-    <w:p>
-      <w:pPr>
-        <w:pStyle w:val="Normal"/>
-        <w:bidi w:val="0"/>
-        <w:jc w:val="left"/>
-        <w:rPr>
-          <w:rFonts w:ascii="Arial" w:hAnsi="Arial"/>
-        </w:rPr>
-      </w:pPr>
-      <w:r>
-        <w:rPr>
-          <w:rFonts w:ascii="Arial" w:hAnsi="Arial"/>
-        </w:rPr>
-      </w:r>
-    </w:p>
-    <w:p>
-      <w:pPr>
-        <w:pStyle w:val="Normal"/>
-        <w:bidi w:val="0"/>
-        <w:jc w:val="left"/>
-        <w:rPr>
-          <w:rFonts w:ascii="Arial" w:hAnsi="Arial"/>
-        </w:rPr>
-      </w:pPr>
-      <w:r>
-        <w:rPr>
-          <w:rFonts w:ascii="Arial" w:hAnsi="Arial"/>
-        </w:rPr>
-      </w:r>
-    </w:p>
-    <w:p>
-      <w:pPr>
-        <w:pStyle w:val="Normal"/>
-        <w:bidi w:val="0"/>
-        <w:jc w:val="left"/>
-        <w:rPr>
-          <w:rFonts w:ascii="Arial" w:hAnsi="Arial"/>
-        </w:rPr>
-      </w:pPr>
-      <w:r>
-        <w:rPr>
-          <w:rFonts w:ascii="Arial" w:hAnsi="Arial"/>
-        </w:rPr>
-      </w:r>
-    </w:p>
-    <w:p>
-      <w:pPr>
-        <w:pStyle w:val="Normal"/>
-        <w:bidi w:val="0"/>
-        <w:jc w:val="left"/>
-        <w:rPr>
-          <w:rFonts w:ascii="Arial" w:hAnsi="Arial"/>
-        </w:rPr>
-      </w:pPr>
-      <w:r>
-        <w:rPr>
-          <w:rFonts w:ascii="Arial" w:hAnsi="Arial"/>
-        </w:rPr>
-      </w:r>
-    </w:p>
-    <w:p>
-      <w:pPr>
-        <w:pStyle w:val="Normal"/>
-        <w:bidi w:val="0"/>
-        <w:jc w:val="left"/>
-        <w:rPr>
-          <w:rFonts w:ascii="Arial" w:hAnsi="Arial"/>
-        </w:rPr>
-      </w:pPr>
-      <w:r>
-        <w:rPr>
-          <w:rFonts w:ascii="Arial" w:hAnsi="Arial"/>
-        </w:rPr>
-      </w:r>
-    </w:p>
-    <w:p>
-      <w:pPr>
-        <w:pStyle w:val="Normal"/>
-        <w:bidi w:val="0"/>
-        <w:jc w:val="left"/>
-        <w:rPr>
-          <w:rFonts w:ascii="Arial" w:hAnsi="Arial"/>
-        </w:rPr>
-      </w:pPr>
-      <w:r>
-        <w:rPr>
-          <w:rFonts w:ascii="Arial" w:hAnsi="Arial"/>
-        </w:rPr>
-      </w:r>
-    </w:p>
-    <w:p>
-      <w:pPr>
-        <w:pStyle w:val="Normal"/>
-        <w:bidi w:val="0"/>
-        <w:jc w:val="left"/>
-        <w:rPr>
-          <w:rFonts w:ascii="Arial" w:hAnsi="Arial"/>
-        </w:rPr>
-      </w:pPr>
-      <w:r>
-        <w:rPr>
-          <w:rFonts w:ascii="Arial" w:hAnsi="Arial"/>
-        </w:rPr>
-      </w:r>
-    </w:p>
-    <w:p>
-      <w:pPr>
-        <w:pStyle w:val="Normal"/>
-        <w:bidi w:val="0"/>
-        <w:jc w:val="left"/>
-        <w:rPr>
-          <w:rFonts w:ascii="Arial" w:hAnsi="Arial"/>
-        </w:rPr>
-      </w:pPr>
-      <w:r>
-        <w:rPr>
-          <w:rFonts w:ascii="Arial" w:hAnsi="Arial"/>
-        </w:rPr>
-      </w:r>
-    </w:p>
-    <w:p>
-      <w:pPr>
-        <w:pStyle w:val="Normal"/>
-        <w:bidi w:val="0"/>
-        <w:jc w:val="left"/>
-        <w:rPr>
-          <w:rFonts w:ascii="Arial" w:hAnsi="Arial"/>
-        </w:rPr>
-      </w:pPr>
-      <w:r>
-        <w:rPr>
-          <w:rFonts w:ascii="Arial" w:hAnsi="Arial"/>
-        </w:rPr>
-      </w:r>
-    </w:p>
-    <w:p>
-      <w:pPr>
-        <w:pStyle w:val="Normal"/>
-        <w:bidi w:val="0"/>
-        <w:jc w:val="left"/>
-        <w:rPr>
-          <w:rFonts w:ascii="Arial" w:hAnsi="Arial"/>
-        </w:rPr>
-      </w:pPr>
-      <w:r>
+        <w:br/>
+      </w:r>
+    </w:p>
+    <w:p>
+      <w:pPr>
+        <w:pStyle w:val="Normal"/>
+        <w:bidi w:val="0"/>
+        <w:jc w:val="left"/>
+        <w:rPr>
+          <w:rFonts w:ascii="Arial" w:hAnsi="Arial"/>
+        </w:rPr>
+      </w:pPr>
+      <w:r>
+        <w:rPr>
+          <w:rFonts w:ascii="Arial" w:hAnsi="Arial"/>
+        </w:rPr>
+      </w:r>
+    </w:p>
+    <w:p>
+      <w:pPr>
+        <w:pStyle w:val="Normal"/>
+        <w:bidi w:val="0"/>
+        <w:jc w:val="left"/>
+        <w:rPr>
+          <w:rFonts w:ascii="Arial" w:hAnsi="Arial"/>
+        </w:rPr>
+      </w:pPr>
+      <w:r>
+        <w:rPr>
+          <w:rFonts w:ascii="Arial" w:hAnsi="Arial"/>
+        </w:rPr>
+      </w:r>
+    </w:p>
+    <w:p>
+      <w:pPr>
+        <w:pStyle w:val="Normal"/>
+        <w:bidi w:val="0"/>
+        <w:jc w:val="left"/>
+        <w:rPr>
+          <w:rFonts w:ascii="Arial" w:hAnsi="Arial"/>
+        </w:rPr>
+      </w:pPr>
+      <w:r>
+        <w:rPr>
+          <w:rFonts w:ascii="Arial" w:hAnsi="Arial"/>
+        </w:rPr>
+      </w:r>
+    </w:p>
+    <w:p>
+      <w:pPr>
+        <w:pStyle w:val="Normal"/>
+        <w:bidi w:val="0"/>
+        <w:jc w:val="left"/>
+        <w:rPr>
+          <w:rFonts w:ascii="Arial" w:hAnsi="Arial"/>
+        </w:rPr>
+      </w:pPr>
+      <w:r>
+        <w:rPr>
+          <w:rFonts w:ascii="Arial" w:hAnsi="Arial"/>
+        </w:rPr>
+      </w:r>
+    </w:p>
+    <w:p>
+      <w:pPr>
+        <w:pStyle w:val="Normal"/>
+        <w:bidi w:val="0"/>
+        <w:jc w:val="left"/>
+        <w:rPr>
+          <w:rFonts w:ascii="Arial" w:hAnsi="Arial"/>
+        </w:rPr>
+      </w:pPr>
+      <w:r>
+        <w:rPr>
+          <w:rFonts w:ascii="Arial" w:hAnsi="Arial"/>
+          <w:b w:val="false"/>
+          <w:bCs w:val="false"/>
+          <w:i/>
+          <w:iCs/>
+        </w:rPr>
+        <w:t>Storage</w:t>
+      </w:r>
+    </w:p>
+    <w:p>
+      <w:pPr>
+        <w:pStyle w:val="Normal"/>
+        <w:bidi w:val="0"/>
+        <w:jc w:val="left"/>
+        <w:rPr>
+          <w:rFonts w:ascii="Arial" w:hAnsi="Arial"/>
+        </w:rPr>
+      </w:pPr>
+      <w:r>
+        <w:rPr>
+          <w:rFonts w:ascii="Arial" w:hAnsi="Arial"/>
+        </w:rPr>
         <w:drawing>
-          <wp:anchor behindDoc="0" distT="0" distB="0" distL="0" distR="0" simplePos="0" locked="0" layoutInCell="0" allowOverlap="1" relativeHeight="4">
+          <wp:anchor behindDoc="0" distT="0" distB="0" distL="0" distR="0" simplePos="0" locked="0" layoutInCell="0" allowOverlap="1" relativeHeight="19">
             <wp:simplePos x="0" y="0"/>
             <wp:positionH relativeFrom="column">
               <wp:posOffset>0</wp:posOffset>
@@ -4102,386 +3692,66 @@
           </wp:anchor>
         </w:drawing>
       </w:r>
-      <w:r>
-        <w:rPr>
-          <w:rFonts w:ascii="Arial" w:hAnsi="Arial"/>
-        </w:rPr>
-        <w:t>Storage:</w:t>
-      </w:r>
-    </w:p>
-    <w:p>
-      <w:pPr>
-        <w:pStyle w:val="Normal"/>
-        <w:bidi w:val="0"/>
-        <w:jc w:val="left"/>
-        <w:rPr>
-          <w:rFonts w:ascii="Arial" w:hAnsi="Arial"/>
-        </w:rPr>
-      </w:pPr>
-      <w:r>
-        <w:rPr>
-          <w:rFonts w:ascii="Arial" w:hAnsi="Arial"/>
-        </w:rPr>
-      </w:r>
-    </w:p>
-    <w:p>
-      <w:pPr>
-        <w:pStyle w:val="Normal"/>
-        <w:bidi w:val="0"/>
-        <w:jc w:val="left"/>
-        <w:rPr>
-          <w:rFonts w:ascii="Arial" w:hAnsi="Arial"/>
-        </w:rPr>
-      </w:pPr>
-      <w:r>
-        <w:rPr>
-          <w:rFonts w:ascii="Arial" w:hAnsi="Arial"/>
-        </w:rPr>
-      </w:r>
-    </w:p>
-    <w:p>
-      <w:pPr>
-        <w:pStyle w:val="Normal"/>
-        <w:bidi w:val="0"/>
-        <w:jc w:val="left"/>
-        <w:rPr>
-          <w:rFonts w:ascii="Arial" w:hAnsi="Arial"/>
-        </w:rPr>
-      </w:pPr>
-      <w:r>
-        <w:rPr>
-          <w:rFonts w:ascii="Arial" w:hAnsi="Arial"/>
-        </w:rPr>
-      </w:r>
-    </w:p>
-    <w:p>
-      <w:pPr>
-        <w:pStyle w:val="Normal"/>
-        <w:bidi w:val="0"/>
-        <w:jc w:val="left"/>
-        <w:rPr>
-          <w:rFonts w:ascii="Arial" w:hAnsi="Arial"/>
-        </w:rPr>
-      </w:pPr>
-      <w:r>
-        <w:rPr>
-          <w:rFonts w:ascii="Arial" w:hAnsi="Arial"/>
-        </w:rPr>
-      </w:r>
-    </w:p>
-    <w:p>
-      <w:pPr>
-        <w:pStyle w:val="Normal"/>
-        <w:bidi w:val="0"/>
-        <w:jc w:val="left"/>
-        <w:rPr>
-          <w:rFonts w:ascii="Arial" w:hAnsi="Arial"/>
-        </w:rPr>
-      </w:pPr>
-      <w:r>
-        <w:rPr>
-          <w:rFonts w:ascii="Arial" w:hAnsi="Arial"/>
-        </w:rPr>
-      </w:r>
-    </w:p>
-    <w:p>
-      <w:pPr>
-        <w:pStyle w:val="Normal"/>
-        <w:bidi w:val="0"/>
-        <w:jc w:val="left"/>
-        <w:rPr>
-          <w:rFonts w:ascii="Arial" w:hAnsi="Arial"/>
-        </w:rPr>
-      </w:pPr>
-      <w:r>
-        <w:rPr>
-          <w:rFonts w:ascii="Arial" w:hAnsi="Arial"/>
-        </w:rPr>
-      </w:r>
-    </w:p>
-    <w:p>
-      <w:pPr>
-        <w:pStyle w:val="Normal"/>
-        <w:bidi w:val="0"/>
-        <w:jc w:val="left"/>
-        <w:rPr>
-          <w:rFonts w:ascii="Arial" w:hAnsi="Arial"/>
-        </w:rPr>
-      </w:pPr>
-      <w:r>
-        <w:rPr>
-          <w:rFonts w:ascii="Arial" w:hAnsi="Arial"/>
-        </w:rPr>
-      </w:r>
-    </w:p>
-    <w:p>
-      <w:pPr>
-        <w:pStyle w:val="Normal"/>
-        <w:bidi w:val="0"/>
-        <w:jc w:val="left"/>
-        <w:rPr>
-          <w:rFonts w:ascii="Arial" w:hAnsi="Arial"/>
-        </w:rPr>
-      </w:pPr>
-      <w:r>
-        <w:rPr>
-          <w:rFonts w:ascii="Arial" w:hAnsi="Arial"/>
-        </w:rPr>
-      </w:r>
-    </w:p>
-    <w:p>
-      <w:pPr>
-        <w:pStyle w:val="Normal"/>
-        <w:bidi w:val="0"/>
-        <w:jc w:val="left"/>
-        <w:rPr>
-          <w:rFonts w:ascii="Arial" w:hAnsi="Arial"/>
-        </w:rPr>
-      </w:pPr>
-      <w:r>
-        <w:rPr>
-          <w:rFonts w:ascii="Arial" w:hAnsi="Arial"/>
-        </w:rPr>
-      </w:r>
-    </w:p>
-    <w:p>
-      <w:pPr>
-        <w:pStyle w:val="Normal"/>
-        <w:bidi w:val="0"/>
-        <w:jc w:val="left"/>
-        <w:rPr>
-          <w:rFonts w:ascii="Arial" w:hAnsi="Arial"/>
-        </w:rPr>
-      </w:pPr>
-      <w:r>
-        <w:rPr>
-          <w:rFonts w:ascii="Arial" w:hAnsi="Arial"/>
-        </w:rPr>
-      </w:r>
-    </w:p>
-    <w:p>
-      <w:pPr>
-        <w:pStyle w:val="Normal"/>
-        <w:bidi w:val="0"/>
-        <w:jc w:val="left"/>
-        <w:rPr>
-          <w:rFonts w:ascii="Arial" w:hAnsi="Arial"/>
-        </w:rPr>
-      </w:pPr>
-      <w:r>
-        <w:rPr>
-          <w:rFonts w:ascii="Arial" w:hAnsi="Arial"/>
-        </w:rPr>
-      </w:r>
-    </w:p>
-    <w:p>
-      <w:pPr>
-        <w:pStyle w:val="Normal"/>
-        <w:bidi w:val="0"/>
-        <w:jc w:val="left"/>
-        <w:rPr>
-          <w:rFonts w:ascii="Arial" w:hAnsi="Arial"/>
-        </w:rPr>
-      </w:pPr>
-      <w:r>
-        <w:rPr>
-          <w:rFonts w:ascii="Arial" w:hAnsi="Arial"/>
-        </w:rPr>
-      </w:r>
-    </w:p>
-    <w:p>
-      <w:pPr>
-        <w:pStyle w:val="Normal"/>
-        <w:bidi w:val="0"/>
-        <w:jc w:val="left"/>
-        <w:rPr>
-          <w:rFonts w:ascii="Arial" w:hAnsi="Arial"/>
-        </w:rPr>
-      </w:pPr>
-      <w:r>
-        <w:rPr>
-          <w:rFonts w:ascii="Arial" w:hAnsi="Arial"/>
-        </w:rPr>
-      </w:r>
-    </w:p>
-    <w:p>
-      <w:pPr>
-        <w:pStyle w:val="Normal"/>
-        <w:bidi w:val="0"/>
-        <w:jc w:val="left"/>
-        <w:rPr>
-          <w:rFonts w:ascii="Arial" w:hAnsi="Arial"/>
-        </w:rPr>
-      </w:pPr>
-      <w:r>
-        <w:rPr>
-          <w:rFonts w:ascii="Arial" w:hAnsi="Arial"/>
-        </w:rPr>
-      </w:r>
-    </w:p>
-    <w:p>
-      <w:pPr>
-        <w:pStyle w:val="Normal"/>
-        <w:bidi w:val="0"/>
-        <w:jc w:val="left"/>
-        <w:rPr>
-          <w:rFonts w:ascii="Arial" w:hAnsi="Arial"/>
-        </w:rPr>
-      </w:pPr>
-      <w:r>
-        <w:rPr>
-          <w:rFonts w:ascii="Arial" w:hAnsi="Arial"/>
-        </w:rPr>
-      </w:r>
-    </w:p>
-    <w:p>
-      <w:pPr>
-        <w:pStyle w:val="Normal"/>
-        <w:bidi w:val="0"/>
-        <w:jc w:val="left"/>
-        <w:rPr>
-          <w:rFonts w:ascii="Arial" w:hAnsi="Arial"/>
-        </w:rPr>
-      </w:pPr>
-      <w:r>
-        <w:rPr>
-          <w:rFonts w:ascii="Arial" w:hAnsi="Arial"/>
-        </w:rPr>
-      </w:r>
-    </w:p>
-    <w:p>
-      <w:pPr>
-        <w:pStyle w:val="Normal"/>
-        <w:bidi w:val="0"/>
-        <w:jc w:val="left"/>
-        <w:rPr>
-          <w:rFonts w:ascii="Arial" w:hAnsi="Arial"/>
-        </w:rPr>
-      </w:pPr>
-      <w:r>
-        <w:rPr>
-          <w:rFonts w:ascii="Arial" w:hAnsi="Arial"/>
-        </w:rPr>
-      </w:r>
-    </w:p>
-    <w:p>
-      <w:pPr>
-        <w:pStyle w:val="Normal"/>
-        <w:bidi w:val="0"/>
-        <w:jc w:val="left"/>
-        <w:rPr>
-          <w:rFonts w:ascii="Arial" w:hAnsi="Arial"/>
-        </w:rPr>
-      </w:pPr>
-      <w:r>
-        <w:rPr>
-          <w:rFonts w:ascii="Arial" w:hAnsi="Arial"/>
-        </w:rPr>
-      </w:r>
-    </w:p>
-    <w:p>
-      <w:pPr>
-        <w:pStyle w:val="Normal"/>
-        <w:bidi w:val="0"/>
-        <w:jc w:val="left"/>
-        <w:rPr>
-          <w:rFonts w:ascii="Arial" w:hAnsi="Arial"/>
-        </w:rPr>
-      </w:pPr>
-      <w:r>
-        <w:rPr>
-          <w:rFonts w:ascii="Arial" w:hAnsi="Arial"/>
-        </w:rPr>
-      </w:r>
-    </w:p>
-    <w:p>
-      <w:pPr>
-        <w:pStyle w:val="Normal"/>
-        <w:bidi w:val="0"/>
-        <w:jc w:val="left"/>
-        <w:rPr>
-          <w:rFonts w:ascii="Arial" w:hAnsi="Arial"/>
-        </w:rPr>
-      </w:pPr>
-      <w:r>
-        <w:rPr>
-          <w:rFonts w:ascii="Arial" w:hAnsi="Arial"/>
-        </w:rPr>
-      </w:r>
-    </w:p>
-    <w:p>
-      <w:pPr>
-        <w:pStyle w:val="Normal"/>
-        <w:bidi w:val="0"/>
-        <w:jc w:val="left"/>
-        <w:rPr>
-          <w:rFonts w:ascii="Arial" w:hAnsi="Arial"/>
-        </w:rPr>
-      </w:pPr>
-      <w:r>
-        <w:rPr>
-          <w:rFonts w:ascii="Arial" w:hAnsi="Arial"/>
-        </w:rPr>
-      </w:r>
-    </w:p>
-    <w:p>
-      <w:pPr>
-        <w:pStyle w:val="Normal"/>
-        <w:bidi w:val="0"/>
-        <w:jc w:val="left"/>
-        <w:rPr>
-          <w:rFonts w:ascii="Arial" w:hAnsi="Arial"/>
-        </w:rPr>
-      </w:pPr>
-      <w:r>
-        <w:rPr>
-          <w:rFonts w:ascii="Arial" w:hAnsi="Arial"/>
-        </w:rPr>
-      </w:r>
-    </w:p>
-    <w:p>
-      <w:pPr>
-        <w:pStyle w:val="Normal"/>
-        <w:bidi w:val="0"/>
-        <w:jc w:val="left"/>
-        <w:rPr>
-          <w:rFonts w:ascii="Arial" w:hAnsi="Arial"/>
-        </w:rPr>
-      </w:pPr>
-      <w:r>
-        <w:rPr>
-          <w:rFonts w:ascii="Arial" w:hAnsi="Arial"/>
-        </w:rPr>
-      </w:r>
-    </w:p>
-    <w:p>
-      <w:pPr>
-        <w:pStyle w:val="Normal"/>
-        <w:bidi w:val="0"/>
-        <w:jc w:val="left"/>
-        <w:rPr>
-          <w:rFonts w:ascii="Arial" w:hAnsi="Arial"/>
-        </w:rPr>
-      </w:pPr>
-      <w:r>
-        <w:rPr>
-          <w:rFonts w:ascii="Arial" w:hAnsi="Arial"/>
-        </w:rPr>
-      </w:r>
-    </w:p>
-    <w:p>
-      <w:pPr>
-        <w:pStyle w:val="Normal"/>
-        <w:bidi w:val="0"/>
-        <w:jc w:val="left"/>
-        <w:rPr>
-          <w:rFonts w:ascii="Arial" w:hAnsi="Arial"/>
-        </w:rPr>
-      </w:pPr>
-      <w:r>
-        <w:rPr>
-          <w:rFonts w:ascii="Arial" w:hAnsi="Arial"/>
-        </w:rPr>
+    </w:p>
+    <w:p>
+      <w:pPr>
+        <w:pStyle w:val="Normal"/>
+        <w:bidi w:val="0"/>
+        <w:jc w:val="left"/>
+        <w:rPr>
+          <w:rFonts w:ascii="Arial" w:hAnsi="Arial"/>
+        </w:rPr>
+      </w:pPr>
+      <w:r>
+        <w:rPr>
+          <w:rFonts w:ascii="Arial" w:hAnsi="Arial"/>
+        </w:rPr>
+      </w:r>
+    </w:p>
+    <w:p>
+      <w:pPr>
+        <w:pStyle w:val="Normal"/>
+        <w:bidi w:val="0"/>
+        <w:jc w:val="left"/>
+        <w:rPr>
+          <w:rFonts w:ascii="Arial" w:hAnsi="Arial"/>
+        </w:rPr>
+      </w:pPr>
+      <w:r>
+        <w:rPr>
+          <w:rFonts w:ascii="Arial" w:hAnsi="Arial"/>
+        </w:rPr>
+      </w:r>
+    </w:p>
+    <w:p>
+      <w:pPr>
+        <w:pStyle w:val="Normal"/>
+        <w:bidi w:val="0"/>
+        <w:jc w:val="left"/>
+        <w:rPr>
+          <w:rFonts w:ascii="Arial" w:hAnsi="Arial"/>
+        </w:rPr>
+      </w:pPr>
+      <w:r>
+        <w:rPr>
+          <w:rFonts w:ascii="Arial" w:hAnsi="Arial"/>
+        </w:rPr>
+      </w:r>
+    </w:p>
+    <w:p>
+      <w:pPr>
+        <w:pStyle w:val="Normal"/>
+        <w:bidi w:val="0"/>
+        <w:jc w:val="left"/>
+        <w:rPr>
+          <w:rFonts w:ascii="Arial" w:hAnsi="Arial"/>
+        </w:rPr>
+      </w:pPr>
+      <w:r>
+        <w:rPr>
+          <w:rFonts w:ascii="Arial" w:hAnsi="Arial"/>
+        </w:rPr>
+        <w:br/>
       </w:r>
     </w:p>
     <w:p>
@@ -4618,13 +3888,13 @@
           <w:rFonts w:ascii="Arial" w:hAnsi="Arial"/>
         </w:rPr>
         <w:drawing>
-          <wp:anchor behindDoc="0" distT="0" distB="0" distL="0" distR="0" simplePos="0" locked="0" layoutInCell="0" allowOverlap="1" relativeHeight="5">
+          <wp:anchor behindDoc="0" distT="0" distB="0" distL="0" distR="0" simplePos="0" locked="0" layoutInCell="0" allowOverlap="1" relativeHeight="4">
             <wp:simplePos x="0" y="0"/>
             <wp:positionH relativeFrom="column">
-              <wp:posOffset>15240</wp:posOffset>
+              <wp:posOffset>-38100</wp:posOffset>
             </wp:positionH>
             <wp:positionV relativeFrom="paragraph">
-              <wp:posOffset>8255</wp:posOffset>
+              <wp:posOffset>69215</wp:posOffset>
             </wp:positionV>
             <wp:extent cx="6332220" cy="5043170"/>
             <wp:effectExtent l="0" t="0" r="0" b="0"/>
@@ -4971,207 +4241,16 @@
         <w:bidi w:val="0"/>
         <w:jc w:val="left"/>
         <w:rPr>
-          <w:rFonts w:ascii="Arial" w:hAnsi="Arial"/>
-        </w:rPr>
-      </w:pPr>
-      <w:r>
-        <w:rPr>
-          <w:rFonts w:ascii="Arial" w:hAnsi="Arial"/>
-        </w:rPr>
-      </w:r>
-    </w:p>
-    <w:p>
-      <w:pPr>
-        <w:pStyle w:val="Normal"/>
-        <w:bidi w:val="0"/>
-        <w:jc w:val="left"/>
-        <w:rPr>
-          <w:rFonts w:ascii="Arial" w:hAnsi="Arial"/>
-        </w:rPr>
-      </w:pPr>
-      <w:r>
-        <w:rPr>
-          <w:rFonts w:ascii="Arial" w:hAnsi="Arial"/>
-        </w:rPr>
-      </w:r>
-    </w:p>
-    <w:p>
-      <w:pPr>
-        <w:pStyle w:val="Normal"/>
-        <w:bidi w:val="0"/>
-        <w:jc w:val="left"/>
-        <w:rPr>
-          <w:rFonts w:ascii="Arial" w:hAnsi="Arial"/>
-        </w:rPr>
-      </w:pPr>
-      <w:r>
-        <w:rPr>
-          <w:rFonts w:ascii="Arial" w:hAnsi="Arial"/>
-        </w:rPr>
-      </w:r>
-    </w:p>
-    <w:p>
-      <w:pPr>
-        <w:pStyle w:val="Normal"/>
-        <w:bidi w:val="0"/>
-        <w:jc w:val="left"/>
-        <w:rPr>
-          <w:rFonts w:ascii="Arial" w:hAnsi="Arial"/>
-        </w:rPr>
-      </w:pPr>
-      <w:r>
-        <w:rPr>
-          <w:rFonts w:ascii="Arial" w:hAnsi="Arial"/>
-        </w:rPr>
-      </w:r>
-    </w:p>
-    <w:p>
-      <w:pPr>
-        <w:pStyle w:val="Normal"/>
-        <w:bidi w:val="0"/>
-        <w:jc w:val="left"/>
-        <w:rPr>
-          <w:rFonts w:ascii="Arial" w:hAnsi="Arial"/>
-        </w:rPr>
-      </w:pPr>
-      <w:r>
-        <w:rPr>
-          <w:rFonts w:ascii="Arial" w:hAnsi="Arial"/>
-        </w:rPr>
-      </w:r>
-    </w:p>
-    <w:p>
-      <w:pPr>
-        <w:pStyle w:val="Normal"/>
-        <w:bidi w:val="0"/>
-        <w:jc w:val="left"/>
-        <w:rPr>
-          <w:rFonts w:ascii="Arial" w:hAnsi="Arial"/>
-        </w:rPr>
-      </w:pPr>
-      <w:r>
-        <w:rPr>
-          <w:rFonts w:ascii="Arial" w:hAnsi="Arial"/>
-        </w:rPr>
-      </w:r>
-    </w:p>
-    <w:p>
-      <w:pPr>
-        <w:pStyle w:val="Normal"/>
-        <w:bidi w:val="0"/>
-        <w:jc w:val="left"/>
-        <w:rPr>
-          <w:rFonts w:ascii="Arial" w:hAnsi="Arial"/>
-        </w:rPr>
-      </w:pPr>
-      <w:r>
-        <w:rPr>
-          <w:rFonts w:ascii="Arial" w:hAnsi="Arial"/>
-        </w:rPr>
-      </w:r>
-    </w:p>
-    <w:p>
-      <w:pPr>
-        <w:pStyle w:val="Normal"/>
-        <w:bidi w:val="0"/>
-        <w:jc w:val="left"/>
-        <w:rPr>
-          <w:rFonts w:ascii="Arial" w:hAnsi="Arial"/>
-        </w:rPr>
-      </w:pPr>
-      <w:r>
-        <w:rPr>
-          <w:rFonts w:ascii="Arial" w:hAnsi="Arial"/>
-        </w:rPr>
-      </w:r>
-    </w:p>
-    <w:p>
-      <w:pPr>
-        <w:pStyle w:val="Normal"/>
-        <w:bidi w:val="0"/>
-        <w:jc w:val="left"/>
-        <w:rPr>
-          <w:rFonts w:ascii="Arial" w:hAnsi="Arial"/>
-        </w:rPr>
-      </w:pPr>
-      <w:r>
-        <w:rPr>
-          <w:rFonts w:ascii="Arial" w:hAnsi="Arial"/>
-        </w:rPr>
-      </w:r>
-    </w:p>
-    <w:p>
-      <w:pPr>
-        <w:pStyle w:val="Normal"/>
-        <w:bidi w:val="0"/>
-        <w:jc w:val="left"/>
-        <w:rPr>
-          <w:rFonts w:ascii="Arial" w:hAnsi="Arial"/>
-        </w:rPr>
-      </w:pPr>
-      <w:r>
-        <w:rPr>
-          <w:rFonts w:ascii="Arial" w:hAnsi="Arial"/>
-        </w:rPr>
-      </w:r>
-    </w:p>
-    <w:p>
-      <w:pPr>
-        <w:pStyle w:val="Normal"/>
-        <w:bidi w:val="0"/>
-        <w:jc w:val="left"/>
-        <w:rPr>
-          <w:rFonts w:ascii="Arial" w:hAnsi="Arial"/>
-        </w:rPr>
-      </w:pPr>
-      <w:r>
-        <w:rPr>
-          <w:rFonts w:ascii="Arial" w:hAnsi="Arial"/>
-        </w:rPr>
-      </w:r>
-    </w:p>
-    <w:p>
-      <w:pPr>
-        <w:pStyle w:val="Normal"/>
-        <w:bidi w:val="0"/>
-        <w:jc w:val="left"/>
-        <w:rPr>
-          <w:rFonts w:ascii="Arial" w:hAnsi="Arial"/>
-        </w:rPr>
-      </w:pPr>
-      <w:r>
-        <w:rPr>
-          <w:rFonts w:ascii="Arial" w:hAnsi="Arial"/>
-        </w:rPr>
-      </w:r>
-    </w:p>
-    <w:p>
-      <w:pPr>
-        <w:pStyle w:val="Normal"/>
-        <w:bidi w:val="0"/>
-        <w:jc w:val="left"/>
-        <w:rPr>
-          <w:rFonts w:ascii="Arial" w:hAnsi="Arial"/>
-        </w:rPr>
-      </w:pPr>
-      <w:r>
-        <w:rPr>
-          <w:rFonts w:ascii="Arial" w:hAnsi="Arial"/>
-        </w:rPr>
-      </w:r>
-    </w:p>
-    <w:p>
-      <w:pPr>
-        <w:pStyle w:val="Normal"/>
-        <w:bidi w:val="0"/>
-        <w:jc w:val="left"/>
-        <w:rPr>
-          <w:rFonts w:ascii="Arial" w:hAnsi="Arial"/>
-        </w:rPr>
-      </w:pPr>
-      <w:r>
-        <w:rPr>
-          <w:rFonts w:ascii="Arial" w:hAnsi="Arial"/>
+          <w:i/>
+          <w:i/>
+          <w:iCs/>
+        </w:rPr>
+      </w:pPr>
+      <w:r>
+        <w:rPr>
+          <w:rFonts w:ascii="Arial" w:hAnsi="Arial"/>
+          <w:i/>
+          <w:iCs/>
         </w:rPr>
         <w:t>VMs:</w:t>
       </w:r>
@@ -5190,13 +4269,13 @@
           <w:rFonts w:ascii="Arial" w:hAnsi="Arial"/>
         </w:rPr>
         <w:drawing>
-          <wp:anchor behindDoc="0" distT="0" distB="0" distL="0" distR="0" simplePos="0" locked="0" layoutInCell="0" allowOverlap="1" relativeHeight="6">
+          <wp:anchor behindDoc="0" distT="0" distB="0" distL="0" distR="0" simplePos="0" locked="0" layoutInCell="0" allowOverlap="1" relativeHeight="5">
             <wp:simplePos x="0" y="0"/>
             <wp:positionH relativeFrom="column">
-              <wp:posOffset>529590</wp:posOffset>
+              <wp:posOffset>339090</wp:posOffset>
             </wp:positionH>
             <wp:positionV relativeFrom="paragraph">
-              <wp:posOffset>53975</wp:posOffset>
+              <wp:posOffset>107315</wp:posOffset>
             </wp:positionV>
             <wp:extent cx="6332220" cy="4345305"/>
             <wp:effectExtent l="0" t="0" r="0" b="0"/>
@@ -5613,10 +4692,10 @@
           <w:rFonts w:ascii="Arial" w:hAnsi="Arial"/>
         </w:rPr>
         <w:drawing>
-          <wp:anchor behindDoc="0" distT="0" distB="0" distL="0" distR="0" simplePos="0" locked="0" layoutInCell="0" allowOverlap="1" relativeHeight="7">
+          <wp:anchor behindDoc="0" distT="0" distB="0" distL="0" distR="0" simplePos="0" locked="0" layoutInCell="0" allowOverlap="1" relativeHeight="6">
             <wp:simplePos x="0" y="0"/>
             <wp:positionH relativeFrom="column">
-              <wp:posOffset>502920</wp:posOffset>
+              <wp:posOffset>312420</wp:posOffset>
             </wp:positionH>
             <wp:positionV relativeFrom="paragraph">
               <wp:posOffset>76835</wp:posOffset>
@@ -5951,117 +5030,16 @@
         <w:bidi w:val="0"/>
         <w:jc w:val="left"/>
         <w:rPr>
-          <w:rFonts w:ascii="Arial" w:hAnsi="Arial"/>
-        </w:rPr>
-      </w:pPr>
-      <w:r>
-        <w:rPr>
-          <w:rFonts w:ascii="Arial" w:hAnsi="Arial"/>
-        </w:rPr>
-      </w:r>
-    </w:p>
-    <w:p>
-      <w:pPr>
-        <w:pStyle w:val="Normal"/>
-        <w:bidi w:val="0"/>
-        <w:jc w:val="left"/>
-        <w:rPr>
-          <w:rFonts w:ascii="Arial" w:hAnsi="Arial"/>
-        </w:rPr>
-      </w:pPr>
-      <w:r>
-        <w:rPr>
-          <w:rFonts w:ascii="Arial" w:hAnsi="Arial"/>
-        </w:rPr>
-      </w:r>
-    </w:p>
-    <w:p>
-      <w:pPr>
-        <w:pStyle w:val="Normal"/>
-        <w:bidi w:val="0"/>
-        <w:jc w:val="left"/>
-        <w:rPr>
-          <w:rFonts w:ascii="Arial" w:hAnsi="Arial"/>
-        </w:rPr>
-      </w:pPr>
-      <w:r>
-        <w:rPr>
-          <w:rFonts w:ascii="Arial" w:hAnsi="Arial"/>
-        </w:rPr>
-      </w:r>
-    </w:p>
-    <w:p>
-      <w:pPr>
-        <w:pStyle w:val="Normal"/>
-        <w:bidi w:val="0"/>
-        <w:jc w:val="left"/>
-        <w:rPr>
-          <w:rFonts w:ascii="Arial" w:hAnsi="Arial"/>
-        </w:rPr>
-      </w:pPr>
-      <w:r>
-        <w:rPr>
-          <w:rFonts w:ascii="Arial" w:hAnsi="Arial"/>
-        </w:rPr>
-      </w:r>
-    </w:p>
-    <w:p>
-      <w:pPr>
-        <w:pStyle w:val="Normal"/>
-        <w:bidi w:val="0"/>
-        <w:jc w:val="left"/>
-        <w:rPr>
-          <w:rFonts w:ascii="Arial" w:hAnsi="Arial"/>
-        </w:rPr>
-      </w:pPr>
-      <w:r>
-        <w:rPr>
-          <w:rFonts w:ascii="Arial" w:hAnsi="Arial"/>
-        </w:rPr>
-      </w:r>
-    </w:p>
-    <w:p>
-      <w:pPr>
-        <w:pStyle w:val="Normal"/>
-        <w:bidi w:val="0"/>
-        <w:jc w:val="left"/>
-        <w:rPr>
-          <w:rFonts w:ascii="Arial" w:hAnsi="Arial"/>
-        </w:rPr>
-      </w:pPr>
-      <w:r>
-        <w:rPr>
-          <w:rFonts w:ascii="Arial" w:hAnsi="Arial"/>
-        </w:rPr>
-      </w:r>
-    </w:p>
-    <w:p>
-      <w:pPr>
-        <w:pStyle w:val="Normal"/>
-        <w:bidi w:val="0"/>
-        <w:jc w:val="left"/>
-        <w:rPr>
-          <w:rFonts w:ascii="Arial" w:hAnsi="Arial"/>
-        </w:rPr>
-      </w:pPr>
-      <w:r>
-        <w:rPr>
-          <w:rFonts w:ascii="Arial" w:hAnsi="Arial"/>
-        </w:rPr>
-      </w:r>
-    </w:p>
-    <w:p>
-      <w:pPr>
-        <w:pStyle w:val="Normal"/>
-        <w:bidi w:val="0"/>
-        <w:jc w:val="left"/>
-        <w:rPr>
-          <w:rFonts w:ascii="Arial" w:hAnsi="Arial"/>
-        </w:rPr>
-      </w:pPr>
-      <w:r>
-        <w:rPr>
-          <w:rFonts w:ascii="Arial" w:hAnsi="Arial"/>
+          <w:i/>
+          <w:i/>
+          <w:iCs/>
+        </w:rPr>
+      </w:pPr>
+      <w:r>
+        <w:rPr>
+          <w:rFonts w:ascii="Arial" w:hAnsi="Arial"/>
+          <w:i/>
+          <w:iCs/>
         </w:rPr>
         <w:t>Web server</w:t>
       </w:r>
@@ -6095,7 +5073,7 @@
           <w:rFonts w:ascii="Arial" w:hAnsi="Arial"/>
         </w:rPr>
         <w:drawing>
-          <wp:anchor behindDoc="0" distT="0" distB="0" distL="0" distR="0" simplePos="0" locked="0" layoutInCell="0" allowOverlap="1" relativeHeight="11">
+          <wp:anchor behindDoc="0" distT="0" distB="0" distL="0" distR="0" simplePos="0" locked="0" layoutInCell="0" allowOverlap="1" relativeHeight="10">
             <wp:simplePos x="0" y="0"/>
             <wp:positionH relativeFrom="column">
               <wp:posOffset>7620</wp:posOffset>
@@ -6287,443 +5265,71 @@
         </w:rPr>
       </w:pPr>
       <w:r>
-        <w:rPr>
-          <w:rFonts w:ascii="Arial" w:hAnsi="Arial"/>
-        </w:rPr>
-      </w:r>
-    </w:p>
-    <w:p>
-      <w:pPr>
-        <w:pStyle w:val="Normal"/>
-        <w:bidi w:val="0"/>
-        <w:jc w:val="left"/>
-        <w:rPr>
-          <w:rFonts w:ascii="Arial" w:hAnsi="Arial"/>
-        </w:rPr>
-      </w:pPr>
-      <w:r>
-        <w:rPr>
-          <w:rFonts w:ascii="Arial" w:hAnsi="Arial"/>
-        </w:rPr>
-      </w:r>
-    </w:p>
-    <w:p>
-      <w:pPr>
-        <w:pStyle w:val="Normal"/>
-        <w:bidi w:val="0"/>
-        <w:jc w:val="left"/>
-        <w:rPr>
-          <w:rFonts w:ascii="Arial" w:hAnsi="Arial"/>
-        </w:rPr>
-      </w:pPr>
-      <w:r>
-        <w:rPr>
-          <w:rFonts w:ascii="Arial" w:hAnsi="Arial"/>
-        </w:rPr>
-      </w:r>
-    </w:p>
-    <w:p>
-      <w:pPr>
-        <w:pStyle w:val="Normal"/>
-        <w:bidi w:val="0"/>
-        <w:jc w:val="left"/>
-        <w:rPr>
-          <w:rFonts w:ascii="Arial" w:hAnsi="Arial"/>
-        </w:rPr>
-      </w:pPr>
-      <w:r>
-        <w:rPr>
-          <w:rFonts w:ascii="Arial" w:hAnsi="Arial"/>
-        </w:rPr>
-      </w:r>
-    </w:p>
-    <w:p>
-      <w:pPr>
-        <w:pStyle w:val="Normal"/>
-        <w:bidi w:val="0"/>
-        <w:jc w:val="left"/>
-        <w:rPr>
-          <w:rFonts w:ascii="Arial" w:hAnsi="Arial"/>
-        </w:rPr>
-      </w:pPr>
-      <w:r>
-        <w:rPr>
-          <w:rFonts w:ascii="Arial" w:hAnsi="Arial"/>
-        </w:rPr>
-      </w:r>
-    </w:p>
-    <w:p>
-      <w:pPr>
-        <w:pStyle w:val="Normal"/>
-        <w:bidi w:val="0"/>
-        <w:jc w:val="left"/>
-        <w:rPr>
-          <w:rFonts w:ascii="Arial" w:hAnsi="Arial"/>
-        </w:rPr>
-      </w:pPr>
-      <w:r>
-        <w:rPr>
-          <w:rFonts w:ascii="Arial" w:hAnsi="Arial"/>
-        </w:rPr>
-      </w:r>
-    </w:p>
-    <w:p>
-      <w:pPr>
-        <w:pStyle w:val="Normal"/>
-        <w:bidi w:val="0"/>
-        <w:jc w:val="left"/>
-        <w:rPr>
-          <w:rFonts w:ascii="Arial" w:hAnsi="Arial"/>
-        </w:rPr>
-      </w:pPr>
-      <w:r>
-        <w:rPr>
-          <w:rFonts w:ascii="Arial" w:hAnsi="Arial"/>
-        </w:rPr>
-      </w:r>
-    </w:p>
-    <w:p>
-      <w:pPr>
-        <w:pStyle w:val="Normal"/>
-        <w:bidi w:val="0"/>
-        <w:jc w:val="left"/>
-        <w:rPr>
-          <w:rFonts w:ascii="Arial" w:hAnsi="Arial"/>
-        </w:rPr>
-      </w:pPr>
-      <w:r>
-        <w:rPr>
-          <w:rFonts w:ascii="Arial" w:hAnsi="Arial"/>
-        </w:rPr>
-      </w:r>
-    </w:p>
-    <w:p>
-      <w:pPr>
-        <w:pStyle w:val="Normal"/>
-        <w:bidi w:val="0"/>
-        <w:jc w:val="left"/>
-        <w:rPr>
-          <w:rFonts w:ascii="Arial" w:hAnsi="Arial"/>
-        </w:rPr>
-      </w:pPr>
-      <w:r>
-        <w:rPr>
-          <w:rFonts w:ascii="Arial" w:hAnsi="Arial"/>
-        </w:rPr>
-      </w:r>
-    </w:p>
-    <w:p>
-      <w:pPr>
-        <w:pStyle w:val="Normal"/>
-        <w:bidi w:val="0"/>
-        <w:jc w:val="left"/>
-        <w:rPr>
-          <w:rFonts w:ascii="Arial" w:hAnsi="Arial"/>
-        </w:rPr>
-      </w:pPr>
-      <w:r>
-        <w:rPr>
-          <w:rFonts w:ascii="Arial" w:hAnsi="Arial"/>
-        </w:rPr>
-      </w:r>
-    </w:p>
-    <w:p>
-      <w:pPr>
-        <w:pStyle w:val="Normal"/>
-        <w:bidi w:val="0"/>
-        <w:jc w:val="left"/>
-        <w:rPr>
-          <w:rFonts w:ascii="Arial" w:hAnsi="Arial"/>
-        </w:rPr>
-      </w:pPr>
-      <w:r>
-        <w:rPr>
-          <w:rFonts w:ascii="Arial" w:hAnsi="Arial"/>
-        </w:rPr>
-      </w:r>
-    </w:p>
-    <w:p>
-      <w:pPr>
-        <w:pStyle w:val="Normal"/>
-        <w:bidi w:val="0"/>
-        <w:jc w:val="left"/>
-        <w:rPr>
-          <w:rFonts w:ascii="Arial" w:hAnsi="Arial"/>
-        </w:rPr>
-      </w:pPr>
-      <w:r>
-        <w:rPr>
-          <w:rFonts w:ascii="Arial" w:hAnsi="Arial"/>
-        </w:rPr>
-      </w:r>
-    </w:p>
-    <w:p>
-      <w:pPr>
-        <w:pStyle w:val="Normal"/>
-        <w:bidi w:val="0"/>
-        <w:jc w:val="left"/>
-        <w:rPr>
-          <w:rFonts w:ascii="Arial" w:hAnsi="Arial"/>
-        </w:rPr>
-      </w:pPr>
-      <w:r>
-        <w:rPr>
-          <w:rFonts w:ascii="Arial" w:hAnsi="Arial"/>
-        </w:rPr>
-      </w:r>
-    </w:p>
-    <w:p>
-      <w:pPr>
-        <w:pStyle w:val="Normal"/>
-        <w:bidi w:val="0"/>
-        <w:jc w:val="left"/>
-        <w:rPr>
-          <w:rFonts w:ascii="Arial" w:hAnsi="Arial"/>
-        </w:rPr>
-      </w:pPr>
-      <w:r>
-        <w:rPr>
-          <w:rFonts w:ascii="Arial" w:hAnsi="Arial"/>
-        </w:rPr>
-      </w:r>
-    </w:p>
-    <w:p>
-      <w:pPr>
-        <w:pStyle w:val="Normal"/>
-        <w:bidi w:val="0"/>
-        <w:jc w:val="left"/>
-        <w:rPr>
-          <w:rFonts w:ascii="Arial" w:hAnsi="Arial"/>
-        </w:rPr>
-      </w:pPr>
-      <w:r>
-        <w:rPr>
-          <w:rFonts w:ascii="Arial" w:hAnsi="Arial"/>
-        </w:rPr>
-      </w:r>
-    </w:p>
-    <w:p>
-      <w:pPr>
-        <w:pStyle w:val="Normal"/>
-        <w:bidi w:val="0"/>
-        <w:jc w:val="left"/>
-        <w:rPr>
-          <w:rFonts w:ascii="Arial" w:hAnsi="Arial"/>
-        </w:rPr>
-      </w:pPr>
-      <w:r>
-        <w:rPr>
-          <w:rFonts w:ascii="Arial" w:hAnsi="Arial"/>
-        </w:rPr>
-      </w:r>
-    </w:p>
-    <w:p>
-      <w:pPr>
-        <w:pStyle w:val="Normal"/>
-        <w:bidi w:val="0"/>
-        <w:jc w:val="left"/>
-        <w:rPr>
-          <w:rFonts w:ascii="Arial" w:hAnsi="Arial"/>
-        </w:rPr>
-      </w:pPr>
-      <w:r>
-        <w:rPr>
-          <w:rFonts w:ascii="Arial" w:hAnsi="Arial"/>
-        </w:rPr>
-      </w:r>
-    </w:p>
-    <w:p>
-      <w:pPr>
-        <w:pStyle w:val="Normal"/>
-        <w:bidi w:val="0"/>
-        <w:jc w:val="left"/>
-        <w:rPr>
-          <w:rFonts w:ascii="Arial" w:hAnsi="Arial"/>
-        </w:rPr>
-      </w:pPr>
-      <w:r>
-        <w:rPr>
-          <w:rFonts w:ascii="Arial" w:hAnsi="Arial"/>
-        </w:rPr>
-      </w:r>
-    </w:p>
-    <w:p>
-      <w:pPr>
-        <w:pStyle w:val="Normal"/>
-        <w:bidi w:val="0"/>
-        <w:jc w:val="left"/>
-        <w:rPr>
-          <w:rFonts w:ascii="Arial" w:hAnsi="Arial"/>
-        </w:rPr>
-      </w:pPr>
-      <w:r>
-        <w:rPr>
-          <w:rFonts w:ascii="Arial" w:hAnsi="Arial"/>
-        </w:rPr>
-      </w:r>
-    </w:p>
-    <w:p>
-      <w:pPr>
-        <w:pStyle w:val="Normal"/>
-        <w:bidi w:val="0"/>
-        <w:jc w:val="left"/>
-        <w:rPr>
-          <w:rFonts w:ascii="Arial" w:hAnsi="Arial"/>
-        </w:rPr>
-      </w:pPr>
-      <w:r>
-        <w:rPr>
-          <w:rFonts w:ascii="Arial" w:hAnsi="Arial"/>
-        </w:rPr>
-      </w:r>
-    </w:p>
-    <w:p>
-      <w:pPr>
-        <w:pStyle w:val="Normal"/>
-        <w:bidi w:val="0"/>
-        <w:jc w:val="left"/>
-        <w:rPr>
-          <w:rFonts w:ascii="Arial" w:hAnsi="Arial"/>
-        </w:rPr>
-      </w:pPr>
-      <w:r>
-        <w:rPr>
-          <w:rFonts w:ascii="Arial" w:hAnsi="Arial"/>
-        </w:rPr>
-      </w:r>
-    </w:p>
-    <w:p>
-      <w:pPr>
-        <w:pStyle w:val="Normal"/>
-        <w:bidi w:val="0"/>
-        <w:jc w:val="left"/>
-        <w:rPr>
-          <w:rFonts w:ascii="Arial" w:hAnsi="Arial"/>
-        </w:rPr>
-      </w:pPr>
-      <w:r>
-        <w:rPr>
-          <w:rFonts w:ascii="Arial" w:hAnsi="Arial"/>
-        </w:rPr>
-      </w:r>
-    </w:p>
-    <w:p>
-      <w:pPr>
-        <w:pStyle w:val="Normal"/>
-        <w:bidi w:val="0"/>
-        <w:jc w:val="left"/>
-        <w:rPr>
-          <w:rFonts w:ascii="Arial" w:hAnsi="Arial"/>
-        </w:rPr>
-      </w:pPr>
-      <w:r>
-        <w:rPr>
-          <w:rFonts w:ascii="Arial" w:hAnsi="Arial"/>
-        </w:rPr>
-      </w:r>
-    </w:p>
-    <w:p>
-      <w:pPr>
-        <w:pStyle w:val="Normal"/>
-        <w:bidi w:val="0"/>
-        <w:jc w:val="left"/>
-        <w:rPr>
-          <w:rFonts w:ascii="Arial" w:hAnsi="Arial"/>
-        </w:rPr>
-      </w:pPr>
-      <w:r>
-        <w:rPr>
-          <w:rFonts w:ascii="Arial" w:hAnsi="Arial"/>
-        </w:rPr>
-      </w:r>
-    </w:p>
-    <w:p>
-      <w:pPr>
-        <w:pStyle w:val="Normal"/>
-        <w:bidi w:val="0"/>
-        <w:jc w:val="left"/>
-        <w:rPr>
-          <w:rFonts w:ascii="Arial" w:hAnsi="Arial"/>
-        </w:rPr>
-      </w:pPr>
-      <w:r>
-        <w:rPr>
-          <w:rFonts w:ascii="Arial" w:hAnsi="Arial"/>
-        </w:rPr>
-      </w:r>
-    </w:p>
-    <w:p>
-      <w:pPr>
-        <w:pStyle w:val="Normal"/>
-        <w:bidi w:val="0"/>
-        <w:jc w:val="left"/>
-        <w:rPr>
-          <w:rFonts w:ascii="Arial" w:hAnsi="Arial"/>
-        </w:rPr>
-      </w:pPr>
-      <w:r>
-        <w:rPr>
-          <w:rFonts w:ascii="Arial" w:hAnsi="Arial"/>
-        </w:rPr>
-      </w:r>
-    </w:p>
-    <w:p>
-      <w:pPr>
-        <w:pStyle w:val="Normal"/>
-        <w:bidi w:val="0"/>
-        <w:jc w:val="left"/>
-        <w:rPr>
-          <w:rFonts w:ascii="Arial" w:hAnsi="Arial"/>
-        </w:rPr>
-      </w:pPr>
-      <w:r>
-        <w:rPr>
-          <w:rFonts w:ascii="Arial" w:hAnsi="Arial"/>
-        </w:rPr>
-      </w:r>
-    </w:p>
-    <w:p>
-      <w:pPr>
-        <w:pStyle w:val="Normal"/>
-        <w:bidi w:val="0"/>
-        <w:jc w:val="left"/>
-        <w:rPr>
-          <w:rFonts w:ascii="Arial" w:hAnsi="Arial"/>
-        </w:rPr>
-      </w:pPr>
-      <w:r>
-        <w:rPr>
-          <w:rFonts w:ascii="Arial" w:hAnsi="Arial"/>
-        </w:rPr>
-      </w:r>
-    </w:p>
-    <w:p>
-      <w:pPr>
-        <w:pStyle w:val="Normal"/>
-        <w:bidi w:val="0"/>
-        <w:jc w:val="left"/>
-        <w:rPr>
-          <w:rFonts w:ascii="Arial" w:hAnsi="Arial"/>
-        </w:rPr>
-      </w:pPr>
-      <w:r>
-        <w:rPr>
-          <w:rFonts w:ascii="Arial" w:hAnsi="Arial"/>
-        </w:rPr>
-      </w:r>
-    </w:p>
-    <w:p>
-      <w:pPr>
-        <w:pStyle w:val="Normal"/>
-        <w:bidi w:val="0"/>
-        <w:jc w:val="left"/>
-        <w:rPr>
-          <w:rFonts w:ascii="Arial" w:hAnsi="Arial"/>
-        </w:rPr>
-      </w:pPr>
-      <w:r>
-        <w:rPr>
-          <w:rFonts w:ascii="Arial" w:hAnsi="Arial"/>
+        <w:rPr/>
+      </w:r>
+    </w:p>
+    <w:p>
+      <w:pPr>
+        <w:pStyle w:val="Normal"/>
+        <w:bidi w:val="0"/>
+        <w:jc w:val="left"/>
+        <w:rPr>
+          <w:rFonts w:ascii="Arial" w:hAnsi="Arial"/>
+        </w:rPr>
+      </w:pPr>
+      <w:r>
+        <w:rPr>
+          <w:rFonts w:ascii="Arial" w:hAnsi="Arial"/>
+        </w:rPr>
+      </w:r>
+    </w:p>
+    <w:p>
+      <w:pPr>
+        <w:pStyle w:val="Normal"/>
+        <w:bidi w:val="0"/>
+        <w:jc w:val="left"/>
+        <w:rPr>
+          <w:rFonts w:ascii="Arial" w:hAnsi="Arial"/>
+        </w:rPr>
+      </w:pPr>
+      <w:r>
+        <w:rPr>
+          <w:rFonts w:ascii="Arial" w:hAnsi="Arial"/>
+        </w:rPr>
+      </w:r>
+    </w:p>
+    <w:p>
+      <w:pPr>
+        <w:pStyle w:val="Normal"/>
+        <w:bidi w:val="0"/>
+        <w:jc w:val="left"/>
+        <w:rPr>
+          <w:rFonts w:ascii="Arial" w:hAnsi="Arial"/>
+        </w:rPr>
+      </w:pPr>
+      <w:r>
+        <w:rPr>
+          <w:rFonts w:ascii="Arial" w:hAnsi="Arial"/>
+        </w:rPr>
+      </w:r>
+    </w:p>
+    <w:p>
+      <w:pPr>
+        <w:pStyle w:val="Normal"/>
+        <w:bidi w:val="0"/>
+        <w:jc w:val="left"/>
+        <w:rPr>
+          <w:rFonts w:ascii="Arial" w:hAnsi="Arial"/>
+          <w:i/>
+          <w:i/>
+          <w:iCs/>
+        </w:rPr>
+      </w:pPr>
+      <w:r>
+        <w:rPr>
+          <w:rFonts w:ascii="Arial" w:hAnsi="Arial"/>
+          <w:i/>
+          <w:iCs/>
         </w:rPr>
         <w:t>Database</w:t>
       </w:r>
@@ -6741,14 +5347,29 @@
         <w:rPr>
           <w:rFonts w:ascii="Arial" w:hAnsi="Arial"/>
         </w:rPr>
+      </w:r>
+    </w:p>
+    <w:p>
+      <w:pPr>
+        <w:pStyle w:val="Normal"/>
+        <w:bidi w:val="0"/>
+        <w:jc w:val="left"/>
+        <w:rPr>
+          <w:rFonts w:ascii="Arial" w:hAnsi="Arial"/>
+        </w:rPr>
+      </w:pPr>
+      <w:r>
+        <w:rPr>
+          <w:rFonts w:ascii="Arial" w:hAnsi="Arial"/>
+        </w:rPr>
         <w:drawing>
-          <wp:anchor behindDoc="0" distT="0" distB="0" distL="0" distR="0" simplePos="0" locked="0" layoutInCell="0" allowOverlap="1" relativeHeight="10">
+          <wp:anchor behindDoc="0" distT="0" distB="0" distL="0" distR="0" simplePos="0" locked="0" layoutInCell="0" allowOverlap="1" relativeHeight="9">
             <wp:simplePos x="0" y="0"/>
             <wp:positionH relativeFrom="column">
-              <wp:posOffset>179070</wp:posOffset>
+              <wp:posOffset>87630</wp:posOffset>
             </wp:positionH>
             <wp:positionV relativeFrom="paragraph">
-              <wp:posOffset>137160</wp:posOffset>
+              <wp:posOffset>60960</wp:posOffset>
             </wp:positionV>
             <wp:extent cx="6332220" cy="4409440"/>
             <wp:effectExtent l="0" t="0" r="0" b="0"/>
@@ -6862,51 +5483,6 @@
         <w:rPr>
           <w:rFonts w:ascii="Arial" w:hAnsi="Arial"/>
         </w:rPr>
-      </w:r>
-    </w:p>
-    <w:p>
-      <w:pPr>
-        <w:pStyle w:val="Normal"/>
-        <w:bidi w:val="0"/>
-        <w:jc w:val="left"/>
-        <w:rPr>
-          <w:rFonts w:ascii="Arial" w:hAnsi="Arial"/>
-        </w:rPr>
-      </w:pPr>
-      <w:r>
-        <w:rPr>
-          <w:rFonts w:ascii="Arial" w:hAnsi="Arial"/>
-        </w:rPr>
-      </w:r>
-    </w:p>
-    <w:p>
-      <w:pPr>
-        <w:pStyle w:val="Normal"/>
-        <w:bidi w:val="0"/>
-        <w:jc w:val="left"/>
-        <w:rPr>
-          <w:rFonts w:ascii="Arial" w:hAnsi="Arial"/>
-        </w:rPr>
-      </w:pPr>
-      <w:r>
-        <w:rPr>
-          <w:rFonts w:ascii="Arial" w:hAnsi="Arial"/>
-        </w:rPr>
-      </w:r>
-    </w:p>
-    <w:p>
-      <w:pPr>
-        <w:pStyle w:val="Normal"/>
-        <w:bidi w:val="0"/>
-        <w:jc w:val="left"/>
-        <w:rPr>
-          <w:rFonts w:ascii="Arial" w:hAnsi="Arial"/>
-        </w:rPr>
-      </w:pPr>
-      <w:r>
-        <w:rPr>
-          <w:rFonts w:ascii="Arial" w:hAnsi="Arial"/>
-        </w:rPr>
         <w:br/>
         <w:br/>
       </w:r>
@@ -7113,86 +5689,16 @@
         <w:jc w:val="left"/>
         <w:rPr>
           <w:rFonts w:ascii="Arial" w:hAnsi="Arial"/>
-        </w:rPr>
-      </w:pPr>
-      <w:r>
-        <w:rPr>
-          <w:rFonts w:ascii="Arial" w:hAnsi="Arial"/>
-        </w:rPr>
-      </w:r>
-    </w:p>
-    <w:p>
-      <w:pPr>
-        <w:pStyle w:val="Normal"/>
-        <w:bidi w:val="0"/>
-        <w:jc w:val="left"/>
-        <w:rPr>
-          <w:rFonts w:ascii="Arial" w:hAnsi="Arial"/>
-        </w:rPr>
-      </w:pPr>
-      <w:r>
-        <w:rPr>
-          <w:rFonts w:ascii="Arial" w:hAnsi="Arial"/>
-        </w:rPr>
-      </w:r>
-    </w:p>
-    <w:p>
-      <w:pPr>
-        <w:pStyle w:val="Normal"/>
-        <w:bidi w:val="0"/>
-        <w:jc w:val="left"/>
-        <w:rPr>
-          <w:rFonts w:ascii="Arial" w:hAnsi="Arial"/>
-        </w:rPr>
-      </w:pPr>
-      <w:r>
-        <w:rPr>
-          <w:rFonts w:ascii="Arial" w:hAnsi="Arial"/>
-        </w:rPr>
-      </w:r>
-    </w:p>
-    <w:p>
-      <w:pPr>
-        <w:pStyle w:val="Normal"/>
-        <w:bidi w:val="0"/>
-        <w:jc w:val="left"/>
-        <w:rPr>
-          <w:rFonts w:ascii="Arial" w:hAnsi="Arial"/>
-        </w:rPr>
-      </w:pPr>
-      <w:r>
-        <w:rPr>
-          <w:rFonts w:ascii="Arial" w:hAnsi="Arial"/>
-        </w:rPr>
-      </w:r>
-    </w:p>
-    <w:p>
-      <w:pPr>
-        <w:pStyle w:val="Normal"/>
-        <w:bidi w:val="0"/>
-        <w:jc w:val="left"/>
-        <w:rPr>
-          <w:rFonts w:ascii="Arial" w:hAnsi="Arial"/>
-        </w:rPr>
-      </w:pPr>
-      <w:r>
-        <w:rPr>
-          <w:rFonts w:ascii="Arial" w:hAnsi="Arial"/>
-        </w:rPr>
-      </w:r>
-    </w:p>
-    <w:p>
-      <w:pPr>
-        <w:pStyle w:val="Normal"/>
-        <w:bidi w:val="0"/>
-        <w:jc w:val="left"/>
-        <w:rPr>
-          <w:rFonts w:ascii="Arial" w:hAnsi="Arial"/>
-        </w:rPr>
-      </w:pPr>
-      <w:r>
-        <w:rPr>
-          <w:rFonts w:ascii="Arial" w:hAnsi="Arial"/>
+          <w:i/>
+          <w:i/>
+          <w:iCs/>
+        </w:rPr>
+      </w:pPr>
+      <w:r>
+        <w:rPr>
+          <w:rFonts w:ascii="Arial" w:hAnsi="Arial"/>
+          <w:i/>
+          <w:iCs/>
         </w:rPr>
         <w:t>VNET / NSG</w:t>
       </w:r>
@@ -7226,7 +5732,7 @@
           <w:rFonts w:ascii="Arial" w:hAnsi="Arial"/>
         </w:rPr>
         <w:drawing>
-          <wp:anchor behindDoc="0" distT="0" distB="0" distL="0" distR="0" simplePos="0" locked="0" layoutInCell="0" allowOverlap="1" relativeHeight="12">
+          <wp:anchor behindDoc="0" distT="0" distB="0" distL="0" distR="0" simplePos="0" locked="0" layoutInCell="0" allowOverlap="1" relativeHeight="11">
             <wp:simplePos x="0" y="0"/>
             <wp:positionH relativeFrom="column">
               <wp:posOffset>207645</wp:posOffset>
@@ -7736,59 +6242,14 @@
         <w:rPr>
           <w:rFonts w:ascii="Arial" w:hAnsi="Arial"/>
         </w:rPr>
-      </w:r>
-    </w:p>
-    <w:p>
-      <w:pPr>
-        <w:pStyle w:val="Normal"/>
-        <w:bidi w:val="0"/>
-        <w:jc w:val="left"/>
-        <w:rPr>
-          <w:rFonts w:ascii="Arial" w:hAnsi="Arial"/>
-        </w:rPr>
-      </w:pPr>
-      <w:r>
-        <w:rPr>
-          <w:rFonts w:ascii="Arial" w:hAnsi="Arial"/>
-        </w:rPr>
-      </w:r>
-    </w:p>
-    <w:p>
-      <w:pPr>
-        <w:pStyle w:val="Normal"/>
-        <w:bidi w:val="0"/>
-        <w:jc w:val="left"/>
-        <w:rPr>
-          <w:rFonts w:ascii="Arial" w:hAnsi="Arial"/>
-        </w:rPr>
-      </w:pPr>
-      <w:r>
-        <w:rPr>
-          <w:rFonts w:ascii="Arial" w:hAnsi="Arial"/>
-        </w:rPr>
-      </w:r>
-    </w:p>
-    <w:p>
-      <w:pPr>
-        <w:pStyle w:val="Normal"/>
-        <w:bidi w:val="0"/>
-        <w:jc w:val="left"/>
-        <w:rPr>
-          <w:rFonts w:ascii="Arial" w:hAnsi="Arial"/>
-        </w:rPr>
-      </w:pPr>
-      <w:r>
-        <w:rPr>
-          <w:rFonts w:ascii="Arial" w:hAnsi="Arial"/>
-        </w:rPr>
         <w:drawing>
-          <wp:anchor behindDoc="0" distT="0" distB="0" distL="0" distR="0" simplePos="0" locked="0" layoutInCell="0" allowOverlap="1" relativeHeight="13">
+          <wp:anchor behindDoc="0" distT="0" distB="0" distL="0" distR="0" simplePos="0" locked="0" layoutInCell="0" allowOverlap="1" relativeHeight="12">
             <wp:simplePos x="0" y="0"/>
             <wp:positionH relativeFrom="column">
-              <wp:posOffset>240030</wp:posOffset>
+              <wp:posOffset>148590</wp:posOffset>
             </wp:positionH>
             <wp:positionV relativeFrom="paragraph">
-              <wp:posOffset>160020</wp:posOffset>
+              <wp:posOffset>83185</wp:posOffset>
             </wp:positionV>
             <wp:extent cx="6332220" cy="2892425"/>
             <wp:effectExtent l="0" t="0" r="0" b="0"/>
@@ -7857,271 +6318,16 @@
         <w:rPr>
           <w:rFonts w:ascii="Arial" w:hAnsi="Arial"/>
         </w:rPr>
-      </w:r>
-    </w:p>
-    <w:p>
-      <w:pPr>
-        <w:pStyle w:val="Normal"/>
-        <w:bidi w:val="0"/>
-        <w:jc w:val="left"/>
-        <w:rPr>
-          <w:rFonts w:ascii="Arial" w:hAnsi="Arial"/>
-        </w:rPr>
-      </w:pPr>
-      <w:r>
-        <w:rPr>
-          <w:rFonts w:ascii="Arial" w:hAnsi="Arial"/>
-        </w:rPr>
-      </w:r>
-    </w:p>
-    <w:p>
-      <w:pPr>
-        <w:pStyle w:val="Normal"/>
-        <w:bidi w:val="0"/>
-        <w:jc w:val="left"/>
-        <w:rPr>
-          <w:rFonts w:ascii="Arial" w:hAnsi="Arial"/>
-        </w:rPr>
-      </w:pPr>
-      <w:r>
-        <w:rPr>
-          <w:rFonts w:ascii="Arial" w:hAnsi="Arial"/>
-        </w:rPr>
-      </w:r>
-    </w:p>
-    <w:p>
-      <w:pPr>
-        <w:pStyle w:val="Normal"/>
-        <w:bidi w:val="0"/>
-        <w:jc w:val="left"/>
-        <w:rPr>
-          <w:rFonts w:ascii="Arial" w:hAnsi="Arial"/>
-        </w:rPr>
-      </w:pPr>
-      <w:r>
-        <w:rPr>
-          <w:rFonts w:ascii="Arial" w:hAnsi="Arial"/>
-        </w:rPr>
-      </w:r>
-    </w:p>
-    <w:p>
-      <w:pPr>
-        <w:pStyle w:val="Normal"/>
-        <w:bidi w:val="0"/>
-        <w:jc w:val="left"/>
-        <w:rPr>
-          <w:rFonts w:ascii="Arial" w:hAnsi="Arial"/>
-        </w:rPr>
-      </w:pPr>
-      <w:r>
-        <w:rPr>
-          <w:rFonts w:ascii="Arial" w:hAnsi="Arial"/>
-        </w:rPr>
-      </w:r>
-    </w:p>
-    <w:p>
-      <w:pPr>
-        <w:pStyle w:val="Normal"/>
-        <w:bidi w:val="0"/>
-        <w:jc w:val="left"/>
-        <w:rPr>
-          <w:rFonts w:ascii="Arial" w:hAnsi="Arial"/>
-        </w:rPr>
-      </w:pPr>
-      <w:r>
-        <w:rPr>
-          <w:rFonts w:ascii="Arial" w:hAnsi="Arial"/>
-        </w:rPr>
-      </w:r>
-    </w:p>
-    <w:p>
-      <w:pPr>
-        <w:pStyle w:val="Normal"/>
-        <w:bidi w:val="0"/>
-        <w:jc w:val="left"/>
-        <w:rPr>
-          <w:rFonts w:ascii="Arial" w:hAnsi="Arial"/>
-        </w:rPr>
-      </w:pPr>
-      <w:r>
-        <w:rPr>
-          <w:rFonts w:ascii="Arial" w:hAnsi="Arial"/>
-        </w:rPr>
-      </w:r>
-    </w:p>
-    <w:p>
-      <w:pPr>
-        <w:pStyle w:val="Normal"/>
-        <w:bidi w:val="0"/>
-        <w:jc w:val="left"/>
-        <w:rPr>
-          <w:rFonts w:ascii="Arial" w:hAnsi="Arial"/>
-        </w:rPr>
-      </w:pPr>
-      <w:r>
-        <w:rPr>
-          <w:rFonts w:ascii="Arial" w:hAnsi="Arial"/>
-        </w:rPr>
-      </w:r>
-    </w:p>
-    <w:p>
-      <w:pPr>
-        <w:pStyle w:val="Normal"/>
-        <w:bidi w:val="0"/>
-        <w:jc w:val="left"/>
-        <w:rPr>
-          <w:rFonts w:ascii="Arial" w:hAnsi="Arial"/>
-        </w:rPr>
-      </w:pPr>
-      <w:r>
-        <w:rPr>
-          <w:rFonts w:ascii="Arial" w:hAnsi="Arial"/>
-        </w:rPr>
-      </w:r>
-    </w:p>
-    <w:p>
-      <w:pPr>
-        <w:pStyle w:val="Normal"/>
-        <w:bidi w:val="0"/>
-        <w:jc w:val="left"/>
-        <w:rPr>
-          <w:rFonts w:ascii="Arial" w:hAnsi="Arial"/>
-        </w:rPr>
-      </w:pPr>
-      <w:r>
-        <w:rPr>
-          <w:rFonts w:ascii="Arial" w:hAnsi="Arial"/>
-        </w:rPr>
-      </w:r>
-    </w:p>
-    <w:p>
-      <w:pPr>
-        <w:pStyle w:val="Normal"/>
-        <w:bidi w:val="0"/>
-        <w:jc w:val="left"/>
-        <w:rPr>
-          <w:rFonts w:ascii="Arial" w:hAnsi="Arial"/>
-        </w:rPr>
-      </w:pPr>
-      <w:r>
-        <w:rPr>
-          <w:rFonts w:ascii="Arial" w:hAnsi="Arial"/>
-        </w:rPr>
-      </w:r>
-    </w:p>
-    <w:p>
-      <w:pPr>
-        <w:pStyle w:val="Normal"/>
-        <w:bidi w:val="0"/>
-        <w:jc w:val="left"/>
-        <w:rPr>
-          <w:rFonts w:ascii="Arial" w:hAnsi="Arial"/>
-        </w:rPr>
-      </w:pPr>
-      <w:r>
-        <w:rPr>
-          <w:rFonts w:ascii="Arial" w:hAnsi="Arial"/>
-        </w:rPr>
-      </w:r>
-    </w:p>
-    <w:p>
-      <w:pPr>
-        <w:pStyle w:val="Normal"/>
-        <w:bidi w:val="0"/>
-        <w:jc w:val="left"/>
-        <w:rPr>
-          <w:rFonts w:ascii="Arial" w:hAnsi="Arial"/>
-        </w:rPr>
-      </w:pPr>
-      <w:r>
-        <w:rPr>
-          <w:rFonts w:ascii="Arial" w:hAnsi="Arial"/>
-        </w:rPr>
-      </w:r>
-    </w:p>
-    <w:p>
-      <w:pPr>
-        <w:pStyle w:val="Normal"/>
-        <w:bidi w:val="0"/>
-        <w:jc w:val="left"/>
-        <w:rPr>
-          <w:rFonts w:ascii="Arial" w:hAnsi="Arial"/>
-        </w:rPr>
-      </w:pPr>
-      <w:r>
-        <w:rPr>
-          <w:rFonts w:ascii="Arial" w:hAnsi="Arial"/>
-        </w:rPr>
-      </w:r>
-    </w:p>
-    <w:p>
-      <w:pPr>
-        <w:pStyle w:val="Normal"/>
-        <w:bidi w:val="0"/>
-        <w:jc w:val="left"/>
-        <w:rPr>
-          <w:rFonts w:ascii="Arial" w:hAnsi="Arial"/>
-        </w:rPr>
-      </w:pPr>
-      <w:r>
-        <w:rPr>
-          <w:rFonts w:ascii="Arial" w:hAnsi="Arial"/>
-        </w:rPr>
-      </w:r>
-    </w:p>
-    <w:p>
-      <w:pPr>
-        <w:pStyle w:val="Normal"/>
-        <w:bidi w:val="0"/>
-        <w:jc w:val="left"/>
-        <w:rPr>
-          <w:rFonts w:ascii="Arial" w:hAnsi="Arial"/>
-        </w:rPr>
-      </w:pPr>
-      <w:r>
-        <w:rPr>
-          <w:rFonts w:ascii="Arial" w:hAnsi="Arial"/>
-        </w:rPr>
-      </w:r>
-    </w:p>
-    <w:p>
-      <w:pPr>
-        <w:pStyle w:val="Normal"/>
-        <w:bidi w:val="0"/>
-        <w:jc w:val="left"/>
-        <w:rPr>
-          <w:rFonts w:ascii="Arial" w:hAnsi="Arial"/>
-        </w:rPr>
-      </w:pPr>
-      <w:r>
-        <w:rPr>
-          <w:rFonts w:ascii="Arial" w:hAnsi="Arial"/>
-        </w:rPr>
-      </w:r>
-    </w:p>
-    <w:p>
-      <w:pPr>
-        <w:pStyle w:val="Normal"/>
-        <w:bidi w:val="0"/>
-        <w:jc w:val="left"/>
-        <w:rPr>
-          <w:rFonts w:ascii="Arial" w:hAnsi="Arial"/>
-        </w:rPr>
-      </w:pPr>
-      <w:r>
-        <w:rPr>
-          <w:rFonts w:ascii="Arial" w:hAnsi="Arial"/>
-        </w:rPr>
         <w:drawing>
-          <wp:anchor behindDoc="0" distT="0" distB="0" distL="0" distR="0" simplePos="0" locked="0" layoutInCell="0" allowOverlap="1" relativeHeight="14">
+          <wp:anchor behindDoc="0" distT="0" distB="0" distL="0" distR="0" simplePos="0" locked="0" layoutInCell="0" allowOverlap="1" relativeHeight="13">
             <wp:simplePos x="0" y="0"/>
             <wp:positionH relativeFrom="column">
-              <wp:posOffset>830580</wp:posOffset>
+              <wp:posOffset>213360</wp:posOffset>
             </wp:positionH>
             <wp:positionV relativeFrom="paragraph">
-              <wp:posOffset>137160</wp:posOffset>
+              <wp:posOffset>104140</wp:posOffset>
             </wp:positionV>
-            <wp:extent cx="4404360" cy="5046980"/>
+            <wp:extent cx="4320540" cy="4951095"/>
             <wp:effectExtent l="0" t="0" r="0" b="0"/>
             <wp:wrapSquare wrapText="largest"/>
             <wp:docPr id="14" name="Image17" descr=""/>
@@ -8146,7 +6352,7 @@
                   <pic:spPr bwMode="auto">
                     <a:xfrm>
                       <a:off x="0" y="0"/>
-                      <a:ext cx="4404360" cy="5046980"/>
+                      <a:ext cx="4320540" cy="4951095"/>
                     </a:xfrm>
                     <a:prstGeom prst="rect">
                       <a:avLst/>
@@ -8623,61 +6829,16 @@
         <w:rPr>
           <w:rFonts w:ascii="Arial" w:hAnsi="Arial"/>
         </w:rPr>
-      </w:r>
-    </w:p>
-    <w:p>
-      <w:pPr>
-        <w:pStyle w:val="Normal"/>
-        <w:bidi w:val="0"/>
-        <w:jc w:val="left"/>
-        <w:rPr>
-          <w:rFonts w:ascii="Arial" w:hAnsi="Arial"/>
-        </w:rPr>
-      </w:pPr>
-      <w:r>
-        <w:rPr>
-          <w:rFonts w:ascii="Arial" w:hAnsi="Arial"/>
-        </w:rPr>
-      </w:r>
-    </w:p>
-    <w:p>
-      <w:pPr>
-        <w:pStyle w:val="Normal"/>
-        <w:bidi w:val="0"/>
-        <w:jc w:val="left"/>
-        <w:rPr>
-          <w:rFonts w:ascii="Arial" w:hAnsi="Arial"/>
-        </w:rPr>
-      </w:pPr>
-      <w:r>
-        <w:rPr>
-          <w:rFonts w:ascii="Arial" w:hAnsi="Arial"/>
-        </w:rPr>
-      </w:r>
-    </w:p>
-    <w:p>
-      <w:pPr>
-        <w:pStyle w:val="Normal"/>
-        <w:bidi w:val="0"/>
-        <w:jc w:val="left"/>
-        <w:rPr>
-          <w:rFonts w:ascii="Arial" w:hAnsi="Arial"/>
-        </w:rPr>
-      </w:pPr>
-      <w:r>
-        <w:rPr>
-          <w:rFonts w:ascii="Arial" w:hAnsi="Arial"/>
-        </w:rPr>
         <w:drawing>
-          <wp:anchor behindDoc="0" distT="0" distB="0" distL="0" distR="0" simplePos="0" locked="0" layoutInCell="0" allowOverlap="1" relativeHeight="15">
+          <wp:anchor behindDoc="0" distT="0" distB="0" distL="0" distR="0" simplePos="0" locked="0" layoutInCell="0" allowOverlap="1" relativeHeight="14">
             <wp:simplePos x="0" y="0"/>
             <wp:positionH relativeFrom="column">
-              <wp:posOffset>545465</wp:posOffset>
+              <wp:posOffset>88265</wp:posOffset>
             </wp:positionH>
             <wp:positionV relativeFrom="paragraph">
-              <wp:posOffset>45720</wp:posOffset>
+              <wp:posOffset>90805</wp:posOffset>
             </wp:positionV>
-            <wp:extent cx="5767070" cy="6778625"/>
+            <wp:extent cx="5681345" cy="6677660"/>
             <wp:effectExtent l="0" t="0" r="0" b="0"/>
             <wp:wrapSquare wrapText="largest"/>
             <wp:docPr id="15" name="Image18" descr=""/>
@@ -8702,7 +6863,7 @@
                   <pic:spPr bwMode="auto">
                     <a:xfrm>
                       <a:off x="0" y="0"/>
-                      <a:ext cx="5767070" cy="6778625"/>
+                      <a:ext cx="5681345" cy="6677660"/>
                     </a:xfrm>
                     <a:prstGeom prst="rect">
                       <a:avLst/>
@@ -9344,14 +7505,134 @@
         <w:rPr>
           <w:rFonts w:ascii="Arial" w:hAnsi="Arial"/>
         </w:rPr>
+      </w:r>
+    </w:p>
+    <w:p>
+      <w:pPr>
+        <w:pStyle w:val="Normal"/>
+        <w:bidi w:val="0"/>
+        <w:jc w:val="left"/>
+        <w:rPr>
+          <w:rFonts w:ascii="Arial" w:hAnsi="Arial"/>
+        </w:rPr>
+      </w:pPr>
+      <w:r>
+        <w:rPr>
+          <w:rFonts w:ascii="Arial" w:hAnsi="Arial"/>
+        </w:rPr>
+      </w:r>
+    </w:p>
+    <w:p>
+      <w:pPr>
+        <w:pStyle w:val="Normal"/>
+        <w:bidi w:val="0"/>
+        <w:jc w:val="left"/>
+        <w:rPr>
+          <w:rFonts w:ascii="Arial" w:hAnsi="Arial"/>
+        </w:rPr>
+      </w:pPr>
+      <w:r>
+        <w:rPr>
+          <w:rFonts w:ascii="Arial" w:hAnsi="Arial"/>
+        </w:rPr>
+      </w:r>
+    </w:p>
+    <w:p>
+      <w:pPr>
+        <w:pStyle w:val="Normal"/>
+        <w:bidi w:val="0"/>
+        <w:jc w:val="left"/>
+        <w:rPr>
+          <w:rFonts w:ascii="Arial" w:hAnsi="Arial"/>
+        </w:rPr>
+      </w:pPr>
+      <w:r>
+        <w:rPr>
+          <w:rFonts w:ascii="Arial" w:hAnsi="Arial"/>
+        </w:rPr>
+      </w:r>
+    </w:p>
+    <w:p>
+      <w:pPr>
+        <w:pStyle w:val="Normal"/>
+        <w:bidi w:val="0"/>
+        <w:jc w:val="left"/>
+        <w:rPr>
+          <w:rFonts w:ascii="Arial" w:hAnsi="Arial"/>
+        </w:rPr>
+      </w:pPr>
+      <w:r>
+        <w:rPr>
+          <w:rFonts w:ascii="Arial" w:hAnsi="Arial"/>
+        </w:rPr>
+      </w:r>
+    </w:p>
+    <w:p>
+      <w:pPr>
+        <w:pStyle w:val="Normal"/>
+        <w:bidi w:val="0"/>
+        <w:jc w:val="left"/>
+        <w:rPr>
+          <w:rFonts w:ascii="Arial" w:hAnsi="Arial"/>
+        </w:rPr>
+      </w:pPr>
+      <w:r>
+        <w:rPr>
+          <w:rFonts w:ascii="Arial" w:hAnsi="Arial"/>
+        </w:rPr>
+      </w:r>
+    </w:p>
+    <w:p>
+      <w:pPr>
+        <w:pStyle w:val="Normal"/>
+        <w:bidi w:val="0"/>
+        <w:jc w:val="left"/>
+        <w:rPr>
+          <w:rFonts w:ascii="Arial" w:hAnsi="Arial"/>
+        </w:rPr>
+      </w:pPr>
+      <w:r>
+        <w:rPr>
+          <w:rFonts w:ascii="Arial" w:hAnsi="Arial"/>
+        </w:rPr>
+      </w:r>
+    </w:p>
+    <w:p>
+      <w:pPr>
+        <w:pStyle w:val="Normal"/>
+        <w:bidi w:val="0"/>
+        <w:jc w:val="left"/>
+        <w:rPr>
+          <w:rFonts w:ascii="Arial" w:hAnsi="Arial"/>
+        </w:rPr>
+      </w:pPr>
+      <w:r>
+        <w:rPr>
+          <w:rFonts w:ascii="Arial" w:hAnsi="Arial"/>
+        </w:rPr>
+      </w:r>
+    </w:p>
+    <w:p>
+      <w:pPr>
+        <w:pStyle w:val="Normal"/>
+        <w:bidi w:val="0"/>
+        <w:jc w:val="left"/>
+        <w:rPr>
+          <w:rFonts w:ascii="Arial" w:hAnsi="Arial"/>
+        </w:rPr>
+      </w:pPr>
+      <w:r>
+        <w:rPr>
+          <w:rFonts w:ascii="Arial" w:hAnsi="Arial"/>
+        </w:rPr>
         <w:drawing>
-          <wp:anchor behindDoc="0" distT="0" distB="0" distL="0" distR="0" simplePos="0" locked="0" layoutInCell="0" allowOverlap="1" relativeHeight="16">
+          <wp:anchor behindDoc="0" distT="0" distB="0" distL="0" distR="0" simplePos="0" locked="0" layoutInCell="0" allowOverlap="1" relativeHeight="15">
             <wp:simplePos x="0" y="0"/>
             <wp:positionH relativeFrom="column">
-              <wp:posOffset>529590</wp:posOffset>
+              <wp:posOffset>26670</wp:posOffset>
             </wp:positionH>
             <wp:positionV relativeFrom="paragraph">
-              <wp:posOffset>76200</wp:posOffset>
+              <wp:posOffset>38100</wp:posOffset>
             </wp:positionV>
             <wp:extent cx="6332220" cy="1595755"/>
             <wp:effectExtent l="0" t="0" r="0" b="0"/>
@@ -9600,7 +7881,367 @@
         <w:rPr>
           <w:rFonts w:ascii="Arial" w:hAnsi="Arial"/>
         </w:rPr>
-        <w:t>VII. LAN topology + DHCP config</w:t>
+      </w:r>
+    </w:p>
+    <w:p>
+      <w:pPr>
+        <w:pStyle w:val="Normal"/>
+        <w:bidi w:val="0"/>
+        <w:jc w:val="left"/>
+        <w:rPr>
+          <w:rFonts w:ascii="Arial" w:hAnsi="Arial"/>
+        </w:rPr>
+      </w:pPr>
+      <w:r>
+        <w:rPr>
+          <w:rFonts w:ascii="Arial" w:hAnsi="Arial"/>
+        </w:rPr>
+      </w:r>
+    </w:p>
+    <w:p>
+      <w:pPr>
+        <w:pStyle w:val="Normal"/>
+        <w:bidi w:val="0"/>
+        <w:jc w:val="left"/>
+        <w:rPr>
+          <w:rFonts w:ascii="Arial" w:hAnsi="Arial"/>
+        </w:rPr>
+      </w:pPr>
+      <w:r>
+        <w:rPr>
+          <w:rFonts w:ascii="Arial" w:hAnsi="Arial"/>
+        </w:rPr>
+      </w:r>
+    </w:p>
+    <w:p>
+      <w:pPr>
+        <w:pStyle w:val="Normal"/>
+        <w:bidi w:val="0"/>
+        <w:jc w:val="left"/>
+        <w:rPr>
+          <w:rFonts w:ascii="Arial" w:hAnsi="Arial"/>
+        </w:rPr>
+      </w:pPr>
+      <w:r>
+        <w:rPr>
+          <w:rFonts w:ascii="Arial" w:hAnsi="Arial"/>
+        </w:rPr>
+      </w:r>
+    </w:p>
+    <w:p>
+      <w:pPr>
+        <w:pStyle w:val="Normal"/>
+        <w:bidi w:val="0"/>
+        <w:jc w:val="left"/>
+        <w:rPr>
+          <w:rFonts w:ascii="Arial" w:hAnsi="Arial"/>
+        </w:rPr>
+      </w:pPr>
+      <w:r>
+        <w:rPr>
+          <w:rFonts w:ascii="Arial" w:hAnsi="Arial"/>
+        </w:rPr>
+      </w:r>
+    </w:p>
+    <w:p>
+      <w:pPr>
+        <w:pStyle w:val="Normal"/>
+        <w:bidi w:val="0"/>
+        <w:jc w:val="left"/>
+        <w:rPr>
+          <w:rFonts w:ascii="Arial" w:hAnsi="Arial"/>
+        </w:rPr>
+      </w:pPr>
+      <w:r>
+        <w:rPr>
+          <w:rFonts w:ascii="Arial" w:hAnsi="Arial"/>
+        </w:rPr>
+      </w:r>
+    </w:p>
+    <w:p>
+      <w:pPr>
+        <w:pStyle w:val="Normal"/>
+        <w:bidi w:val="0"/>
+        <w:jc w:val="left"/>
+        <w:rPr>
+          <w:rFonts w:ascii="Arial" w:hAnsi="Arial"/>
+        </w:rPr>
+      </w:pPr>
+      <w:r>
+        <w:rPr>
+          <w:rFonts w:ascii="Arial" w:hAnsi="Arial"/>
+        </w:rPr>
+      </w:r>
+    </w:p>
+    <w:p>
+      <w:pPr>
+        <w:pStyle w:val="Normal"/>
+        <w:bidi w:val="0"/>
+        <w:jc w:val="left"/>
+        <w:rPr>
+          <w:rFonts w:ascii="Arial" w:hAnsi="Arial"/>
+        </w:rPr>
+      </w:pPr>
+      <w:r>
+        <w:rPr>
+          <w:rFonts w:ascii="Arial" w:hAnsi="Arial"/>
+        </w:rPr>
+      </w:r>
+    </w:p>
+    <w:p>
+      <w:pPr>
+        <w:pStyle w:val="Normal"/>
+        <w:bidi w:val="0"/>
+        <w:jc w:val="left"/>
+        <w:rPr>
+          <w:rFonts w:ascii="Arial" w:hAnsi="Arial"/>
+        </w:rPr>
+      </w:pPr>
+      <w:r>
+        <w:rPr>
+          <w:rFonts w:ascii="Arial" w:hAnsi="Arial"/>
+        </w:rPr>
+      </w:r>
+    </w:p>
+    <w:p>
+      <w:pPr>
+        <w:pStyle w:val="Normal"/>
+        <w:bidi w:val="0"/>
+        <w:jc w:val="left"/>
+        <w:rPr>
+          <w:rFonts w:ascii="Arial" w:hAnsi="Arial"/>
+        </w:rPr>
+      </w:pPr>
+      <w:r>
+        <w:rPr>
+          <w:rFonts w:ascii="Arial" w:hAnsi="Arial"/>
+        </w:rPr>
+      </w:r>
+    </w:p>
+    <w:p>
+      <w:pPr>
+        <w:pStyle w:val="Normal"/>
+        <w:bidi w:val="0"/>
+        <w:jc w:val="left"/>
+        <w:rPr>
+          <w:rFonts w:ascii="Arial" w:hAnsi="Arial"/>
+        </w:rPr>
+      </w:pPr>
+      <w:r>
+        <w:rPr>
+          <w:rFonts w:ascii="Arial" w:hAnsi="Arial"/>
+        </w:rPr>
+      </w:r>
+    </w:p>
+    <w:p>
+      <w:pPr>
+        <w:pStyle w:val="Normal"/>
+        <w:bidi w:val="0"/>
+        <w:jc w:val="left"/>
+        <w:rPr>
+          <w:rFonts w:ascii="Arial" w:hAnsi="Arial"/>
+        </w:rPr>
+      </w:pPr>
+      <w:r>
+        <w:rPr>
+          <w:rFonts w:ascii="Arial" w:hAnsi="Arial"/>
+        </w:rPr>
+      </w:r>
+    </w:p>
+    <w:p>
+      <w:pPr>
+        <w:pStyle w:val="Normal"/>
+        <w:bidi w:val="0"/>
+        <w:jc w:val="left"/>
+        <w:rPr>
+          <w:rFonts w:ascii="Arial" w:hAnsi="Arial"/>
+        </w:rPr>
+      </w:pPr>
+      <w:r>
+        <w:rPr>
+          <w:rFonts w:ascii="Arial" w:hAnsi="Arial"/>
+        </w:rPr>
+      </w:r>
+    </w:p>
+    <w:p>
+      <w:pPr>
+        <w:pStyle w:val="Normal"/>
+        <w:bidi w:val="0"/>
+        <w:jc w:val="left"/>
+        <w:rPr>
+          <w:rFonts w:ascii="Arial" w:hAnsi="Arial"/>
+        </w:rPr>
+      </w:pPr>
+      <w:r>
+        <w:rPr>
+          <w:rFonts w:ascii="Arial" w:hAnsi="Arial"/>
+        </w:rPr>
+      </w:r>
+    </w:p>
+    <w:p>
+      <w:pPr>
+        <w:pStyle w:val="Normal"/>
+        <w:bidi w:val="0"/>
+        <w:jc w:val="left"/>
+        <w:rPr>
+          <w:rFonts w:ascii="Arial" w:hAnsi="Arial"/>
+        </w:rPr>
+      </w:pPr>
+      <w:r>
+        <w:rPr>
+          <w:rFonts w:ascii="Arial" w:hAnsi="Arial"/>
+        </w:rPr>
+      </w:r>
+    </w:p>
+    <w:p>
+      <w:pPr>
+        <w:pStyle w:val="Normal"/>
+        <w:bidi w:val="0"/>
+        <w:jc w:val="left"/>
+        <w:rPr>
+          <w:rFonts w:ascii="Arial" w:hAnsi="Arial"/>
+        </w:rPr>
+      </w:pPr>
+      <w:r>
+        <w:rPr>
+          <w:rFonts w:ascii="Arial" w:hAnsi="Arial"/>
+        </w:rPr>
+      </w:r>
+    </w:p>
+    <w:p>
+      <w:pPr>
+        <w:pStyle w:val="Normal"/>
+        <w:bidi w:val="0"/>
+        <w:jc w:val="left"/>
+        <w:rPr>
+          <w:rFonts w:ascii="Arial" w:hAnsi="Arial"/>
+        </w:rPr>
+      </w:pPr>
+      <w:r>
+        <w:rPr>
+          <w:rFonts w:ascii="Arial" w:hAnsi="Arial"/>
+        </w:rPr>
+      </w:r>
+    </w:p>
+    <w:p>
+      <w:pPr>
+        <w:pStyle w:val="Normal"/>
+        <w:bidi w:val="0"/>
+        <w:jc w:val="left"/>
+        <w:rPr>
+          <w:rFonts w:ascii="Arial" w:hAnsi="Arial"/>
+        </w:rPr>
+      </w:pPr>
+      <w:r>
+        <w:rPr>
+          <w:rFonts w:ascii="Arial" w:hAnsi="Arial"/>
+        </w:rPr>
+      </w:r>
+    </w:p>
+    <w:p>
+      <w:pPr>
+        <w:pStyle w:val="Normal"/>
+        <w:bidi w:val="0"/>
+        <w:jc w:val="left"/>
+        <w:rPr>
+          <w:rFonts w:ascii="Arial" w:hAnsi="Arial"/>
+        </w:rPr>
+      </w:pPr>
+      <w:r>
+        <w:rPr>
+          <w:rFonts w:ascii="Arial" w:hAnsi="Arial"/>
+        </w:rPr>
+      </w:r>
+    </w:p>
+    <w:p>
+      <w:pPr>
+        <w:pStyle w:val="Normal"/>
+        <w:bidi w:val="0"/>
+        <w:jc w:val="left"/>
+        <w:rPr>
+          <w:rFonts w:ascii="Arial" w:hAnsi="Arial"/>
+        </w:rPr>
+      </w:pPr>
+      <w:r>
+        <w:rPr>
+          <w:rFonts w:ascii="Arial" w:hAnsi="Arial"/>
+        </w:rPr>
+      </w:r>
+    </w:p>
+    <w:p>
+      <w:pPr>
+        <w:pStyle w:val="Normal"/>
+        <w:bidi w:val="0"/>
+        <w:jc w:val="left"/>
+        <w:rPr>
+          <w:rFonts w:ascii="Arial" w:hAnsi="Arial"/>
+        </w:rPr>
+      </w:pPr>
+      <w:r>
+        <w:rPr>
+          <w:rFonts w:ascii="Arial" w:hAnsi="Arial"/>
+        </w:rPr>
+      </w:r>
+    </w:p>
+    <w:p>
+      <w:pPr>
+        <w:pStyle w:val="Normal"/>
+        <w:bidi w:val="0"/>
+        <w:jc w:val="left"/>
+        <w:rPr>
+          <w:rFonts w:ascii="Arial" w:hAnsi="Arial"/>
+        </w:rPr>
+      </w:pPr>
+      <w:r>
+        <w:rPr>
+          <w:rFonts w:ascii="Arial" w:hAnsi="Arial"/>
+        </w:rPr>
+      </w:r>
+    </w:p>
+    <w:p>
+      <w:pPr>
+        <w:pStyle w:val="Normal"/>
+        <w:bidi w:val="0"/>
+        <w:jc w:val="left"/>
+        <w:rPr>
+          <w:rFonts w:ascii="Arial" w:hAnsi="Arial"/>
+        </w:rPr>
+      </w:pPr>
+      <w:r>
+        <w:rPr>
+          <w:rFonts w:ascii="Arial" w:hAnsi="Arial"/>
+        </w:rPr>
+      </w:r>
+    </w:p>
+    <w:p>
+      <w:pPr>
+        <w:pStyle w:val="Normal"/>
+        <w:bidi w:val="0"/>
+        <w:jc w:val="left"/>
+        <w:rPr>
+          <w:rFonts w:ascii="Arial" w:hAnsi="Arial"/>
+        </w:rPr>
+      </w:pPr>
+      <w:r>
+        <w:rPr>
+          <w:rFonts w:ascii="Arial" w:hAnsi="Arial"/>
+        </w:rPr>
+      </w:r>
+    </w:p>
+    <w:p>
+      <w:pPr>
+        <w:pStyle w:val="Normal"/>
+        <w:bidi w:val="0"/>
+        <w:jc w:val="left"/>
+        <w:rPr>
+          <w:rFonts w:ascii="Arial" w:hAnsi="Arial"/>
+        </w:rPr>
+      </w:pPr>
+      <w:r>
+        <w:rPr>
+          <w:rFonts w:ascii="Arial" w:hAnsi="Arial"/>
+        </w:rPr>
+        <w:t>VI. LAN topology + DHCP config</w:t>
       </w:r>
     </w:p>
     <w:p>
@@ -10551,31 +9192,34 @@
         <w:rPr>
           <w:rFonts w:ascii="Arial" w:hAnsi="Arial"/>
         </w:rPr>
-        <w:t>VIII. Installing W</w:t>
-      </w:r>
-      <w:r>
-        <w:rPr>
-          <w:rFonts w:ascii="Arial" w:hAnsi="Arial"/>
-        </w:rPr>
-        <w:t>a</w:t>
-      </w:r>
-      <w:r>
-        <w:rPr>
-          <w:rFonts w:ascii="Arial" w:hAnsi="Arial"/>
-        </w:rPr>
-        <w:t>z</w:t>
-      </w:r>
-      <w:r>
-        <w:rPr>
-          <w:rFonts w:ascii="Arial" w:hAnsi="Arial"/>
-        </w:rPr>
-        <w:t>u</w:t>
-      </w:r>
-      <w:r>
-        <w:rPr>
-          <w:rFonts w:ascii="Arial" w:hAnsi="Arial"/>
-        </w:rPr>
-        <w:t>h (SIEM)</w:t>
+      </w:r>
+    </w:p>
+    <w:p>
+      <w:pPr>
+        <w:pStyle w:val="Normal"/>
+        <w:bidi w:val="0"/>
+        <w:jc w:val="left"/>
+        <w:rPr>
+          <w:rFonts w:ascii="Arial" w:hAnsi="Arial"/>
+        </w:rPr>
+      </w:pPr>
+      <w:r>
+        <w:rPr>
+          <w:rFonts w:ascii="Arial" w:hAnsi="Arial"/>
+        </w:rPr>
+        <w:t>VII. Installing Wazuh (S</w:t>
+      </w:r>
+      <w:r>
+        <w:rPr>
+          <w:rFonts w:ascii="Arial" w:hAnsi="Arial"/>
+        </w:rPr>
+        <w:t>E</w:t>
+      </w:r>
+      <w:r>
+        <w:rPr>
+          <w:rFonts w:ascii="Arial" w:hAnsi="Arial"/>
+        </w:rPr>
+        <w:t>IM)</w:t>
       </w:r>
     </w:p>
     <w:p>
@@ -10719,7 +9363,7 @@
           <w:rFonts w:ascii="Airal" w:hAnsi="Airal"/>
         </w:rPr>
         <w:drawing>
-          <wp:anchor behindDoc="0" distT="0" distB="0" distL="0" distR="0" simplePos="0" locked="0" layoutInCell="0" allowOverlap="1" relativeHeight="9">
+          <wp:anchor behindDoc="0" distT="0" distB="0" distL="0" distR="0" simplePos="0" locked="0" layoutInCell="0" allowOverlap="1" relativeHeight="8">
             <wp:simplePos x="0" y="0"/>
             <wp:positionH relativeFrom="column">
               <wp:posOffset>38100</wp:posOffset>
@@ -10869,233 +9513,8 @@
         <w:rPr>
           <w:rFonts w:ascii="Airal" w:hAnsi="Airal"/>
         </w:rPr>
-      </w:r>
-    </w:p>
-    <w:p>
-      <w:pPr>
-        <w:pStyle w:val="Normal"/>
-        <w:bidi w:val="0"/>
-        <w:jc w:val="left"/>
-        <w:rPr>
-          <w:rFonts w:ascii="Airal" w:hAnsi="Airal"/>
-        </w:rPr>
-      </w:pPr>
-      <w:r>
-        <w:rPr>
-          <w:rFonts w:ascii="Airal" w:hAnsi="Airal"/>
-        </w:rPr>
-      </w:r>
-    </w:p>
-    <w:p>
-      <w:pPr>
-        <w:pStyle w:val="Normal"/>
-        <w:bidi w:val="0"/>
-        <w:jc w:val="left"/>
-        <w:rPr>
-          <w:rFonts w:ascii="Airal" w:hAnsi="Airal"/>
-        </w:rPr>
-      </w:pPr>
-      <w:r>
-        <w:rPr>
-          <w:rFonts w:ascii="Airal" w:hAnsi="Airal"/>
-        </w:rPr>
-      </w:r>
-    </w:p>
-    <w:p>
-      <w:pPr>
-        <w:pStyle w:val="Normal"/>
-        <w:bidi w:val="0"/>
-        <w:jc w:val="left"/>
-        <w:rPr>
-          <w:rFonts w:ascii="Airal" w:hAnsi="Airal"/>
-        </w:rPr>
-      </w:pPr>
-      <w:r>
-        <w:rPr>
-          <w:rFonts w:ascii="Airal" w:hAnsi="Airal"/>
-        </w:rPr>
-      </w:r>
-    </w:p>
-    <w:p>
-      <w:pPr>
-        <w:pStyle w:val="Normal"/>
-        <w:bidi w:val="0"/>
-        <w:jc w:val="left"/>
-        <w:rPr>
-          <w:rFonts w:ascii="Airal" w:hAnsi="Airal"/>
-        </w:rPr>
-      </w:pPr>
-      <w:r>
-        <w:rPr>
-          <w:rFonts w:ascii="Airal" w:hAnsi="Airal"/>
-        </w:rPr>
-      </w:r>
-    </w:p>
-    <w:p>
-      <w:pPr>
-        <w:pStyle w:val="Normal"/>
-        <w:bidi w:val="0"/>
-        <w:jc w:val="left"/>
-        <w:rPr>
-          <w:rFonts w:ascii="Airal" w:hAnsi="Airal"/>
-        </w:rPr>
-      </w:pPr>
-      <w:r>
-        <w:rPr>
-          <w:rFonts w:ascii="Airal" w:hAnsi="Airal"/>
-        </w:rPr>
-      </w:r>
-    </w:p>
-    <w:p>
-      <w:pPr>
-        <w:pStyle w:val="Normal"/>
-        <w:bidi w:val="0"/>
-        <w:jc w:val="left"/>
-        <w:rPr>
-          <w:rFonts w:ascii="Airal" w:hAnsi="Airal"/>
-        </w:rPr>
-      </w:pPr>
-      <w:r>
-        <w:rPr>
-          <w:rFonts w:ascii="Airal" w:hAnsi="Airal"/>
-        </w:rPr>
-      </w:r>
-    </w:p>
-    <w:p>
-      <w:pPr>
-        <w:pStyle w:val="Normal"/>
-        <w:bidi w:val="0"/>
-        <w:jc w:val="left"/>
-        <w:rPr>
-          <w:rFonts w:ascii="Airal" w:hAnsi="Airal"/>
-        </w:rPr>
-      </w:pPr>
-      <w:r>
-        <w:rPr>
-          <w:rFonts w:ascii="Airal" w:hAnsi="Airal"/>
-        </w:rPr>
-      </w:r>
-    </w:p>
-    <w:p>
-      <w:pPr>
-        <w:pStyle w:val="Normal"/>
-        <w:bidi w:val="0"/>
-        <w:jc w:val="left"/>
-        <w:rPr>
-          <w:rFonts w:ascii="Airal" w:hAnsi="Airal"/>
-        </w:rPr>
-      </w:pPr>
-      <w:r>
-        <w:rPr>
-          <w:rFonts w:ascii="Airal" w:hAnsi="Airal"/>
-        </w:rPr>
-      </w:r>
-    </w:p>
-    <w:p>
-      <w:pPr>
-        <w:pStyle w:val="Normal"/>
-        <w:bidi w:val="0"/>
-        <w:jc w:val="left"/>
-        <w:rPr>
-          <w:rFonts w:ascii="Airal" w:hAnsi="Airal"/>
-        </w:rPr>
-      </w:pPr>
-      <w:r>
-        <w:rPr>
-          <w:rFonts w:ascii="Airal" w:hAnsi="Airal"/>
-        </w:rPr>
-      </w:r>
-    </w:p>
-    <w:p>
-      <w:pPr>
-        <w:pStyle w:val="Normal"/>
-        <w:bidi w:val="0"/>
-        <w:jc w:val="left"/>
-        <w:rPr>
-          <w:rFonts w:ascii="Airal" w:hAnsi="Airal"/>
-        </w:rPr>
-      </w:pPr>
-      <w:r>
-        <w:rPr>
-          <w:rFonts w:ascii="Airal" w:hAnsi="Airal"/>
-        </w:rPr>
-      </w:r>
-    </w:p>
-    <w:p>
-      <w:pPr>
-        <w:pStyle w:val="Normal"/>
-        <w:bidi w:val="0"/>
-        <w:jc w:val="left"/>
-        <w:rPr>
-          <w:rFonts w:ascii="Airal" w:hAnsi="Airal"/>
-        </w:rPr>
-      </w:pPr>
-      <w:r>
-        <w:rPr>
-          <w:rFonts w:ascii="Airal" w:hAnsi="Airal"/>
-        </w:rPr>
-      </w:r>
-    </w:p>
-    <w:p>
-      <w:pPr>
-        <w:pStyle w:val="Normal"/>
-        <w:bidi w:val="0"/>
-        <w:jc w:val="left"/>
-        <w:rPr>
-          <w:rFonts w:ascii="Airal" w:hAnsi="Airal"/>
-        </w:rPr>
-      </w:pPr>
-      <w:r>
-        <w:rPr>
-          <w:rFonts w:ascii="Airal" w:hAnsi="Airal"/>
-        </w:rPr>
-      </w:r>
-    </w:p>
-    <w:p>
-      <w:pPr>
-        <w:pStyle w:val="Normal"/>
-        <w:bidi w:val="0"/>
-        <w:jc w:val="left"/>
-        <w:rPr>
-          <w:rFonts w:ascii="Airal" w:hAnsi="Airal"/>
-        </w:rPr>
-      </w:pPr>
-      <w:r>
-        <w:rPr>
-          <w:rFonts w:ascii="Airal" w:hAnsi="Airal"/>
-        </w:rPr>
-      </w:r>
-    </w:p>
-    <w:p>
-      <w:pPr>
-        <w:pStyle w:val="Normal"/>
-        <w:bidi w:val="0"/>
-        <w:jc w:val="left"/>
-        <w:rPr>
-          <w:rFonts w:ascii="Airal" w:hAnsi="Airal"/>
-        </w:rPr>
-      </w:pPr>
-      <w:r>
-        <w:rPr>
-          <w:rFonts w:ascii="Airal" w:hAnsi="Airal"/>
-        </w:rPr>
-      </w:r>
-    </w:p>
-    <w:p>
-      <w:pPr>
-        <w:pStyle w:val="Normal"/>
-        <w:bidi w:val="0"/>
-        <w:jc w:val="left"/>
-        <w:rPr>
-          <w:rFonts w:ascii="Airal" w:hAnsi="Airal"/>
-        </w:rPr>
-      </w:pPr>
-      <w:r>
-        <w:rPr>
-          <w:rFonts w:ascii="Airal" w:hAnsi="Airal"/>
-        </w:rPr>
         <w:drawing>
-          <wp:anchor behindDoc="0" distT="0" distB="0" distL="0" distR="0" simplePos="0" locked="0" layoutInCell="0" allowOverlap="1" relativeHeight="8">
+          <wp:anchor behindDoc="0" distT="0" distB="0" distL="0" distR="0" simplePos="0" locked="0" layoutInCell="0" allowOverlap="1" relativeHeight="7">
             <wp:simplePos x="0" y="0"/>
             <wp:positionH relativeFrom="column">
               <wp:posOffset>106680</wp:posOffset>
@@ -11172,336 +9591,6 @@
         </w:rPr>
       </w:r>
     </w:p>
-    <w:p>
-      <w:pPr>
-        <w:pStyle w:val="Normal"/>
-        <w:bidi w:val="0"/>
-        <w:jc w:val="left"/>
-        <w:rPr>
-          <w:rFonts w:ascii="Airal" w:hAnsi="Airal"/>
-        </w:rPr>
-      </w:pPr>
-      <w:r>
-        <w:rPr>
-          <w:rFonts w:ascii="Airal" w:hAnsi="Airal"/>
-        </w:rPr>
-      </w:r>
-    </w:p>
-    <w:p>
-      <w:pPr>
-        <w:pStyle w:val="Normal"/>
-        <w:bidi w:val="0"/>
-        <w:jc w:val="left"/>
-        <w:rPr>
-          <w:rFonts w:ascii="Airal" w:hAnsi="Airal"/>
-        </w:rPr>
-      </w:pPr>
-      <w:r>
-        <w:rPr>
-          <w:rFonts w:ascii="Airal" w:hAnsi="Airal"/>
-        </w:rPr>
-      </w:r>
-    </w:p>
-    <w:p>
-      <w:pPr>
-        <w:pStyle w:val="Normal"/>
-        <w:bidi w:val="0"/>
-        <w:jc w:val="left"/>
-        <w:rPr>
-          <w:rFonts w:ascii="Airal" w:hAnsi="Airal"/>
-        </w:rPr>
-      </w:pPr>
-      <w:r>
-        <w:rPr>
-          <w:rFonts w:ascii="Airal" w:hAnsi="Airal"/>
-        </w:rPr>
-      </w:r>
-    </w:p>
-    <w:p>
-      <w:pPr>
-        <w:pStyle w:val="Normal"/>
-        <w:bidi w:val="0"/>
-        <w:jc w:val="left"/>
-        <w:rPr>
-          <w:rFonts w:ascii="Airal" w:hAnsi="Airal"/>
-        </w:rPr>
-      </w:pPr>
-      <w:r>
-        <w:rPr>
-          <w:rFonts w:ascii="Airal" w:hAnsi="Airal"/>
-        </w:rPr>
-      </w:r>
-    </w:p>
-    <w:p>
-      <w:pPr>
-        <w:pStyle w:val="Normal"/>
-        <w:bidi w:val="0"/>
-        <w:jc w:val="left"/>
-        <w:rPr>
-          <w:rFonts w:ascii="Airal" w:hAnsi="Airal"/>
-        </w:rPr>
-      </w:pPr>
-      <w:r>
-        <w:rPr>
-          <w:rFonts w:ascii="Airal" w:hAnsi="Airal"/>
-        </w:rPr>
-      </w:r>
-    </w:p>
-    <w:p>
-      <w:pPr>
-        <w:pStyle w:val="Normal"/>
-        <w:bidi w:val="0"/>
-        <w:jc w:val="left"/>
-        <w:rPr>
-          <w:rFonts w:ascii="Airal" w:hAnsi="Airal"/>
-        </w:rPr>
-      </w:pPr>
-      <w:r>
-        <w:rPr>
-          <w:rFonts w:ascii="Airal" w:hAnsi="Airal"/>
-        </w:rPr>
-      </w:r>
-    </w:p>
-    <w:p>
-      <w:pPr>
-        <w:pStyle w:val="Normal"/>
-        <w:bidi w:val="0"/>
-        <w:jc w:val="left"/>
-        <w:rPr>
-          <w:rFonts w:ascii="Airal" w:hAnsi="Airal"/>
-        </w:rPr>
-      </w:pPr>
-      <w:r>
-        <w:rPr>
-          <w:rFonts w:ascii="Airal" w:hAnsi="Airal"/>
-        </w:rPr>
-      </w:r>
-    </w:p>
-    <w:p>
-      <w:pPr>
-        <w:pStyle w:val="Normal"/>
-        <w:bidi w:val="0"/>
-        <w:jc w:val="left"/>
-        <w:rPr>
-          <w:rFonts w:ascii="Airal" w:hAnsi="Airal"/>
-        </w:rPr>
-      </w:pPr>
-      <w:r>
-        <w:rPr>
-          <w:rFonts w:ascii="Airal" w:hAnsi="Airal"/>
-        </w:rPr>
-      </w:r>
-    </w:p>
-    <w:p>
-      <w:pPr>
-        <w:pStyle w:val="Normal"/>
-        <w:bidi w:val="0"/>
-        <w:jc w:val="left"/>
-        <w:rPr>
-          <w:rFonts w:ascii="Airal" w:hAnsi="Airal"/>
-        </w:rPr>
-      </w:pPr>
-      <w:r>
-        <w:rPr>
-          <w:rFonts w:ascii="Airal" w:hAnsi="Airal"/>
-        </w:rPr>
-      </w:r>
-    </w:p>
-    <w:p>
-      <w:pPr>
-        <w:pStyle w:val="Normal"/>
-        <w:bidi w:val="0"/>
-        <w:jc w:val="left"/>
-        <w:rPr>
-          <w:rFonts w:ascii="Airal" w:hAnsi="Airal"/>
-        </w:rPr>
-      </w:pPr>
-      <w:r>
-        <w:rPr>
-          <w:rFonts w:ascii="Airal" w:hAnsi="Airal"/>
-        </w:rPr>
-      </w:r>
-    </w:p>
-    <w:p>
-      <w:pPr>
-        <w:pStyle w:val="Normal"/>
-        <w:bidi w:val="0"/>
-        <w:jc w:val="left"/>
-        <w:rPr>
-          <w:rFonts w:ascii="Airal" w:hAnsi="Airal"/>
-        </w:rPr>
-      </w:pPr>
-      <w:r>
-        <w:rPr>
-          <w:rFonts w:ascii="Airal" w:hAnsi="Airal"/>
-        </w:rPr>
-      </w:r>
-    </w:p>
-    <w:p>
-      <w:pPr>
-        <w:pStyle w:val="Normal"/>
-        <w:bidi w:val="0"/>
-        <w:jc w:val="left"/>
-        <w:rPr>
-          <w:rFonts w:ascii="Airal" w:hAnsi="Airal"/>
-        </w:rPr>
-      </w:pPr>
-      <w:r>
-        <w:rPr>
-          <w:rFonts w:ascii="Airal" w:hAnsi="Airal"/>
-        </w:rPr>
-      </w:r>
-    </w:p>
-    <w:p>
-      <w:pPr>
-        <w:pStyle w:val="Normal"/>
-        <w:bidi w:val="0"/>
-        <w:jc w:val="left"/>
-        <w:rPr>
-          <w:rFonts w:ascii="Airal" w:hAnsi="Airal"/>
-        </w:rPr>
-      </w:pPr>
-      <w:r>
-        <w:rPr>
-          <w:rFonts w:ascii="Airal" w:hAnsi="Airal"/>
-        </w:rPr>
-      </w:r>
-    </w:p>
-    <w:p>
-      <w:pPr>
-        <w:pStyle w:val="Normal"/>
-        <w:bidi w:val="0"/>
-        <w:jc w:val="left"/>
-        <w:rPr>
-          <w:rFonts w:ascii="Airal" w:hAnsi="Airal"/>
-        </w:rPr>
-      </w:pPr>
-      <w:r>
-        <w:rPr>
-          <w:rFonts w:ascii="Airal" w:hAnsi="Airal"/>
-        </w:rPr>
-      </w:r>
-    </w:p>
-    <w:p>
-      <w:pPr>
-        <w:pStyle w:val="Normal"/>
-        <w:bidi w:val="0"/>
-        <w:jc w:val="left"/>
-        <w:rPr>
-          <w:rFonts w:ascii="Airal" w:hAnsi="Airal"/>
-        </w:rPr>
-      </w:pPr>
-      <w:r>
-        <w:rPr>
-          <w:rFonts w:ascii="Airal" w:hAnsi="Airal"/>
-        </w:rPr>
-      </w:r>
-    </w:p>
-    <w:p>
-      <w:pPr>
-        <w:pStyle w:val="Normal"/>
-        <w:bidi w:val="0"/>
-        <w:jc w:val="left"/>
-        <w:rPr>
-          <w:rFonts w:ascii="Airal" w:hAnsi="Airal"/>
-        </w:rPr>
-      </w:pPr>
-      <w:r>
-        <w:rPr>
-          <w:rFonts w:ascii="Airal" w:hAnsi="Airal"/>
-        </w:rPr>
-      </w:r>
-    </w:p>
-    <w:p>
-      <w:pPr>
-        <w:pStyle w:val="Normal"/>
-        <w:bidi w:val="0"/>
-        <w:jc w:val="left"/>
-        <w:rPr>
-          <w:rFonts w:ascii="Airal" w:hAnsi="Airal"/>
-        </w:rPr>
-      </w:pPr>
-      <w:r>
-        <w:rPr>
-          <w:rFonts w:ascii="Airal" w:hAnsi="Airal"/>
-        </w:rPr>
-      </w:r>
-    </w:p>
-    <w:p>
-      <w:pPr>
-        <w:pStyle w:val="Normal"/>
-        <w:bidi w:val="0"/>
-        <w:jc w:val="left"/>
-        <w:rPr>
-          <w:rFonts w:ascii="Airal" w:hAnsi="Airal"/>
-        </w:rPr>
-      </w:pPr>
-      <w:r>
-        <w:rPr>
-          <w:rFonts w:ascii="Airal" w:hAnsi="Airal"/>
-        </w:rPr>
-      </w:r>
-    </w:p>
-    <w:p>
-      <w:pPr>
-        <w:pStyle w:val="Normal"/>
-        <w:bidi w:val="0"/>
-        <w:jc w:val="left"/>
-        <w:rPr>
-          <w:rFonts w:ascii="Airal" w:hAnsi="Airal"/>
-        </w:rPr>
-      </w:pPr>
-      <w:r>
-        <w:rPr>
-          <w:rFonts w:ascii="Airal" w:hAnsi="Airal"/>
-        </w:rPr>
-      </w:r>
-    </w:p>
-    <w:p>
-      <w:pPr>
-        <w:pStyle w:val="Normal"/>
-        <w:bidi w:val="0"/>
-        <w:jc w:val="left"/>
-        <w:rPr>
-          <w:rFonts w:ascii="Airal" w:hAnsi="Airal"/>
-        </w:rPr>
-      </w:pPr>
-      <w:r>
-        <w:rPr>
-          <w:rFonts w:ascii="Airal" w:hAnsi="Airal"/>
-        </w:rPr>
-      </w:r>
-    </w:p>
-    <w:p>
-      <w:pPr>
-        <w:pStyle w:val="Normal"/>
-        <w:bidi w:val="0"/>
-        <w:jc w:val="left"/>
-        <w:rPr>
-          <w:rFonts w:ascii="Airal" w:hAnsi="Airal"/>
-        </w:rPr>
-      </w:pPr>
-      <w:r>
-        <w:rPr>
-          <w:rFonts w:ascii="Airal" w:hAnsi="Airal"/>
-        </w:rPr>
-      </w:r>
-    </w:p>
-    <w:p>
-      <w:pPr>
-        <w:pStyle w:val="Normal"/>
-        <w:bidi w:val="0"/>
-        <w:jc w:val="left"/>
-        <w:rPr>
-          <w:rFonts w:ascii="Airal" w:hAnsi="Airal"/>
-        </w:rPr>
-      </w:pPr>
-      <w:r>
-        <w:rPr>
-          <w:rFonts w:ascii="Airal" w:hAnsi="Airal"/>
-        </w:rPr>
-      </w:r>
-    </w:p>
     <w:sectPr>
       <w:type w:val="nextPage"/>
       <w:pgSz w:w="12240" w:h="15840"/>
@@ -11539,7 +9628,7 @@
     <w:pPr>
       <w:widowControl/>
       <w:suppressAutoHyphens w:val="true"/>
-      <w:overflowPunct w:val="false"/>
+      <w:overflowPunct w:val="true"/>
       <w:bidi w:val="0"/>
       <w:spacing w:before="0" w:after="0"/>
       <w:jc w:val="left"/>
